--- a/Решение_задач_ЛП.docx
+++ b/Решение_задач_ЛП.docx
@@ -21,7 +21,7 @@
         <w:rPr>
           <w:color w:val="1F3B73"/>
         </w:rPr>
-        <w:t>Задача 1. Симплекс-метод с приведением к форме f(z)</w:t>
+        <w:t>Задача 1. Приведение к нормальной форме</w:t>
       </w:r>
     </w:p>
     <w:p>
@@ -92,7 +92,7 @@
           <w:i w:val="0"/>
           <w:sz w:val="24"/>
         </w:rPr>
-        <w:t>Выбор начального базиса.</w:t>
+        <w:t>Шаг 1. Выбор базисных переменных.</w:t>
       </w:r>
     </w:p>
     <w:p>
@@ -102,27 +102,7 @@
           <w:i w:val="0"/>
           <w:sz w:val="24"/>
         </w:rPr>
-        <w:t>Переменные x₄, x₅, x₃ входят каждая ровно в одно уравнение с коэффициентом +1 и образуют единичную матрицу, правые части положительны (4, 3, 7). Поэтому искусственные переменные не нужны — берём базис Б₀ = {x₄, x₅, x₃}.</w:t>
-      </w:r>
-    </w:p>
-    <w:p>
-      <w:r>
-        <w:rPr>
-          <w:b/>
-          <w:i w:val="0"/>
-          <w:sz w:val="24"/>
-        </w:rPr>
-        <w:t>Приведение целевой функции к форме f(z).</w:t>
-      </w:r>
-    </w:p>
-    <w:p>
-      <w:r>
-        <w:rPr>
-          <w:b w:val="0"/>
-          <w:i w:val="0"/>
-          <w:sz w:val="24"/>
-        </w:rPr>
-        <w:t>Выражаем базисные переменные через свободные и подставляем в f:</w:t>
+        <w:t>Переменные x₃, x₄, x₅ входят каждая ровно в одно уравнение с коэффициентом +1 и образуют единичную матрицу. Принимаем их за базисные, а x₁, x₂ — за свободные. Выразим базисные через свободные:</w:t>
       </w:r>
     </w:p>
     <w:p>
@@ -138,6 +118,16 @@
       </w:r>
     </w:p>
     <w:p>
+      <w:r>
+        <w:rPr>
+          <w:b/>
+          <w:i w:val="0"/>
+          <w:sz w:val="24"/>
+        </w:rPr>
+        <w:t>Шаг 2. Подстановка в целевую функцию.</w:t>
+      </w:r>
+    </w:p>
+    <w:p>
       <w:pPr>
         <w:jc w:val="center"/>
       </w:pPr>
@@ -146,7 +136,29 @@
           <w:rFonts w:ascii="Cambria Math" w:hAnsi="Cambria Math"/>
           <w:sz w:val="26"/>
         </w:rPr>
-        <w:t>f = 3x₁ + 2x₂ − 4(4 − 2x₁ + x₂) + (3 + x₁ − x₂) = −13 + 12x₁ − 3x₂</w:t>
+        <w:t>f = 3x₁ + 2x₂ − 4(4 − 2x₁ + x₂) + (3 + x₁ − x₂)</w:t>
+      </w:r>
+    </w:p>
+    <w:p>
+      <w:pPr>
+        <w:jc w:val="center"/>
+      </w:pPr>
+      <w:r>
+        <w:rPr>
+          <w:rFonts w:ascii="Cambria Math" w:hAnsi="Cambria Math"/>
+          <w:sz w:val="26"/>
+        </w:rPr>
+        <w:t>f = −13 + 12x₁ − 3x₂ → max</w:t>
+      </w:r>
+    </w:p>
+    <w:p>
+      <w:r>
+        <w:rPr>
+          <w:b/>
+          <w:i w:val="0"/>
+          <w:sz w:val="24"/>
+        </w:rPr>
+        <w:t>Шаг 3. Условия неотрицательности базисных переменных</w:t>
       </w:r>
     </w:p>
     <w:p>
@@ -156,7 +168,43 @@
           <w:i w:val="0"/>
           <w:sz w:val="24"/>
         </w:rPr>
-        <w:t>То есть в форме свободных переменных:  f(z) = −13 + 12x₁ − 3x₂ → max.</w:t>
+        <w:t>(x₃ ≥ 0, x₄ ≥ 0, x₅ ≥ 0) дают систему неравенств:</w:t>
+      </w:r>
+    </w:p>
+    <w:p>
+      <w:pPr>
+        <w:jc w:val="center"/>
+      </w:pPr>
+      <w:r>
+        <w:rPr>
+          <w:rFonts w:ascii="Cambria Math" w:hAnsi="Cambria Math"/>
+          <w:sz w:val="26"/>
+        </w:rPr>
+        <w:t>4 − 2x₁ + x₂ ≥ 0   →   2x₁ − x₂ ≤ 4</w:t>
+      </w:r>
+    </w:p>
+    <w:p>
+      <w:pPr>
+        <w:jc w:val="center"/>
+      </w:pPr>
+      <w:r>
+        <w:rPr>
+          <w:rFonts w:ascii="Cambria Math" w:hAnsi="Cambria Math"/>
+          <w:sz w:val="26"/>
+        </w:rPr>
+        <w:t>3 + x₁ − x₂ ≥ 0   →   −x₁ + x₂ ≤ 3</w:t>
+      </w:r>
+    </w:p>
+    <w:p>
+      <w:pPr>
+        <w:jc w:val="center"/>
+      </w:pPr>
+      <w:r>
+        <w:rPr>
+          <w:rFonts w:ascii="Cambria Math" w:hAnsi="Cambria Math"/>
+          <w:sz w:val="26"/>
+        </w:rPr>
+        <w:t>7 − x₁ − x₂ ≥ 0   →   x₁ + x₂ ≤ 7</w:t>
       </w:r>
     </w:p>
     <w:p>
@@ -166,7 +214,51 @@
           <w:i w:val="0"/>
           <w:sz w:val="24"/>
         </w:rPr>
-        <w:t>Таблица 1 — ДБР0,  базис {x₄, x₅, x₃}</w:t>
+        <w:t>Нормальная (стандартная) форма задачи:</w:t>
+      </w:r>
+    </w:p>
+    <w:p>
+      <w:pPr>
+        <w:jc w:val="center"/>
+      </w:pPr>
+      <w:r>
+        <w:rPr>
+          <w:rFonts w:ascii="Cambria Math" w:hAnsi="Cambria Math"/>
+          <w:sz w:val="26"/>
+        </w:rPr>
+        <w:t>f = −13 + 12x₁ − 3x₂ → max</w:t>
+      </w:r>
+    </w:p>
+    <w:p>
+      <w:pPr>
+        <w:jc w:val="center"/>
+      </w:pPr>
+      <w:r>
+        <w:rPr>
+          <w:rFonts w:ascii="Cambria Math" w:hAnsi="Cambria Math"/>
+          <w:sz w:val="26"/>
+        </w:rPr>
+        <w:t>2x₁ − x₂ ≤ 4;   −x₁ + x₂ ≤ 3;   x₁ + x₂ ≤ 7;   x₁, x₂ ≥ 0</w:t>
+      </w:r>
+    </w:p>
+    <w:p>
+      <w:r>
+        <w:rPr>
+          <w:b/>
+          <w:i w:val="0"/>
+          <w:sz w:val="24"/>
+        </w:rPr>
+        <w:t>Решение полученной задачи (графически).</w:t>
+      </w:r>
+    </w:p>
+    <w:p>
+      <w:r>
+        <w:rPr>
+          <w:b w:val="0"/>
+          <w:i w:val="0"/>
+          <w:sz w:val="24"/>
+        </w:rPr>
+        <w:t>Вершины области допустимых решений и значения f = −13 + 12x₁ − 3x₂:</w:t>
       </w:r>
     </w:p>
     <w:tbl>
@@ -177,19 +269,13 @@
         <w:tblLook w:firstColumn="1" w:firstRow="1" w:lastColumn="0" w:lastRow="0" w:noHBand="0" w:noVBand="1" w:val="04A0"/>
       </w:tblPr>
       <w:tblGrid>
-        <w:gridCol w:w="1080"/>
-        <w:gridCol w:w="1080"/>
-        <w:gridCol w:w="1080"/>
-        <w:gridCol w:w="1080"/>
-        <w:gridCol w:w="1080"/>
-        <w:gridCol w:w="1080"/>
-        <w:gridCol w:w="1080"/>
-        <w:gridCol w:w="1080"/>
+        <w:gridCol w:w="4320"/>
+        <w:gridCol w:w="4320"/>
       </w:tblGrid>
       <w:tr>
         <w:tc>
           <w:tcPr>
-            <w:tcW w:type="dxa" w:w="1080"/>
+            <w:tcW w:type="dxa" w:w="4320"/>
             <w:shd w:val="clear" w:color="auto" w:fill="D9E2F3"/>
           </w:tcPr>
           <w:p>
@@ -201,13 +287,13 @@
               <w:rPr>
                 <w:b/>
               </w:rPr>
-              <w:t>Базис</w:t>
+              <w:t>Вершина</w:t>
             </w:r>
           </w:p>
         </w:tc>
         <w:tc>
           <w:tcPr>
-            <w:tcW w:type="dxa" w:w="1080"/>
+            <w:tcW w:type="dxa" w:w="4320"/>
             <w:shd w:val="clear" w:color="auto" w:fill="D9E2F3"/>
           </w:tcPr>
           <w:p>
@@ -219,14 +305,15 @@
               <w:rPr>
                 <w:b/>
               </w:rPr>
-              <w:t>Св.чл.</w:t>
+              <w:t>f = −13 + 12x₁ − 3x₂</w:t>
             </w:r>
           </w:p>
         </w:tc>
+      </w:tr>
+      <w:tr>
         <w:tc>
           <w:tcPr>
-            <w:tcW w:type="dxa" w:w="1080"/>
-            <w:shd w:val="clear" w:color="auto" w:fill="D9E2F3"/>
+            <w:tcW w:type="dxa" w:w="4320"/>
           </w:tcPr>
           <w:p>
             <w:pPr>
@@ -234,470 +321,13 @@
             </w:pPr>
             <w:r/>
             <w:r>
-              <w:rPr>
-                <w:b/>
-              </w:rPr>
-              <w:t>x₁</w:t>
+              <w:t>(0, 0)</w:t>
             </w:r>
           </w:p>
         </w:tc>
         <w:tc>
           <w:tcPr>
-            <w:tcW w:type="dxa" w:w="1080"/>
-            <w:shd w:val="clear" w:color="auto" w:fill="D9E2F3"/>
-          </w:tcPr>
-          <w:p>
-            <w:pPr>
-              <w:jc w:val="center"/>
-            </w:pPr>
-            <w:r/>
-            <w:r>
-              <w:rPr>
-                <w:b/>
-              </w:rPr>
-              <w:t>x₂</w:t>
-            </w:r>
-          </w:p>
-        </w:tc>
-        <w:tc>
-          <w:tcPr>
-            <w:tcW w:type="dxa" w:w="1080"/>
-            <w:shd w:val="clear" w:color="auto" w:fill="D9E2F3"/>
-          </w:tcPr>
-          <w:p>
-            <w:pPr>
-              <w:jc w:val="center"/>
-            </w:pPr>
-            <w:r/>
-            <w:r>
-              <w:rPr>
-                <w:b/>
-              </w:rPr>
-              <w:t>x₃</w:t>
-            </w:r>
-          </w:p>
-        </w:tc>
-        <w:tc>
-          <w:tcPr>
-            <w:tcW w:type="dxa" w:w="1080"/>
-            <w:shd w:val="clear" w:color="auto" w:fill="D9E2F3"/>
-          </w:tcPr>
-          <w:p>
-            <w:pPr>
-              <w:jc w:val="center"/>
-            </w:pPr>
-            <w:r/>
-            <w:r>
-              <w:rPr>
-                <w:b/>
-              </w:rPr>
-              <w:t>x₄</w:t>
-            </w:r>
-          </w:p>
-        </w:tc>
-        <w:tc>
-          <w:tcPr>
-            <w:tcW w:type="dxa" w:w="1080"/>
-            <w:shd w:val="clear" w:color="auto" w:fill="D9E2F3"/>
-          </w:tcPr>
-          <w:p>
-            <w:pPr>
-              <w:jc w:val="center"/>
-            </w:pPr>
-            <w:r/>
-            <w:r>
-              <w:rPr>
-                <w:b/>
-              </w:rPr>
-              <w:t>x₅</w:t>
-            </w:r>
-          </w:p>
-        </w:tc>
-        <w:tc>
-          <w:tcPr>
-            <w:tcW w:type="dxa" w:w="1080"/>
-            <w:shd w:val="clear" w:color="auto" w:fill="D9E2F3"/>
-          </w:tcPr>
-          <w:p>
-            <w:pPr>
-              <w:jc w:val="center"/>
-            </w:pPr>
-            <w:r/>
-            <w:r>
-              <w:rPr>
-                <w:b/>
-              </w:rPr>
-              <w:t>θ</w:t>
-            </w:r>
-          </w:p>
-        </w:tc>
-      </w:tr>
-      <w:tr>
-        <w:tc>
-          <w:tcPr>
-            <w:tcW w:type="dxa" w:w="1080"/>
-          </w:tcPr>
-          <w:p>
-            <w:pPr>
-              <w:jc w:val="center"/>
-            </w:pPr>
-            <w:r/>
-            <w:r>
-              <w:t>x₄</w:t>
-            </w:r>
-          </w:p>
-        </w:tc>
-        <w:tc>
-          <w:tcPr>
-            <w:tcW w:type="dxa" w:w="1080"/>
-          </w:tcPr>
-          <w:p>
-            <w:pPr>
-              <w:jc w:val="center"/>
-            </w:pPr>
-            <w:r/>
-            <w:r>
-              <w:t>4</w:t>
-            </w:r>
-          </w:p>
-        </w:tc>
-        <w:tc>
-          <w:tcPr>
-            <w:tcW w:type="dxa" w:w="1080"/>
-          </w:tcPr>
-          <w:p>
-            <w:pPr>
-              <w:jc w:val="center"/>
-            </w:pPr>
-            <w:r/>
-            <w:r>
-              <w:rPr>
-                <w:b/>
-              </w:rPr>
-              <w:t>2</w:t>
-            </w:r>
-          </w:p>
-        </w:tc>
-        <w:tc>
-          <w:tcPr>
-            <w:tcW w:type="dxa" w:w="1080"/>
-          </w:tcPr>
-          <w:p>
-            <w:pPr>
-              <w:jc w:val="center"/>
-            </w:pPr>
-            <w:r/>
-            <w:r>
-              <w:t>−1</w:t>
-            </w:r>
-          </w:p>
-        </w:tc>
-        <w:tc>
-          <w:tcPr>
-            <w:tcW w:type="dxa" w:w="1080"/>
-          </w:tcPr>
-          <w:p>
-            <w:pPr>
-              <w:jc w:val="center"/>
-            </w:pPr>
-            <w:r/>
-            <w:r>
-              <w:t>0</w:t>
-            </w:r>
-          </w:p>
-        </w:tc>
-        <w:tc>
-          <w:tcPr>
-            <w:tcW w:type="dxa" w:w="1080"/>
-          </w:tcPr>
-          <w:p>
-            <w:pPr>
-              <w:jc w:val="center"/>
-            </w:pPr>
-            <w:r/>
-            <w:r>
-              <w:t>1</w:t>
-            </w:r>
-          </w:p>
-        </w:tc>
-        <w:tc>
-          <w:tcPr>
-            <w:tcW w:type="dxa" w:w="1080"/>
-          </w:tcPr>
-          <w:p>
-            <w:pPr>
-              <w:jc w:val="center"/>
-            </w:pPr>
-            <w:r/>
-            <w:r>
-              <w:t>0</w:t>
-            </w:r>
-          </w:p>
-        </w:tc>
-        <w:tc>
-          <w:tcPr>
-            <w:tcW w:type="dxa" w:w="1080"/>
-          </w:tcPr>
-          <w:p>
-            <w:pPr>
-              <w:jc w:val="center"/>
-            </w:pPr>
-            <w:r/>
-            <w:r>
-              <w:rPr>
-                <w:b/>
-              </w:rPr>
-              <w:t>4/2 = 2</w:t>
-            </w:r>
-          </w:p>
-        </w:tc>
-      </w:tr>
-      <w:tr>
-        <w:tc>
-          <w:tcPr>
-            <w:tcW w:type="dxa" w:w="1080"/>
-          </w:tcPr>
-          <w:p>
-            <w:pPr>
-              <w:jc w:val="center"/>
-            </w:pPr>
-            <w:r/>
-            <w:r>
-              <w:t>x₅</w:t>
-            </w:r>
-          </w:p>
-        </w:tc>
-        <w:tc>
-          <w:tcPr>
-            <w:tcW w:type="dxa" w:w="1080"/>
-          </w:tcPr>
-          <w:p>
-            <w:pPr>
-              <w:jc w:val="center"/>
-            </w:pPr>
-            <w:r/>
-            <w:r>
-              <w:t>3</w:t>
-            </w:r>
-          </w:p>
-        </w:tc>
-        <w:tc>
-          <w:tcPr>
-            <w:tcW w:type="dxa" w:w="1080"/>
-          </w:tcPr>
-          <w:p>
-            <w:pPr>
-              <w:jc w:val="center"/>
-            </w:pPr>
-            <w:r/>
-            <w:r>
-              <w:t>−1</w:t>
-            </w:r>
-          </w:p>
-        </w:tc>
-        <w:tc>
-          <w:tcPr>
-            <w:tcW w:type="dxa" w:w="1080"/>
-          </w:tcPr>
-          <w:p>
-            <w:pPr>
-              <w:jc w:val="center"/>
-            </w:pPr>
-            <w:r/>
-            <w:r>
-              <w:t>1</w:t>
-            </w:r>
-          </w:p>
-        </w:tc>
-        <w:tc>
-          <w:tcPr>
-            <w:tcW w:type="dxa" w:w="1080"/>
-          </w:tcPr>
-          <w:p>
-            <w:pPr>
-              <w:jc w:val="center"/>
-            </w:pPr>
-            <w:r/>
-            <w:r>
-              <w:t>0</w:t>
-            </w:r>
-          </w:p>
-        </w:tc>
-        <w:tc>
-          <w:tcPr>
-            <w:tcW w:type="dxa" w:w="1080"/>
-          </w:tcPr>
-          <w:p>
-            <w:pPr>
-              <w:jc w:val="center"/>
-            </w:pPr>
-            <w:r/>
-            <w:r>
-              <w:t>0</w:t>
-            </w:r>
-          </w:p>
-        </w:tc>
-        <w:tc>
-          <w:tcPr>
-            <w:tcW w:type="dxa" w:w="1080"/>
-          </w:tcPr>
-          <w:p>
-            <w:pPr>
-              <w:jc w:val="center"/>
-            </w:pPr>
-            <w:r/>
-            <w:r>
-              <w:t>1</w:t>
-            </w:r>
-          </w:p>
-        </w:tc>
-        <w:tc>
-          <w:tcPr>
-            <w:tcW w:type="dxa" w:w="1080"/>
-          </w:tcPr>
-          <w:p>
-            <w:pPr>
-              <w:jc w:val="center"/>
-            </w:pPr>
-            <w:r/>
-            <w:r>
-              <w:t>—</w:t>
-            </w:r>
-          </w:p>
-        </w:tc>
-      </w:tr>
-      <w:tr>
-        <w:tc>
-          <w:tcPr>
-            <w:tcW w:type="dxa" w:w="1080"/>
-          </w:tcPr>
-          <w:p>
-            <w:pPr>
-              <w:jc w:val="center"/>
-            </w:pPr>
-            <w:r/>
-            <w:r>
-              <w:t>x₃</w:t>
-            </w:r>
-          </w:p>
-        </w:tc>
-        <w:tc>
-          <w:tcPr>
-            <w:tcW w:type="dxa" w:w="1080"/>
-          </w:tcPr>
-          <w:p>
-            <w:pPr>
-              <w:jc w:val="center"/>
-            </w:pPr>
-            <w:r/>
-            <w:r>
-              <w:t>7</w:t>
-            </w:r>
-          </w:p>
-        </w:tc>
-        <w:tc>
-          <w:tcPr>
-            <w:tcW w:type="dxa" w:w="1080"/>
-          </w:tcPr>
-          <w:p>
-            <w:pPr>
-              <w:jc w:val="center"/>
-            </w:pPr>
-            <w:r/>
-            <w:r>
-              <w:t>1</w:t>
-            </w:r>
-          </w:p>
-        </w:tc>
-        <w:tc>
-          <w:tcPr>
-            <w:tcW w:type="dxa" w:w="1080"/>
-          </w:tcPr>
-          <w:p>
-            <w:pPr>
-              <w:jc w:val="center"/>
-            </w:pPr>
-            <w:r/>
-            <w:r>
-              <w:t>1</w:t>
-            </w:r>
-          </w:p>
-        </w:tc>
-        <w:tc>
-          <w:tcPr>
-            <w:tcW w:type="dxa" w:w="1080"/>
-          </w:tcPr>
-          <w:p>
-            <w:pPr>
-              <w:jc w:val="center"/>
-            </w:pPr>
-            <w:r/>
-            <w:r>
-              <w:t>1</w:t>
-            </w:r>
-          </w:p>
-        </w:tc>
-        <w:tc>
-          <w:tcPr>
-            <w:tcW w:type="dxa" w:w="1080"/>
-          </w:tcPr>
-          <w:p>
-            <w:pPr>
-              <w:jc w:val="center"/>
-            </w:pPr>
-            <w:r/>
-            <w:r>
-              <w:t>0</w:t>
-            </w:r>
-          </w:p>
-        </w:tc>
-        <w:tc>
-          <w:tcPr>
-            <w:tcW w:type="dxa" w:w="1080"/>
-          </w:tcPr>
-          <w:p>
-            <w:pPr>
-              <w:jc w:val="center"/>
-            </w:pPr>
-            <w:r/>
-            <w:r>
-              <w:t>0</w:t>
-            </w:r>
-          </w:p>
-        </w:tc>
-        <w:tc>
-          <w:tcPr>
-            <w:tcW w:type="dxa" w:w="1080"/>
-          </w:tcPr>
-          <w:p>
-            <w:pPr>
-              <w:jc w:val="center"/>
-            </w:pPr>
-            <w:r/>
-            <w:r>
-              <w:t>7/1 = 7</w:t>
-            </w:r>
-          </w:p>
-        </w:tc>
-      </w:tr>
-      <w:tr>
-        <w:tc>
-          <w:tcPr>
-            <w:tcW w:type="dxa" w:w="1080"/>
-          </w:tcPr>
-          <w:p>
-            <w:pPr>
-              <w:jc w:val="center"/>
-            </w:pPr>
-            <w:r/>
-            <w:r>
-              <w:t>f</w:t>
-            </w:r>
-          </w:p>
-        </w:tc>
-        <w:tc>
-          <w:tcPr>
-            <w:tcW w:type="dxa" w:w="1080"/>
+            <w:tcW w:type="dxa" w:w="4320"/>
           </w:tcPr>
           <w:p>
             <w:pPr>
@@ -709,9 +339,11 @@
             </w:r>
           </w:p>
         </w:tc>
+      </w:tr>
+      <w:tr>
         <w:tc>
           <w:tcPr>
-            <w:tcW w:type="dxa" w:w="1080"/>
+            <w:tcW w:type="dxa" w:w="4320"/>
           </w:tcPr>
           <w:p>
             <w:pPr>
@@ -719,652 +351,13 @@
             </w:pPr>
             <w:r/>
             <w:r>
-              <w:rPr>
-                <w:b/>
-              </w:rPr>
-              <w:t>12</w:t>
+              <w:t>(2, 0)</w:t>
             </w:r>
           </w:p>
         </w:tc>
         <w:tc>
           <w:tcPr>
-            <w:tcW w:type="dxa" w:w="1080"/>
-          </w:tcPr>
-          <w:p>
-            <w:pPr>
-              <w:jc w:val="center"/>
-            </w:pPr>
-            <w:r/>
-            <w:r>
-              <w:t>−3</w:t>
-            </w:r>
-          </w:p>
-        </w:tc>
-        <w:tc>
-          <w:tcPr>
-            <w:tcW w:type="dxa" w:w="1080"/>
-          </w:tcPr>
-          <w:p>
-            <w:pPr>
-              <w:jc w:val="center"/>
-            </w:pPr>
-            <w:r/>
-            <w:r>
-              <w:t>0</w:t>
-            </w:r>
-          </w:p>
-        </w:tc>
-        <w:tc>
-          <w:tcPr>
-            <w:tcW w:type="dxa" w:w="1080"/>
-          </w:tcPr>
-          <w:p>
-            <w:pPr>
-              <w:jc w:val="center"/>
-            </w:pPr>
-            <w:r/>
-            <w:r>
-              <w:t>0</w:t>
-            </w:r>
-          </w:p>
-        </w:tc>
-        <w:tc>
-          <w:tcPr>
-            <w:tcW w:type="dxa" w:w="1080"/>
-          </w:tcPr>
-          <w:p>
-            <w:pPr>
-              <w:jc w:val="center"/>
-            </w:pPr>
-            <w:r/>
-            <w:r>
-              <w:t>0</w:t>
-            </w:r>
-          </w:p>
-        </w:tc>
-        <w:tc>
-          <w:tcPr>
-            <w:tcW w:type="dxa" w:w="1080"/>
-          </w:tcPr>
-          <w:p>
-            <w:pPr>
-              <w:jc w:val="center"/>
-            </w:pPr>
-            <w:r/>
-            <w:r/>
-          </w:p>
-        </w:tc>
-      </w:tr>
-    </w:tbl>
-    <w:p>
-      <w:r>
-        <w:rPr>
-          <w:b w:val="0"/>
-          <w:i w:val="0"/>
-          <w:sz w:val="24"/>
-        </w:rPr>
-        <w:t>ДБР0: x₁ = x₂ = 0, x₃ = 7, x₄ = 4, x₅ = 3, f = −13. План не оптимален, т.к. в строке f есть положительный коэффициент f(x₁) = 12.</w:t>
-      </w:r>
-    </w:p>
-    <w:p>
-      <w:r>
-        <w:rPr>
-          <w:b w:val="0"/>
-          <w:i w:val="0"/>
-          <w:sz w:val="24"/>
-        </w:rPr>
-        <w:t>Вводим в базис x₁. По правилу минимального отношения min(2; 7) = 2 ⇒ выводим x₄ (разрешающий элемент = 2). Получаем Б₁ = {x₁, x₅, x₃}.</w:t>
-      </w:r>
-    </w:p>
-    <w:p>
-      <w:r>
-        <w:rPr>
-          <w:b/>
-          <w:i w:val="0"/>
-          <w:sz w:val="24"/>
-        </w:rPr>
-        <w:t>Таблица 2 — ДБР1,  базис {x₁, x₅, x₃}</w:t>
-      </w:r>
-    </w:p>
-    <w:p>
-      <w:r>
-        <w:rPr>
-          <w:b w:val="0"/>
-          <w:i w:val="0"/>
-          <w:sz w:val="24"/>
-        </w:rPr>
-        <w:t>Пересчёт: x₁ⁿ = x₄ᶜ/2;  x₅ⁿ = x₅ᶜ + x₁ⁿ;  x₃ⁿ = x₃ᶜ − x₁ⁿ.</w:t>
-      </w:r>
-    </w:p>
-    <w:tbl>
-      <w:tblPr>
-        <w:tblStyle w:val="TableGrid"/>
-        <w:tblW w:type="auto" w:w="0"/>
-        <w:jc w:val="center"/>
-        <w:tblLook w:firstColumn="1" w:firstRow="1" w:lastColumn="0" w:lastRow="0" w:noHBand="0" w:noVBand="1" w:val="04A0"/>
-      </w:tblPr>
-      <w:tblGrid>
-        <w:gridCol w:w="1080"/>
-        <w:gridCol w:w="1080"/>
-        <w:gridCol w:w="1080"/>
-        <w:gridCol w:w="1080"/>
-        <w:gridCol w:w="1080"/>
-        <w:gridCol w:w="1080"/>
-        <w:gridCol w:w="1080"/>
-        <w:gridCol w:w="1080"/>
-      </w:tblGrid>
-      <w:tr>
-        <w:tc>
-          <w:tcPr>
-            <w:tcW w:type="dxa" w:w="1080"/>
-            <w:shd w:val="clear" w:color="auto" w:fill="D9E2F3"/>
-          </w:tcPr>
-          <w:p>
-            <w:pPr>
-              <w:jc w:val="center"/>
-            </w:pPr>
-            <w:r/>
-            <w:r>
-              <w:rPr>
-                <w:b/>
-              </w:rPr>
-              <w:t>Базис</w:t>
-            </w:r>
-          </w:p>
-        </w:tc>
-        <w:tc>
-          <w:tcPr>
-            <w:tcW w:type="dxa" w:w="1080"/>
-            <w:shd w:val="clear" w:color="auto" w:fill="D9E2F3"/>
-          </w:tcPr>
-          <w:p>
-            <w:pPr>
-              <w:jc w:val="center"/>
-            </w:pPr>
-            <w:r/>
-            <w:r>
-              <w:rPr>
-                <w:b/>
-              </w:rPr>
-              <w:t>Св.чл.</w:t>
-            </w:r>
-          </w:p>
-        </w:tc>
-        <w:tc>
-          <w:tcPr>
-            <w:tcW w:type="dxa" w:w="1080"/>
-            <w:shd w:val="clear" w:color="auto" w:fill="D9E2F3"/>
-          </w:tcPr>
-          <w:p>
-            <w:pPr>
-              <w:jc w:val="center"/>
-            </w:pPr>
-            <w:r/>
-            <w:r>
-              <w:rPr>
-                <w:b/>
-              </w:rPr>
-              <w:t>x₁</w:t>
-            </w:r>
-          </w:p>
-        </w:tc>
-        <w:tc>
-          <w:tcPr>
-            <w:tcW w:type="dxa" w:w="1080"/>
-            <w:shd w:val="clear" w:color="auto" w:fill="D9E2F3"/>
-          </w:tcPr>
-          <w:p>
-            <w:pPr>
-              <w:jc w:val="center"/>
-            </w:pPr>
-            <w:r/>
-            <w:r>
-              <w:rPr>
-                <w:b/>
-              </w:rPr>
-              <w:t>x₂</w:t>
-            </w:r>
-          </w:p>
-        </w:tc>
-        <w:tc>
-          <w:tcPr>
-            <w:tcW w:type="dxa" w:w="1080"/>
-            <w:shd w:val="clear" w:color="auto" w:fill="D9E2F3"/>
-          </w:tcPr>
-          <w:p>
-            <w:pPr>
-              <w:jc w:val="center"/>
-            </w:pPr>
-            <w:r/>
-            <w:r>
-              <w:rPr>
-                <w:b/>
-              </w:rPr>
-              <w:t>x₃</w:t>
-            </w:r>
-          </w:p>
-        </w:tc>
-        <w:tc>
-          <w:tcPr>
-            <w:tcW w:type="dxa" w:w="1080"/>
-            <w:shd w:val="clear" w:color="auto" w:fill="D9E2F3"/>
-          </w:tcPr>
-          <w:p>
-            <w:pPr>
-              <w:jc w:val="center"/>
-            </w:pPr>
-            <w:r/>
-            <w:r>
-              <w:rPr>
-                <w:b/>
-              </w:rPr>
-              <w:t>x₄</w:t>
-            </w:r>
-          </w:p>
-        </w:tc>
-        <w:tc>
-          <w:tcPr>
-            <w:tcW w:type="dxa" w:w="1080"/>
-            <w:shd w:val="clear" w:color="auto" w:fill="D9E2F3"/>
-          </w:tcPr>
-          <w:p>
-            <w:pPr>
-              <w:jc w:val="center"/>
-            </w:pPr>
-            <w:r/>
-            <w:r>
-              <w:rPr>
-                <w:b/>
-              </w:rPr>
-              <w:t>x₅</w:t>
-            </w:r>
-          </w:p>
-        </w:tc>
-        <w:tc>
-          <w:tcPr>
-            <w:tcW w:type="dxa" w:w="1080"/>
-            <w:shd w:val="clear" w:color="auto" w:fill="D9E2F3"/>
-          </w:tcPr>
-          <w:p>
-            <w:pPr>
-              <w:jc w:val="center"/>
-            </w:pPr>
-            <w:r/>
-            <w:r>
-              <w:rPr>
-                <w:b/>
-              </w:rPr>
-              <w:t>θ</w:t>
-            </w:r>
-          </w:p>
-        </w:tc>
-      </w:tr>
-      <w:tr>
-        <w:tc>
-          <w:tcPr>
-            <w:tcW w:type="dxa" w:w="1080"/>
-          </w:tcPr>
-          <w:p>
-            <w:pPr>
-              <w:jc w:val="center"/>
-            </w:pPr>
-            <w:r/>
-            <w:r>
-              <w:t>x₁</w:t>
-            </w:r>
-          </w:p>
-        </w:tc>
-        <w:tc>
-          <w:tcPr>
-            <w:tcW w:type="dxa" w:w="1080"/>
-          </w:tcPr>
-          <w:p>
-            <w:pPr>
-              <w:jc w:val="center"/>
-            </w:pPr>
-            <w:r/>
-            <w:r>
-              <w:t>2</w:t>
-            </w:r>
-          </w:p>
-        </w:tc>
-        <w:tc>
-          <w:tcPr>
-            <w:tcW w:type="dxa" w:w="1080"/>
-          </w:tcPr>
-          <w:p>
-            <w:pPr>
-              <w:jc w:val="center"/>
-            </w:pPr>
-            <w:r/>
-            <w:r>
-              <w:t>1</w:t>
-            </w:r>
-          </w:p>
-        </w:tc>
-        <w:tc>
-          <w:tcPr>
-            <w:tcW w:type="dxa" w:w="1080"/>
-          </w:tcPr>
-          <w:p>
-            <w:pPr>
-              <w:jc w:val="center"/>
-            </w:pPr>
-            <w:r/>
-            <w:r>
-              <w:t>−1/2</w:t>
-            </w:r>
-          </w:p>
-        </w:tc>
-        <w:tc>
-          <w:tcPr>
-            <w:tcW w:type="dxa" w:w="1080"/>
-          </w:tcPr>
-          <w:p>
-            <w:pPr>
-              <w:jc w:val="center"/>
-            </w:pPr>
-            <w:r/>
-            <w:r>
-              <w:t>0</w:t>
-            </w:r>
-          </w:p>
-        </w:tc>
-        <w:tc>
-          <w:tcPr>
-            <w:tcW w:type="dxa" w:w="1080"/>
-          </w:tcPr>
-          <w:p>
-            <w:pPr>
-              <w:jc w:val="center"/>
-            </w:pPr>
-            <w:r/>
-            <w:r>
-              <w:t>1/2</w:t>
-            </w:r>
-          </w:p>
-        </w:tc>
-        <w:tc>
-          <w:tcPr>
-            <w:tcW w:type="dxa" w:w="1080"/>
-          </w:tcPr>
-          <w:p>
-            <w:pPr>
-              <w:jc w:val="center"/>
-            </w:pPr>
-            <w:r/>
-            <w:r>
-              <w:t>0</w:t>
-            </w:r>
-          </w:p>
-        </w:tc>
-        <w:tc>
-          <w:tcPr>
-            <w:tcW w:type="dxa" w:w="1080"/>
-          </w:tcPr>
-          <w:p>
-            <w:pPr>
-              <w:jc w:val="center"/>
-            </w:pPr>
-            <w:r/>
-            <w:r>
-              <w:t>—</w:t>
-            </w:r>
-          </w:p>
-        </w:tc>
-      </w:tr>
-      <w:tr>
-        <w:tc>
-          <w:tcPr>
-            <w:tcW w:type="dxa" w:w="1080"/>
-          </w:tcPr>
-          <w:p>
-            <w:pPr>
-              <w:jc w:val="center"/>
-            </w:pPr>
-            <w:r/>
-            <w:r>
-              <w:t>x₅</w:t>
-            </w:r>
-          </w:p>
-        </w:tc>
-        <w:tc>
-          <w:tcPr>
-            <w:tcW w:type="dxa" w:w="1080"/>
-          </w:tcPr>
-          <w:p>
-            <w:pPr>
-              <w:jc w:val="center"/>
-            </w:pPr>
-            <w:r/>
-            <w:r>
-              <w:t>5</w:t>
-            </w:r>
-          </w:p>
-        </w:tc>
-        <w:tc>
-          <w:tcPr>
-            <w:tcW w:type="dxa" w:w="1080"/>
-          </w:tcPr>
-          <w:p>
-            <w:pPr>
-              <w:jc w:val="center"/>
-            </w:pPr>
-            <w:r/>
-            <w:r>
-              <w:t>0</w:t>
-            </w:r>
-          </w:p>
-        </w:tc>
-        <w:tc>
-          <w:tcPr>
-            <w:tcW w:type="dxa" w:w="1080"/>
-          </w:tcPr>
-          <w:p>
-            <w:pPr>
-              <w:jc w:val="center"/>
-            </w:pPr>
-            <w:r/>
-            <w:r>
-              <w:t>1/2</w:t>
-            </w:r>
-          </w:p>
-        </w:tc>
-        <w:tc>
-          <w:tcPr>
-            <w:tcW w:type="dxa" w:w="1080"/>
-          </w:tcPr>
-          <w:p>
-            <w:pPr>
-              <w:jc w:val="center"/>
-            </w:pPr>
-            <w:r/>
-            <w:r>
-              <w:t>0</w:t>
-            </w:r>
-          </w:p>
-        </w:tc>
-        <w:tc>
-          <w:tcPr>
-            <w:tcW w:type="dxa" w:w="1080"/>
-          </w:tcPr>
-          <w:p>
-            <w:pPr>
-              <w:jc w:val="center"/>
-            </w:pPr>
-            <w:r/>
-            <w:r>
-              <w:t>1/2</w:t>
-            </w:r>
-          </w:p>
-        </w:tc>
-        <w:tc>
-          <w:tcPr>
-            <w:tcW w:type="dxa" w:w="1080"/>
-          </w:tcPr>
-          <w:p>
-            <w:pPr>
-              <w:jc w:val="center"/>
-            </w:pPr>
-            <w:r/>
-            <w:r>
-              <w:t>1</w:t>
-            </w:r>
-          </w:p>
-        </w:tc>
-        <w:tc>
-          <w:tcPr>
-            <w:tcW w:type="dxa" w:w="1080"/>
-          </w:tcPr>
-          <w:p>
-            <w:pPr>
-              <w:jc w:val="center"/>
-            </w:pPr>
-            <w:r/>
-            <w:r>
-              <w:t>5/(1/2) = 10</w:t>
-            </w:r>
-          </w:p>
-        </w:tc>
-      </w:tr>
-      <w:tr>
-        <w:tc>
-          <w:tcPr>
-            <w:tcW w:type="dxa" w:w="1080"/>
-          </w:tcPr>
-          <w:p>
-            <w:pPr>
-              <w:jc w:val="center"/>
-            </w:pPr>
-            <w:r/>
-            <w:r>
-              <w:t>x₃</w:t>
-            </w:r>
-          </w:p>
-        </w:tc>
-        <w:tc>
-          <w:tcPr>
-            <w:tcW w:type="dxa" w:w="1080"/>
-          </w:tcPr>
-          <w:p>
-            <w:pPr>
-              <w:jc w:val="center"/>
-            </w:pPr>
-            <w:r/>
-            <w:r>
-              <w:t>5</w:t>
-            </w:r>
-          </w:p>
-        </w:tc>
-        <w:tc>
-          <w:tcPr>
-            <w:tcW w:type="dxa" w:w="1080"/>
-          </w:tcPr>
-          <w:p>
-            <w:pPr>
-              <w:jc w:val="center"/>
-            </w:pPr>
-            <w:r/>
-            <w:r>
-              <w:t>0</w:t>
-            </w:r>
-          </w:p>
-        </w:tc>
-        <w:tc>
-          <w:tcPr>
-            <w:tcW w:type="dxa" w:w="1080"/>
-          </w:tcPr>
-          <w:p>
-            <w:pPr>
-              <w:jc w:val="center"/>
-            </w:pPr>
-            <w:r/>
-            <w:r>
-              <w:rPr>
-                <w:b/>
-              </w:rPr>
-              <w:t>3/2</w:t>
-            </w:r>
-          </w:p>
-        </w:tc>
-        <w:tc>
-          <w:tcPr>
-            <w:tcW w:type="dxa" w:w="1080"/>
-          </w:tcPr>
-          <w:p>
-            <w:pPr>
-              <w:jc w:val="center"/>
-            </w:pPr>
-            <w:r/>
-            <w:r>
-              <w:t>1</w:t>
-            </w:r>
-          </w:p>
-        </w:tc>
-        <w:tc>
-          <w:tcPr>
-            <w:tcW w:type="dxa" w:w="1080"/>
-          </w:tcPr>
-          <w:p>
-            <w:pPr>
-              <w:jc w:val="center"/>
-            </w:pPr>
-            <w:r/>
-            <w:r>
-              <w:t>−1/2</w:t>
-            </w:r>
-          </w:p>
-        </w:tc>
-        <w:tc>
-          <w:tcPr>
-            <w:tcW w:type="dxa" w:w="1080"/>
-          </w:tcPr>
-          <w:p>
-            <w:pPr>
-              <w:jc w:val="center"/>
-            </w:pPr>
-            <w:r/>
-            <w:r>
-              <w:t>0</w:t>
-            </w:r>
-          </w:p>
-        </w:tc>
-        <w:tc>
-          <w:tcPr>
-            <w:tcW w:type="dxa" w:w="1080"/>
-          </w:tcPr>
-          <w:p>
-            <w:pPr>
-              <w:jc w:val="center"/>
-            </w:pPr>
-            <w:r/>
-            <w:r>
-              <w:rPr>
-                <w:b/>
-              </w:rPr>
-              <w:t>5/(3/2) = 10/3</w:t>
-            </w:r>
-          </w:p>
-        </w:tc>
-      </w:tr>
-      <w:tr>
-        <w:tc>
-          <w:tcPr>
-            <w:tcW w:type="dxa" w:w="1080"/>
-          </w:tcPr>
-          <w:p>
-            <w:pPr>
-              <w:jc w:val="center"/>
-            </w:pPr>
-            <w:r/>
-            <w:r>
-              <w:t>f</w:t>
-            </w:r>
-          </w:p>
-        </w:tc>
-        <w:tc>
-          <w:tcPr>
-            <w:tcW w:type="dxa" w:w="1080"/>
+            <w:tcW w:type="dxa" w:w="4320"/>
           </w:tcPr>
           <w:p>
             <w:pPr>
@@ -1376,23 +369,11 @@
             </w:r>
           </w:p>
         </w:tc>
+      </w:tr>
+      <w:tr>
         <w:tc>
           <w:tcPr>
-            <w:tcW w:type="dxa" w:w="1080"/>
-          </w:tcPr>
-          <w:p>
-            <w:pPr>
-              <w:jc w:val="center"/>
-            </w:pPr>
-            <w:r/>
-            <w:r>
-              <w:t>0</w:t>
-            </w:r>
-          </w:p>
-        </w:tc>
-        <w:tc>
-          <w:tcPr>
-            <w:tcW w:type="dxa" w:w="1080"/>
+            <w:tcW w:type="dxa" w:w="4320"/>
           </w:tcPr>
           <w:p>
             <w:pPr>
@@ -1403,139 +384,13 @@
               <w:rPr>
                 <w:b/>
               </w:rPr>
-              <w:t>3</w:t>
+              <w:t>(11/3, 10/3)</w:t>
             </w:r>
           </w:p>
         </w:tc>
         <w:tc>
           <w:tcPr>
-            <w:tcW w:type="dxa" w:w="1080"/>
-          </w:tcPr>
-          <w:p>
-            <w:pPr>
-              <w:jc w:val="center"/>
-            </w:pPr>
-            <w:r/>
-            <w:r>
-              <w:t>0</w:t>
-            </w:r>
-          </w:p>
-        </w:tc>
-        <w:tc>
-          <w:tcPr>
-            <w:tcW w:type="dxa" w:w="1080"/>
-          </w:tcPr>
-          <w:p>
-            <w:pPr>
-              <w:jc w:val="center"/>
-            </w:pPr>
-            <w:r/>
-            <w:r>
-              <w:t>−6</w:t>
-            </w:r>
-          </w:p>
-        </w:tc>
-        <w:tc>
-          <w:tcPr>
-            <w:tcW w:type="dxa" w:w="1080"/>
-          </w:tcPr>
-          <w:p>
-            <w:pPr>
-              <w:jc w:val="center"/>
-            </w:pPr>
-            <w:r/>
-            <w:r>
-              <w:t>0</w:t>
-            </w:r>
-          </w:p>
-        </w:tc>
-        <w:tc>
-          <w:tcPr>
-            <w:tcW w:type="dxa" w:w="1080"/>
-          </w:tcPr>
-          <w:p>
-            <w:pPr>
-              <w:jc w:val="center"/>
-            </w:pPr>
-            <w:r/>
-            <w:r/>
-          </w:p>
-        </w:tc>
-      </w:tr>
-    </w:tbl>
-    <w:p>
-      <w:r>
-        <w:rPr>
-          <w:b w:val="0"/>
-          <w:i w:val="0"/>
-          <w:sz w:val="24"/>
-        </w:rPr>
-        <w:t>Здесь f = 11 + 3x₂ − 6x₄.  ДБР1: x₁ = 2, x₅ = 5, x₃ = 5, x₂ = x₄ = 0, f = 11. План не оптимален: f(x₂) = 3 &gt; 0.</w:t>
-      </w:r>
-    </w:p>
-    <w:p>
-      <w:r>
-        <w:rPr>
-          <w:b/>
-          <w:i w:val="0"/>
-          <w:sz w:val="24"/>
-        </w:rPr>
-        <w:t>Нахождение Б2</w:t>
-      </w:r>
-    </w:p>
-    <w:p>
-      <w:r>
-        <w:rPr>
-          <w:b w:val="0"/>
-          <w:i w:val="0"/>
-          <w:sz w:val="24"/>
-        </w:rPr>
-        <w:t>Вводим в базис x₂. min(10; 10/3) = 10/3 ⇒ выводим x₃ (разрешающий элемент 3/2).</w:t>
-      </w:r>
-    </w:p>
-    <w:p>
-      <w:pPr>
-        <w:jc w:val="center"/>
-      </w:pPr>
-      <w:r>
-        <w:rPr>
-          <w:rFonts w:ascii="Cambria Math" w:hAnsi="Cambria Math"/>
-          <w:sz w:val="26"/>
-        </w:rPr>
-        <w:t>Б₂ = {x₁, x₂, x₅}</w:t>
-      </w:r>
-    </w:p>
-    <w:p>
-      <w:r>
-        <w:rPr>
-          <w:b/>
-          <w:i w:val="0"/>
-          <w:sz w:val="24"/>
-        </w:rPr>
-        <w:t>Контроль — итоговая таблица (базис Б₂):</w:t>
-      </w:r>
-    </w:p>
-    <w:tbl>
-      <w:tblPr>
-        <w:tblStyle w:val="TableGrid"/>
-        <w:tblW w:type="auto" w:w="0"/>
-        <w:jc w:val="center"/>
-        <w:tblLook w:firstColumn="1" w:firstRow="1" w:lastColumn="0" w:lastRow="0" w:noHBand="0" w:noVBand="1" w:val="04A0"/>
-      </w:tblPr>
-      <w:tblGrid>
-        <w:gridCol w:w="1234"/>
-        <w:gridCol w:w="1234"/>
-        <w:gridCol w:w="1234"/>
-        <w:gridCol w:w="1234"/>
-        <w:gridCol w:w="1234"/>
-        <w:gridCol w:w="1234"/>
-        <w:gridCol w:w="1234"/>
-      </w:tblGrid>
-      <w:tr>
-        <w:tc>
-          <w:tcPr>
-            <w:tcW w:type="dxa" w:w="1234"/>
-            <w:shd w:val="clear" w:color="auto" w:fill="D9E2F3"/>
+            <w:tcW w:type="dxa" w:w="4320"/>
           </w:tcPr>
           <w:p>
             <w:pPr>
@@ -1546,14 +401,15 @@
               <w:rPr>
                 <w:b/>
               </w:rPr>
-              <w:t>Базис</w:t>
+              <w:t>21  ← max</w:t>
             </w:r>
           </w:p>
         </w:tc>
+      </w:tr>
+      <w:tr>
         <w:tc>
           <w:tcPr>
-            <w:tcW w:type="dxa" w:w="1234"/>
-            <w:shd w:val="clear" w:color="auto" w:fill="D9E2F3"/>
+            <w:tcW w:type="dxa" w:w="4320"/>
           </w:tcPr>
           <w:p>
             <w:pPr>
@@ -1561,17 +417,13 @@
             </w:pPr>
             <w:r/>
             <w:r>
-              <w:rPr>
-                <w:b/>
-              </w:rPr>
-              <w:t>Св.чл.</w:t>
+              <w:t>(2, 5)</w:t>
             </w:r>
           </w:p>
         </w:tc>
         <w:tc>
           <w:tcPr>
-            <w:tcW w:type="dxa" w:w="1234"/>
-            <w:shd w:val="clear" w:color="auto" w:fill="D9E2F3"/>
+            <w:tcW w:type="dxa" w:w="4320"/>
           </w:tcPr>
           <w:p>
             <w:pPr>
@@ -1579,17 +431,15 @@
             </w:pPr>
             <w:r/>
             <w:r>
-              <w:rPr>
-                <w:b/>
-              </w:rPr>
-              <w:t>x₁</w:t>
+              <w:t>−4</w:t>
             </w:r>
           </w:p>
         </w:tc>
+      </w:tr>
+      <w:tr>
         <w:tc>
           <w:tcPr>
-            <w:tcW w:type="dxa" w:w="1234"/>
-            <w:shd w:val="clear" w:color="auto" w:fill="D9E2F3"/>
+            <w:tcW w:type="dxa" w:w="4320"/>
           </w:tcPr>
           <w:p>
             <w:pPr>
@@ -1597,17 +447,13 @@
             </w:pPr>
             <w:r/>
             <w:r>
-              <w:rPr>
-                <w:b/>
-              </w:rPr>
-              <w:t>x₂</w:t>
+              <w:t>(0, 3)</w:t>
             </w:r>
           </w:p>
         </w:tc>
         <w:tc>
           <w:tcPr>
-            <w:tcW w:type="dxa" w:w="1234"/>
-            <w:shd w:val="clear" w:color="auto" w:fill="D9E2F3"/>
+            <w:tcW w:type="dxa" w:w="4320"/>
           </w:tcPr>
           <w:p>
             <w:pPr>
@@ -1615,451 +461,51 @@
             </w:pPr>
             <w:r/>
             <w:r>
-              <w:rPr>
-                <w:b/>
-              </w:rPr>
-              <w:t>x₃</w:t>
-            </w:r>
-          </w:p>
-        </w:tc>
-        <w:tc>
-          <w:tcPr>
-            <w:tcW w:type="dxa" w:w="1234"/>
-            <w:shd w:val="clear" w:color="auto" w:fill="D9E2F3"/>
-          </w:tcPr>
-          <w:p>
-            <w:pPr>
-              <w:jc w:val="center"/>
-            </w:pPr>
-            <w:r/>
-            <w:r>
-              <w:rPr>
-                <w:b/>
-              </w:rPr>
-              <w:t>x₄</w:t>
-            </w:r>
-          </w:p>
-        </w:tc>
-        <w:tc>
-          <w:tcPr>
-            <w:tcW w:type="dxa" w:w="1234"/>
-            <w:shd w:val="clear" w:color="auto" w:fill="D9E2F3"/>
-          </w:tcPr>
-          <w:p>
-            <w:pPr>
-              <w:jc w:val="center"/>
-            </w:pPr>
-            <w:r/>
-            <w:r>
-              <w:rPr>
-                <w:b/>
-              </w:rPr>
-              <w:t>x₅</w:t>
-            </w:r>
-          </w:p>
-        </w:tc>
-      </w:tr>
-      <w:tr>
-        <w:tc>
-          <w:tcPr>
-            <w:tcW w:type="dxa" w:w="1234"/>
-          </w:tcPr>
-          <w:p>
-            <w:pPr>
-              <w:jc w:val="center"/>
-            </w:pPr>
-            <w:r/>
-            <w:r>
-              <w:t>x₁</w:t>
-            </w:r>
-          </w:p>
-        </w:tc>
-        <w:tc>
-          <w:tcPr>
-            <w:tcW w:type="dxa" w:w="1234"/>
-          </w:tcPr>
-          <w:p>
-            <w:pPr>
-              <w:jc w:val="center"/>
-            </w:pPr>
-            <w:r/>
-            <w:r>
-              <w:t>11/3</w:t>
-            </w:r>
-          </w:p>
-        </w:tc>
-        <w:tc>
-          <w:tcPr>
-            <w:tcW w:type="dxa" w:w="1234"/>
-          </w:tcPr>
-          <w:p>
-            <w:pPr>
-              <w:jc w:val="center"/>
-            </w:pPr>
-            <w:r/>
-            <w:r>
-              <w:t>1</w:t>
-            </w:r>
-          </w:p>
-        </w:tc>
-        <w:tc>
-          <w:tcPr>
-            <w:tcW w:type="dxa" w:w="1234"/>
-          </w:tcPr>
-          <w:p>
-            <w:pPr>
-              <w:jc w:val="center"/>
-            </w:pPr>
-            <w:r/>
-            <w:r>
-              <w:t>0</w:t>
-            </w:r>
-          </w:p>
-        </w:tc>
-        <w:tc>
-          <w:tcPr>
-            <w:tcW w:type="dxa" w:w="1234"/>
-          </w:tcPr>
-          <w:p>
-            <w:pPr>
-              <w:jc w:val="center"/>
-            </w:pPr>
-            <w:r/>
-            <w:r>
-              <w:t>1/3</w:t>
-            </w:r>
-          </w:p>
-        </w:tc>
-        <w:tc>
-          <w:tcPr>
-            <w:tcW w:type="dxa" w:w="1234"/>
-          </w:tcPr>
-          <w:p>
-            <w:pPr>
-              <w:jc w:val="center"/>
-            </w:pPr>
-            <w:r/>
-            <w:r>
-              <w:t>1/3</w:t>
-            </w:r>
-          </w:p>
-        </w:tc>
-        <w:tc>
-          <w:tcPr>
-            <w:tcW w:type="dxa" w:w="1234"/>
-          </w:tcPr>
-          <w:p>
-            <w:pPr>
-              <w:jc w:val="center"/>
-            </w:pPr>
-            <w:r/>
-            <w:r>
-              <w:t>0</w:t>
-            </w:r>
-          </w:p>
-        </w:tc>
-      </w:tr>
-      <w:tr>
-        <w:tc>
-          <w:tcPr>
-            <w:tcW w:type="dxa" w:w="1234"/>
-          </w:tcPr>
-          <w:p>
-            <w:pPr>
-              <w:jc w:val="center"/>
-            </w:pPr>
-            <w:r/>
-            <w:r>
-              <w:t>x₂</w:t>
-            </w:r>
-          </w:p>
-        </w:tc>
-        <w:tc>
-          <w:tcPr>
-            <w:tcW w:type="dxa" w:w="1234"/>
-          </w:tcPr>
-          <w:p>
-            <w:pPr>
-              <w:jc w:val="center"/>
-            </w:pPr>
-            <w:r/>
-            <w:r>
-              <w:t>10/3</w:t>
-            </w:r>
-          </w:p>
-        </w:tc>
-        <w:tc>
-          <w:tcPr>
-            <w:tcW w:type="dxa" w:w="1234"/>
-          </w:tcPr>
-          <w:p>
-            <w:pPr>
-              <w:jc w:val="center"/>
-            </w:pPr>
-            <w:r/>
-            <w:r>
-              <w:t>0</w:t>
-            </w:r>
-          </w:p>
-        </w:tc>
-        <w:tc>
-          <w:tcPr>
-            <w:tcW w:type="dxa" w:w="1234"/>
-          </w:tcPr>
-          <w:p>
-            <w:pPr>
-              <w:jc w:val="center"/>
-            </w:pPr>
-            <w:r/>
-            <w:r>
-              <w:t>1</w:t>
-            </w:r>
-          </w:p>
-        </w:tc>
-        <w:tc>
-          <w:tcPr>
-            <w:tcW w:type="dxa" w:w="1234"/>
-          </w:tcPr>
-          <w:p>
-            <w:pPr>
-              <w:jc w:val="center"/>
-            </w:pPr>
-            <w:r/>
-            <w:r>
-              <w:t>2/3</w:t>
-            </w:r>
-          </w:p>
-        </w:tc>
-        <w:tc>
-          <w:tcPr>
-            <w:tcW w:type="dxa" w:w="1234"/>
-          </w:tcPr>
-          <w:p>
-            <w:pPr>
-              <w:jc w:val="center"/>
-            </w:pPr>
-            <w:r/>
-            <w:r>
-              <w:t>−1/3</w:t>
-            </w:r>
-          </w:p>
-        </w:tc>
-        <w:tc>
-          <w:tcPr>
-            <w:tcW w:type="dxa" w:w="1234"/>
-          </w:tcPr>
-          <w:p>
-            <w:pPr>
-              <w:jc w:val="center"/>
-            </w:pPr>
-            <w:r/>
-            <w:r>
-              <w:t>0</w:t>
-            </w:r>
-          </w:p>
-        </w:tc>
-      </w:tr>
-      <w:tr>
-        <w:tc>
-          <w:tcPr>
-            <w:tcW w:type="dxa" w:w="1234"/>
-          </w:tcPr>
-          <w:p>
-            <w:pPr>
-              <w:jc w:val="center"/>
-            </w:pPr>
-            <w:r/>
-            <w:r>
-              <w:t>x₅</w:t>
-            </w:r>
-          </w:p>
-        </w:tc>
-        <w:tc>
-          <w:tcPr>
-            <w:tcW w:type="dxa" w:w="1234"/>
-          </w:tcPr>
-          <w:p>
-            <w:pPr>
-              <w:jc w:val="center"/>
-            </w:pPr>
-            <w:r/>
-            <w:r>
-              <w:t>10/3</w:t>
-            </w:r>
-          </w:p>
-        </w:tc>
-        <w:tc>
-          <w:tcPr>
-            <w:tcW w:type="dxa" w:w="1234"/>
-          </w:tcPr>
-          <w:p>
-            <w:pPr>
-              <w:jc w:val="center"/>
-            </w:pPr>
-            <w:r/>
-            <w:r>
-              <w:t>0</w:t>
-            </w:r>
-          </w:p>
-        </w:tc>
-        <w:tc>
-          <w:tcPr>
-            <w:tcW w:type="dxa" w:w="1234"/>
-          </w:tcPr>
-          <w:p>
-            <w:pPr>
-              <w:jc w:val="center"/>
-            </w:pPr>
-            <w:r/>
-            <w:r>
-              <w:t>0</w:t>
-            </w:r>
-          </w:p>
-        </w:tc>
-        <w:tc>
-          <w:tcPr>
-            <w:tcW w:type="dxa" w:w="1234"/>
-          </w:tcPr>
-          <w:p>
-            <w:pPr>
-              <w:jc w:val="center"/>
-            </w:pPr>
-            <w:r/>
-            <w:r>
-              <w:t>−1/3</w:t>
-            </w:r>
-          </w:p>
-        </w:tc>
-        <w:tc>
-          <w:tcPr>
-            <w:tcW w:type="dxa" w:w="1234"/>
-          </w:tcPr>
-          <w:p>
-            <w:pPr>
-              <w:jc w:val="center"/>
-            </w:pPr>
-            <w:r/>
-            <w:r>
-              <w:t>2/3</w:t>
-            </w:r>
-          </w:p>
-        </w:tc>
-        <w:tc>
-          <w:tcPr>
-            <w:tcW w:type="dxa" w:w="1234"/>
-          </w:tcPr>
-          <w:p>
-            <w:pPr>
-              <w:jc w:val="center"/>
-            </w:pPr>
-            <w:r/>
-            <w:r>
-              <w:t>1</w:t>
-            </w:r>
-          </w:p>
-        </w:tc>
-      </w:tr>
-      <w:tr>
-        <w:tc>
-          <w:tcPr>
-            <w:tcW w:type="dxa" w:w="1234"/>
-          </w:tcPr>
-          <w:p>
-            <w:pPr>
-              <w:jc w:val="center"/>
-            </w:pPr>
-            <w:r/>
-            <w:r>
-              <w:t>f</w:t>
-            </w:r>
-          </w:p>
-        </w:tc>
-        <w:tc>
-          <w:tcPr>
-            <w:tcW w:type="dxa" w:w="1234"/>
-          </w:tcPr>
-          <w:p>
-            <w:pPr>
-              <w:jc w:val="center"/>
-            </w:pPr>
-            <w:r/>
-            <w:r>
-              <w:t>21</w:t>
-            </w:r>
-          </w:p>
-        </w:tc>
-        <w:tc>
-          <w:tcPr>
-            <w:tcW w:type="dxa" w:w="1234"/>
-          </w:tcPr>
-          <w:p>
-            <w:pPr>
-              <w:jc w:val="center"/>
-            </w:pPr>
-            <w:r/>
-            <w:r>
-              <w:t>0</w:t>
-            </w:r>
-          </w:p>
-        </w:tc>
-        <w:tc>
-          <w:tcPr>
-            <w:tcW w:type="dxa" w:w="1234"/>
-          </w:tcPr>
-          <w:p>
-            <w:pPr>
-              <w:jc w:val="center"/>
-            </w:pPr>
-            <w:r/>
-            <w:r>
-              <w:t>0</w:t>
-            </w:r>
-          </w:p>
-        </w:tc>
-        <w:tc>
-          <w:tcPr>
-            <w:tcW w:type="dxa" w:w="1234"/>
-          </w:tcPr>
-          <w:p>
-            <w:pPr>
-              <w:jc w:val="center"/>
-            </w:pPr>
-            <w:r/>
-            <w:r>
-              <w:t>−2</w:t>
-            </w:r>
-          </w:p>
-        </w:tc>
-        <w:tc>
-          <w:tcPr>
-            <w:tcW w:type="dxa" w:w="1234"/>
-          </w:tcPr>
-          <w:p>
-            <w:pPr>
-              <w:jc w:val="center"/>
-            </w:pPr>
-            <w:r/>
-            <w:r>
-              <w:t>−5</w:t>
-            </w:r>
-          </w:p>
-        </w:tc>
-        <w:tc>
-          <w:tcPr>
-            <w:tcW w:type="dxa" w:w="1234"/>
-          </w:tcPr>
-          <w:p>
-            <w:pPr>
-              <w:jc w:val="center"/>
-            </w:pPr>
-            <w:r/>
-            <w:r>
-              <w:t>0</w:t>
+              <w:t>−22</w:t>
             </w:r>
           </w:p>
         </w:tc>
       </w:tr>
     </w:tbl>
+    <w:p>
+      <w:pPr>
+        <w:jc w:val="center"/>
+      </w:pPr>
+      <w:r>
+        <w:drawing>
+          <wp:inline xmlns:a="http://schemas.openxmlformats.org/drawingml/2006/main" xmlns:pic="http://schemas.openxmlformats.org/drawingml/2006/picture">
+            <wp:extent cx="5120640" cy="4535424"/>
+            <wp:docPr id="1" name="Picture 1"/>
+            <wp:cNvGraphicFramePr>
+              <a:graphicFrameLocks noChangeAspect="1"/>
+            </wp:cNvGraphicFramePr>
+            <a:graphic>
+              <a:graphicData uri="http://schemas.openxmlformats.org/drawingml/2006/picture">
+                <pic:pic>
+                  <pic:nvPicPr>
+                    <pic:cNvPr id="0" name="graph1.png"/>
+                    <pic:cNvPicPr/>
+                  </pic:nvPicPr>
+                  <pic:blipFill>
+                    <a:blip r:embed="rId9"/>
+                    <a:stretch>
+                      <a:fillRect/>
+                    </a:stretch>
+                  </pic:blipFill>
+                  <pic:spPr>
+                    <a:xfrm>
+                      <a:off x="0" y="0"/>
+                      <a:ext cx="5120640" cy="4535424"/>
+                    </a:xfrm>
+                    <a:prstGeom prst="rect"/>
+                  </pic:spPr>
+                </pic:pic>
+              </a:graphicData>
+            </a:graphic>
+          </wp:inline>
+        </w:drawing>
+      </w:r>
+    </w:p>
     <w:p>
       <w:r>
         <w:rPr>
@@ -2067,7 +513,7 @@
           <w:i w:val="0"/>
           <w:sz w:val="24"/>
         </w:rPr>
-        <w:t>Все коэффициенты строки f неположительны ⇒ план оптимален.</w:t>
+        <w:t>Возврат к исходным переменным: x₄ = 0, x₅ = 10/3, x₃ = 0.</w:t>
       </w:r>
     </w:p>
     <w:p>
@@ -2093,7 +539,7 @@
         <w:rPr>
           <w:color w:val="1F3B73"/>
         </w:rPr>
-        <w:t>Задача 2. Графическое решение / приведение к нормальной форме</w:t>
+        <w:t>Задача 2. Графический метод</w:t>
       </w:r>
     </w:p>
     <w:p>
@@ -2125,7 +571,56 @@
           <w:i w:val="0"/>
           <w:sz w:val="24"/>
         </w:rPr>
-        <w:t>Прямая x₁ + x₂ = 6 отсекает на осях точки (6, 0) и (0, 6). Неравенство x₁ + x₂ ≥ 6 задаёт полуплоскость выше этой прямой; вместе с x₁ ≥ 0, x₂ ≥ 0 область допустимых решений — неограниченный «угол» над отрезком.</w:t>
+        <w:t>Прямая x₁ + x₂ = 6 отсекает на осях точки (6, 0) и (0, 6). Неравенство x₁ + x₂ ≥ 6 задаёт полуплоскость выше этой прямой; вместе с x₁ ≥ 0, x₂ ≥ 0 область допустимых решений (ОДР) — неограниченный «угол» над отрезком.</w:t>
+      </w:r>
+    </w:p>
+    <w:p>
+      <w:r>
+        <w:rPr>
+          <w:b w:val="0"/>
+          <w:i w:val="0"/>
+          <w:sz w:val="24"/>
+        </w:rPr>
+        <w:t>Вектор-градиент N = (c₁, c₂) = (2, 3) указывает направление возрастания f.</w:t>
+      </w:r>
+    </w:p>
+    <w:p>
+      <w:pPr>
+        <w:jc w:val="center"/>
+      </w:pPr>
+      <w:r>
+        <w:drawing>
+          <wp:inline xmlns:a="http://schemas.openxmlformats.org/drawingml/2006/main" xmlns:pic="http://schemas.openxmlformats.org/drawingml/2006/picture">
+            <wp:extent cx="5120640" cy="4535424"/>
+            <wp:docPr id="2" name="Picture 2"/>
+            <wp:cNvGraphicFramePr>
+              <a:graphicFrameLocks noChangeAspect="1"/>
+            </wp:cNvGraphicFramePr>
+            <a:graphic>
+              <a:graphicData uri="http://schemas.openxmlformats.org/drawingml/2006/picture">
+                <pic:pic>
+                  <pic:nvPicPr>
+                    <pic:cNvPr id="0" name="graph2.png"/>
+                    <pic:cNvPicPr/>
+                  </pic:nvPicPr>
+                  <pic:blipFill>
+                    <a:blip r:embed="rId10"/>
+                    <a:stretch>
+                      <a:fillRect/>
+                    </a:stretch>
+                  </pic:blipFill>
+                  <pic:spPr>
+                    <a:xfrm>
+                      <a:off x="0" y="0"/>
+                      <a:ext cx="5120640" cy="4535424"/>
+                    </a:xfrm>
+                    <a:prstGeom prst="rect"/>
+                  </pic:spPr>
+                </pic:pic>
+              </a:graphicData>
+            </a:graphic>
+          </wp:inline>
+        </w:drawing>
       </w:r>
     </w:p>
     <w:p>
@@ -2135,7 +630,7 @@
           <w:i w:val="0"/>
           <w:sz w:val="24"/>
         </w:rPr>
-        <w:t>Вектор-градиент.</w:t>
+        <w:t>Вывод (случай 3 из лекции).</w:t>
       </w:r>
     </w:p>
     <w:p>
@@ -2145,27 +640,7 @@
           <w:i w:val="0"/>
           <w:sz w:val="24"/>
         </w:rPr>
-        <w:t>N = (c₁, c₂) = (2, 3) указывает направление возрастания f (вверх-вправо).</w:t>
-      </w:r>
-    </w:p>
-    <w:p>
-      <w:r>
-        <w:rPr>
-          <w:b/>
-          <w:i w:val="0"/>
-          <w:sz w:val="24"/>
-        </w:rPr>
-        <w:t>Анализ (случай 3 из лекции).</w:t>
-      </w:r>
-    </w:p>
-    <w:p>
-      <w:r>
-        <w:rPr>
-          <w:b w:val="0"/>
-          <w:i w:val="0"/>
-          <w:sz w:val="24"/>
-        </w:rPr>
-        <w:t>Передвигая линию уровня 2x₁ + 3x₂ = const в направлении вектора N, видим, что область неограничена в эту сторону, и значение f растёт неограниченно (например, по лучу x₂ → +∞).</w:t>
+        <w:t>Передвигая линию уровня 2x₁ + 3x₂ = const в направлении вектора N, видим, что ОДР неограничена в эту сторону, и значение f растёт неограниченно (например, при x₂ → +∞).</w:t>
       </w:r>
     </w:p>
     <w:p>
@@ -2187,7 +662,7 @@
           <w:i w:val="0"/>
           <w:sz w:val="24"/>
         </w:rPr>
-        <w:t>Если задача на минимум,</w:t>
+        <w:t>На минимум</w:t>
       </w:r>
     </w:p>
     <w:p>
@@ -2197,7 +672,7 @@
           <w:i w:val="0"/>
           <w:sz w:val="24"/>
         </w:rPr>
-        <w:t>минимум достигается на границе x₁ + x₂ = 6 в вершине области. Сравниваем вершины:</w:t>
+        <w:t>минимум достигается на границе x₁ + x₂ = 6 в вершине области:</w:t>
       </w:r>
     </w:p>
     <w:p>
@@ -2209,19 +684,7 @@
           <w:rFonts w:ascii="Cambria Math" w:hAnsi="Cambria Math"/>
           <w:sz w:val="26"/>
         </w:rPr>
-        <w:t>(6, 0):  f = 2·6 + 0 + 12 = 24</w:t>
-      </w:r>
-    </w:p>
-    <w:p>
-      <w:pPr>
-        <w:jc w:val="center"/>
-      </w:pPr>
-      <w:r>
-        <w:rPr>
-          <w:rFonts w:ascii="Cambria Math" w:hAnsi="Cambria Math"/>
-          <w:sz w:val="26"/>
-        </w:rPr>
-        <w:t>(0, 6):  f = 0 + 18 + 12 = 30</w:t>
+        <w:t>(6, 0):  f = 2·6 + 0 + 12 = 24      (0, 6):  f = 0 + 18 + 12 = 30</w:t>
       </w:r>
     </w:p>
     <w:p>
@@ -2286,43 +749,7 @@
           <w:rFonts w:ascii="Cambria Math" w:hAnsi="Cambria Math"/>
           <w:sz w:val="26"/>
         </w:rPr>
-        <w:t>−x₁ + 2x₂ ≥ 2</w:t>
-      </w:r>
-    </w:p>
-    <w:p>
-      <w:pPr>
-        <w:jc w:val="center"/>
-      </w:pPr>
-      <w:r>
-        <w:rPr>
-          <w:rFonts w:ascii="Cambria Math" w:hAnsi="Cambria Math"/>
-          <w:sz w:val="26"/>
-        </w:rPr>
-        <w:t>x₁ + x₂ ≥ 4</w:t>
-      </w:r>
-    </w:p>
-    <w:p>
-      <w:pPr>
-        <w:jc w:val="center"/>
-      </w:pPr>
-      <w:r>
-        <w:rPr>
-          <w:rFonts w:ascii="Cambria Math" w:hAnsi="Cambria Math"/>
-          <w:sz w:val="26"/>
-        </w:rPr>
-        <w:t>x₁ − x₂ ≤ 2</w:t>
-      </w:r>
-    </w:p>
-    <w:p>
-      <w:pPr>
-        <w:jc w:val="center"/>
-      </w:pPr>
-      <w:r>
-        <w:rPr>
-          <w:rFonts w:ascii="Cambria Math" w:hAnsi="Cambria Math"/>
-          <w:sz w:val="26"/>
-        </w:rPr>
-        <w:t>x₂ ≤ 6,   x₁, x₂ ≥ 0</w:t>
+        <w:t>−x₁ + 2x₂ ≥ 2;   x₁ + x₂ ≥ 4;   x₁ − x₂ ≤ 2;   x₂ ≤ 6;   x₁, x₂ ≥ 0</w:t>
       </w:r>
     </w:p>
     <w:p>
@@ -2422,7 +849,7 @@
           <w:i w:val="0"/>
           <w:sz w:val="24"/>
         </w:rPr>
-        <w:t>Начальный базис {a₁, a₂, s₃, s₄}. В строке оценок Δⱼ = zⱼ − cⱼ (оптимум при всех Δⱼ ≥ 0; вводим столбец с наименьшим Δⱼ).</w:t>
+        <w:t>Начальный базис {a₁, a₂, s₃, s₄}. Оптимум при всех Δⱼ = zⱼ − cⱼ ≥ 0; вводим столбец с наименьшим Δⱼ.</w:t>
       </w:r>
     </w:p>
     <w:p>
@@ -3747,21 +2174,11 @@
     <w:p>
       <w:r>
         <w:rPr>
-          <w:b/>
-          <w:i w:val="0"/>
-          <w:sz w:val="24"/>
-        </w:rPr>
-        <w:t>Проверка ограничений в точке (8, 6):</w:t>
-      </w:r>
-    </w:p>
-    <w:p>
-      <w:r>
-        <w:rPr>
           <w:b w:val="0"/>
           <w:i w:val="0"/>
           <w:sz w:val="24"/>
         </w:rPr>
-        <w:t>−8 + 12 = 4 ≥ 2 ✓;   8 + 6 = 14 ≥ 4 ✓;   8 − 6 = 2 ≤ 2 ✓;   6 ≤ 6 ✓.</w:t>
+        <w:t>Проверка ограничений в точке (8, 6): −8+12 = 4 ≥ 2 ✓; 8+6 = 14 ≥ 4 ✓; 8−6 = 2 ≤ 2 ✓; 6 ≤ 6 ✓.</w:t>
       </w:r>
     </w:p>
     <w:p>

--- a/Решение_задач_ЛП.docx
+++ b/Решение_задач_ЛП.docx
@@ -591,7 +591,7 @@
       <w:r>
         <w:drawing>
           <wp:inline xmlns:a="http://schemas.openxmlformats.org/drawingml/2006/main" xmlns:pic="http://schemas.openxmlformats.org/drawingml/2006/picture">
-            <wp:extent cx="5120640" cy="4535424"/>
+            <wp:extent cx="5120640" cy="4446872"/>
             <wp:docPr id="2" name="Picture 2"/>
             <wp:cNvGraphicFramePr>
               <a:graphicFrameLocks noChangeAspect="1"/>
@@ -600,7 +600,7 @@
               <a:graphicData uri="http://schemas.openxmlformats.org/drawingml/2006/picture">
                 <pic:pic>
                   <pic:nvPicPr>
-                    <pic:cNvPr id="0" name="graph2.png"/>
+                    <pic:cNvPr id="0" name="graph_z2.png"/>
                     <pic:cNvPicPr/>
                   </pic:nvPicPr>
                   <pic:blipFill>
@@ -612,7 +612,7 @@
                   <pic:spPr>
                     <a:xfrm>
                       <a:off x="0" y="0"/>
-                      <a:ext cx="5120640" cy="4535424"/>
+                      <a:ext cx="5120640" cy="4446872"/>
                     </a:xfrm>
                     <a:prstGeom prst="rect"/>
                   </pic:spPr>
@@ -712,7 +712,7 @@
         <w:rPr>
           <w:color w:val="1F3B73"/>
         </w:rPr>
-        <w:t>Задача 3. Симплекс-метод</w:t>
+        <w:t>Задача 3. Симплекс-метод (через F = z₁ + z₂)</w:t>
       </w:r>
     </w:p>
     <w:p>
@@ -779,7 +779,7 @@
           <w:i w:val="0"/>
           <w:sz w:val="24"/>
         </w:rPr>
-        <w:t>s₁, s₂ — избыточные переменные; s₃, s₄ — добавочные; a₁, a₂ — искусственные. Применяем метод больших штрафов (−M):</w:t>
+        <w:t>Для «≥» вводим избыточные v₁, v₂ и искусственные z₁, z₂; для «≤» — добавочные w₁, w₂:</w:t>
       </w:r>
     </w:p>
     <w:p>
@@ -791,7 +791,7 @@
           <w:rFonts w:ascii="Cambria Math" w:hAnsi="Cambria Math"/>
           <w:sz w:val="26"/>
         </w:rPr>
-        <w:t>−x₁ + 2x₂ − s₁ + a₁ = 2</w:t>
+        <w:t>−x₁ + 2x₂ − v₁ + z₁ = 2</w:t>
       </w:r>
     </w:p>
     <w:p>
@@ -803,7 +803,7 @@
           <w:rFonts w:ascii="Cambria Math" w:hAnsi="Cambria Math"/>
           <w:sz w:val="26"/>
         </w:rPr>
-        <w:t>x₁ + x₂ − s₂ + a₂ = 4</w:t>
+        <w:t>x₁ + x₂ − v₂ + z₂ = 4</w:t>
       </w:r>
     </w:p>
     <w:p>
@@ -815,7 +815,7 @@
           <w:rFonts w:ascii="Cambria Math" w:hAnsi="Cambria Math"/>
           <w:sz w:val="26"/>
         </w:rPr>
-        <w:t>x₁ − x₂ + s₃ = 2</w:t>
+        <w:t>x₁ − x₂ + w₁ = 2</w:t>
       </w:r>
     </w:p>
     <w:p>
@@ -827,7 +827,17 @@
           <w:rFonts w:ascii="Cambria Math" w:hAnsi="Cambria Math"/>
           <w:sz w:val="26"/>
         </w:rPr>
-        <w:t>x₂ + s₄ = 6</w:t>
+        <w:t>x₂ + w₂ = 6</w:t>
+      </w:r>
+    </w:p>
+    <w:p>
+      <w:r>
+        <w:rPr>
+          <w:b/>
+          <w:i w:val="0"/>
+          <w:sz w:val="24"/>
+        </w:rPr>
+        <w:t>Вспомогательная функция (выражаем z₁, z₂ и складываем):</w:t>
       </w:r>
     </w:p>
     <w:p>
@@ -839,7 +849,19 @@
           <w:rFonts w:ascii="Cambria Math" w:hAnsi="Cambria Math"/>
           <w:sz w:val="26"/>
         </w:rPr>
-        <w:t>f = x₁ + 2x₂ − M·a₁ − M·a₂ → max</w:t>
+        <w:t>z₁ = 2 + x₁ − 2x₂ + v₁,   z₂ = 4 − x₁ − x₂ + v₂</w:t>
+      </w:r>
+    </w:p>
+    <w:p>
+      <w:pPr>
+        <w:jc w:val="center"/>
+      </w:pPr>
+      <w:r>
+        <w:rPr>
+          <w:rFonts w:ascii="Cambria Math" w:hAnsi="Cambria Math"/>
+          <w:sz w:val="26"/>
+        </w:rPr>
+        <w:t>F = z₁ + z₂ = 6 − 3x₂ + v₁ + v₂ → min</w:t>
       </w:r>
     </w:p>
     <w:p>
@@ -849,7 +871,7 @@
           <w:i w:val="0"/>
           <w:sz w:val="24"/>
         </w:rPr>
-        <w:t>Начальный базис {a₁, a₂, s₃, s₄}. Оптимум при всех Δⱼ = zⱼ − cⱼ ≥ 0; вводим столбец с наименьшим Δⱼ.</w:t>
+        <w:t>В строке F записываем оценки Δⱼ; вводим столбец с наибольшей положительной Δ.</w:t>
       </w:r>
     </w:p>
     <w:p>
@@ -859,7 +881,17 @@
           <w:i w:val="0"/>
           <w:sz w:val="24"/>
         </w:rPr>
-        <w:t>Ход итераций:</w:t>
+        <w:t>ФАЗА 1 — выводим искусственные переменные из базиса.</w:t>
+      </w:r>
+    </w:p>
+    <w:p>
+      <w:r>
+        <w:rPr>
+          <w:b/>
+          <w:i w:val="0"/>
+          <w:sz w:val="24"/>
+        </w:rPr>
+        <w:t>Таблица 1.  Базис Б₀ = {z₁, z₂, w₁, w₂}</w:t>
       </w:r>
     </w:p>
     <w:tbl>
@@ -870,18 +902,22 @@
         <w:tblLook w:firstColumn="1" w:firstRow="1" w:lastColumn="0" w:lastRow="0" w:noHBand="0" w:noVBand="1" w:val="04A0"/>
       </w:tblPr>
       <w:tblGrid>
-        <w:gridCol w:w="1234"/>
-        <w:gridCol w:w="1234"/>
-        <w:gridCol w:w="1234"/>
-        <w:gridCol w:w="1234"/>
-        <w:gridCol w:w="1234"/>
-        <w:gridCol w:w="1234"/>
-        <w:gridCol w:w="1234"/>
+        <w:gridCol w:w="785"/>
+        <w:gridCol w:w="785"/>
+        <w:gridCol w:w="785"/>
+        <w:gridCol w:w="785"/>
+        <w:gridCol w:w="785"/>
+        <w:gridCol w:w="785"/>
+        <w:gridCol w:w="785"/>
+        <w:gridCol w:w="785"/>
+        <w:gridCol w:w="785"/>
+        <w:gridCol w:w="785"/>
+        <w:gridCol w:w="785"/>
       </w:tblGrid>
       <w:tr>
         <w:tc>
           <w:tcPr>
-            <w:tcW w:type="dxa" w:w="1234"/>
+            <w:tcW w:type="dxa" w:w="785"/>
             <w:shd w:val="clear" w:color="auto" w:fill="D9E2F3"/>
           </w:tcPr>
           <w:p>
@@ -893,13 +929,13 @@
               <w:rPr>
                 <w:b/>
               </w:rPr>
-              <w:t>Итерация</w:t>
-            </w:r>
-          </w:p>
-        </w:tc>
-        <w:tc>
-          <w:tcPr>
-            <w:tcW w:type="dxa" w:w="1234"/>
+              <w:t>Базис</w:t>
+            </w:r>
+          </w:p>
+        </w:tc>
+        <w:tc>
+          <w:tcPr>
+            <w:tcW w:type="dxa" w:w="785"/>
             <w:shd w:val="clear" w:color="auto" w:fill="D9E2F3"/>
           </w:tcPr>
           <w:p>
@@ -911,13 +947,13 @@
               <w:rPr>
                 <w:b/>
               </w:rPr>
-              <w:t>Вводим</w:t>
-            </w:r>
-          </w:p>
-        </w:tc>
-        <w:tc>
-          <w:tcPr>
-            <w:tcW w:type="dxa" w:w="1234"/>
+              <w:t>Св.чл.</w:t>
+            </w:r>
+          </w:p>
+        </w:tc>
+        <w:tc>
+          <w:tcPr>
+            <w:tcW w:type="dxa" w:w="785"/>
             <w:shd w:val="clear" w:color="auto" w:fill="D9E2F3"/>
           </w:tcPr>
           <w:p>
@@ -929,13 +965,13 @@
               <w:rPr>
                 <w:b/>
               </w:rPr>
-              <w:t>Δ (мин.)</w:t>
-            </w:r>
-          </w:p>
-        </w:tc>
-        <w:tc>
-          <w:tcPr>
-            <w:tcW w:type="dxa" w:w="1234"/>
+              <w:t>x₁</w:t>
+            </w:r>
+          </w:p>
+        </w:tc>
+        <w:tc>
+          <w:tcPr>
+            <w:tcW w:type="dxa" w:w="785"/>
             <w:shd w:val="clear" w:color="auto" w:fill="D9E2F3"/>
           </w:tcPr>
           <w:p>
@@ -947,13 +983,13 @@
               <w:rPr>
                 <w:b/>
               </w:rPr>
-              <w:t>Мин. отношение</w:t>
-            </w:r>
-          </w:p>
-        </w:tc>
-        <w:tc>
-          <w:tcPr>
-            <w:tcW w:type="dxa" w:w="1234"/>
+              <w:t>x₂</w:t>
+            </w:r>
+          </w:p>
+        </w:tc>
+        <w:tc>
+          <w:tcPr>
+            <w:tcW w:type="dxa" w:w="785"/>
             <w:shd w:val="clear" w:color="auto" w:fill="D9E2F3"/>
           </w:tcPr>
           <w:p>
@@ -965,13 +1001,13 @@
               <w:rPr>
                 <w:b/>
               </w:rPr>
-              <w:t>Выводим</w:t>
-            </w:r>
-          </w:p>
-        </w:tc>
-        <w:tc>
-          <w:tcPr>
-            <w:tcW w:type="dxa" w:w="1234"/>
+              <w:t>v₁</w:t>
+            </w:r>
+          </w:p>
+        </w:tc>
+        <w:tc>
+          <w:tcPr>
+            <w:tcW w:type="dxa" w:w="785"/>
             <w:shd w:val="clear" w:color="auto" w:fill="D9E2F3"/>
           </w:tcPr>
           <w:p>
@@ -983,13 +1019,13 @@
               <w:rPr>
                 <w:b/>
               </w:rPr>
-              <w:t>Точка (x₁,x₂)</w:t>
-            </w:r>
-          </w:p>
-        </w:tc>
-        <w:tc>
-          <w:tcPr>
-            <w:tcW w:type="dxa" w:w="1234"/>
+              <w:t>v₂</w:t>
+            </w:r>
+          </w:p>
+        </w:tc>
+        <w:tc>
+          <w:tcPr>
+            <w:tcW w:type="dxa" w:w="785"/>
             <w:shd w:val="clear" w:color="auto" w:fill="D9E2F3"/>
           </w:tcPr>
           <w:p>
@@ -1001,7 +1037,79 @@
               <w:rPr>
                 <w:b/>
               </w:rPr>
-              <w:t>f</w:t>
+              <w:t>w₁</w:t>
+            </w:r>
+          </w:p>
+        </w:tc>
+        <w:tc>
+          <w:tcPr>
+            <w:tcW w:type="dxa" w:w="785"/>
+            <w:shd w:val="clear" w:color="auto" w:fill="D9E2F3"/>
+          </w:tcPr>
+          <w:p>
+            <w:pPr>
+              <w:jc w:val="center"/>
+            </w:pPr>
+            <w:r/>
+            <w:r>
+              <w:rPr>
+                <w:b/>
+              </w:rPr>
+              <w:t>w₂</w:t>
+            </w:r>
+          </w:p>
+        </w:tc>
+        <w:tc>
+          <w:tcPr>
+            <w:tcW w:type="dxa" w:w="785"/>
+            <w:shd w:val="clear" w:color="auto" w:fill="D9E2F3"/>
+          </w:tcPr>
+          <w:p>
+            <w:pPr>
+              <w:jc w:val="center"/>
+            </w:pPr>
+            <w:r/>
+            <w:r>
+              <w:rPr>
+                <w:b/>
+              </w:rPr>
+              <w:t>z₁</w:t>
+            </w:r>
+          </w:p>
+        </w:tc>
+        <w:tc>
+          <w:tcPr>
+            <w:tcW w:type="dxa" w:w="785"/>
+            <w:shd w:val="clear" w:color="auto" w:fill="D9E2F3"/>
+          </w:tcPr>
+          <w:p>
+            <w:pPr>
+              <w:jc w:val="center"/>
+            </w:pPr>
+            <w:r/>
+            <w:r>
+              <w:rPr>
+                <w:b/>
+              </w:rPr>
+              <w:t>z₂</w:t>
+            </w:r>
+          </w:p>
+        </w:tc>
+        <w:tc>
+          <w:tcPr>
+            <w:tcW w:type="dxa" w:w="785"/>
+            <w:shd w:val="clear" w:color="auto" w:fill="D9E2F3"/>
+          </w:tcPr>
+          <w:p>
+            <w:pPr>
+              <w:jc w:val="center"/>
+            </w:pPr>
+            <w:r/>
+            <w:r>
+              <w:rPr>
+                <w:b/>
+              </w:rPr>
+              <w:t>θ</w:t>
             </w:r>
           </w:p>
         </w:tc>
@@ -1009,99 +1117,161 @@
       <w:tr>
         <w:tc>
           <w:tcPr>
-            <w:tcW w:type="dxa" w:w="1234"/>
-          </w:tcPr>
-          <w:p>
-            <w:pPr>
-              <w:jc w:val="center"/>
-            </w:pPr>
-            <w:r/>
-            <w:r>
-              <w:t>0 → 1</w:t>
-            </w:r>
-          </w:p>
-        </w:tc>
-        <w:tc>
-          <w:tcPr>
-            <w:tcW w:type="dxa" w:w="1234"/>
-          </w:tcPr>
-          <w:p>
-            <w:pPr>
-              <w:jc w:val="center"/>
-            </w:pPr>
-            <w:r/>
-            <w:r>
-              <w:t>x₂</w:t>
-            </w:r>
-          </w:p>
-        </w:tc>
-        <w:tc>
-          <w:tcPr>
-            <w:tcW w:type="dxa" w:w="1234"/>
-          </w:tcPr>
-          <w:p>
-            <w:pPr>
-              <w:jc w:val="center"/>
-            </w:pPr>
-            <w:r/>
-            <w:r>
-              <w:t>−3M − 2</w:t>
-            </w:r>
-          </w:p>
-        </w:tc>
-        <w:tc>
-          <w:tcPr>
-            <w:tcW w:type="dxa" w:w="1234"/>
-          </w:tcPr>
-          <w:p>
-            <w:pPr>
-              <w:jc w:val="center"/>
-            </w:pPr>
-            <w:r/>
-            <w:r>
+            <w:tcW w:type="dxa" w:w="785"/>
+          </w:tcPr>
+          <w:p>
+            <w:pPr>
+              <w:jc w:val="center"/>
+            </w:pPr>
+            <w:r/>
+            <w:r>
+              <w:t>z₁</w:t>
+            </w:r>
+          </w:p>
+        </w:tc>
+        <w:tc>
+          <w:tcPr>
+            <w:tcW w:type="dxa" w:w="785"/>
+          </w:tcPr>
+          <w:p>
+            <w:pPr>
+              <w:jc w:val="center"/>
+            </w:pPr>
+            <w:r/>
+            <w:r>
+              <w:t>2</w:t>
+            </w:r>
+          </w:p>
+        </w:tc>
+        <w:tc>
+          <w:tcPr>
+            <w:tcW w:type="dxa" w:w="785"/>
+          </w:tcPr>
+          <w:p>
+            <w:pPr>
+              <w:jc w:val="center"/>
+            </w:pPr>
+            <w:r/>
+            <w:r>
+              <w:t>−1</w:t>
+            </w:r>
+          </w:p>
+        </w:tc>
+        <w:tc>
+          <w:tcPr>
+            <w:tcW w:type="dxa" w:w="785"/>
+          </w:tcPr>
+          <w:p>
+            <w:pPr>
+              <w:jc w:val="center"/>
+            </w:pPr>
+            <w:r/>
+            <w:r>
+              <w:rPr>
+                <w:b/>
+              </w:rPr>
+              <w:t>2</w:t>
+            </w:r>
+          </w:p>
+        </w:tc>
+        <w:tc>
+          <w:tcPr>
+            <w:tcW w:type="dxa" w:w="785"/>
+          </w:tcPr>
+          <w:p>
+            <w:pPr>
+              <w:jc w:val="center"/>
+            </w:pPr>
+            <w:r/>
+            <w:r>
+              <w:t>−1</w:t>
+            </w:r>
+          </w:p>
+        </w:tc>
+        <w:tc>
+          <w:tcPr>
+            <w:tcW w:type="dxa" w:w="785"/>
+          </w:tcPr>
+          <w:p>
+            <w:pPr>
+              <w:jc w:val="center"/>
+            </w:pPr>
+            <w:r/>
+            <w:r>
+              <w:t>0</w:t>
+            </w:r>
+          </w:p>
+        </w:tc>
+        <w:tc>
+          <w:tcPr>
+            <w:tcW w:type="dxa" w:w="785"/>
+          </w:tcPr>
+          <w:p>
+            <w:pPr>
+              <w:jc w:val="center"/>
+            </w:pPr>
+            <w:r/>
+            <w:r>
+              <w:t>0</w:t>
+            </w:r>
+          </w:p>
+        </w:tc>
+        <w:tc>
+          <w:tcPr>
+            <w:tcW w:type="dxa" w:w="785"/>
+          </w:tcPr>
+          <w:p>
+            <w:pPr>
+              <w:jc w:val="center"/>
+            </w:pPr>
+            <w:r/>
+            <w:r>
+              <w:t>0</w:t>
+            </w:r>
+          </w:p>
+        </w:tc>
+        <w:tc>
+          <w:tcPr>
+            <w:tcW w:type="dxa" w:w="785"/>
+          </w:tcPr>
+          <w:p>
+            <w:pPr>
+              <w:jc w:val="center"/>
+            </w:pPr>
+            <w:r/>
+            <w:r>
+              <w:t>1</w:t>
+            </w:r>
+          </w:p>
+        </w:tc>
+        <w:tc>
+          <w:tcPr>
+            <w:tcW w:type="dxa" w:w="785"/>
+          </w:tcPr>
+          <w:p>
+            <w:pPr>
+              <w:jc w:val="center"/>
+            </w:pPr>
+            <w:r/>
+            <w:r>
+              <w:t>0</w:t>
+            </w:r>
+          </w:p>
+        </w:tc>
+        <w:tc>
+          <w:tcPr>
+            <w:tcW w:type="dxa" w:w="785"/>
+          </w:tcPr>
+          <w:p>
+            <w:pPr>
+              <w:jc w:val="center"/>
+            </w:pPr>
+            <w:r/>
+            <w:r>
+              <w:rPr>
+                <w:b/>
+              </w:rPr>
               <w:t>2/2 = 1</w:t>
-            </w:r>
-          </w:p>
-        </w:tc>
-        <w:tc>
-          <w:tcPr>
-            <w:tcW w:type="dxa" w:w="1234"/>
-          </w:tcPr>
-          <w:p>
-            <w:pPr>
-              <w:jc w:val="center"/>
-            </w:pPr>
-            <w:r/>
-            <w:r>
-              <w:t>a₁</w:t>
-            </w:r>
-          </w:p>
-        </w:tc>
-        <w:tc>
-          <w:tcPr>
-            <w:tcW w:type="dxa" w:w="1234"/>
-          </w:tcPr>
-          <w:p>
-            <w:pPr>
-              <w:jc w:val="center"/>
-            </w:pPr>
-            <w:r/>
-            <w:r>
-              <w:t>—</w:t>
-            </w:r>
-          </w:p>
-        </w:tc>
-        <w:tc>
-          <w:tcPr>
-            <w:tcW w:type="dxa" w:w="1234"/>
-          </w:tcPr>
-          <w:p>
-            <w:pPr>
-              <w:jc w:val="center"/>
-            </w:pPr>
-            <w:r/>
-            <w:r>
-              <w:t>—</w:t>
             </w:r>
           </w:p>
         </w:tc>
@@ -1109,99 +1279,155 @@
       <w:tr>
         <w:tc>
           <w:tcPr>
-            <w:tcW w:type="dxa" w:w="1234"/>
-          </w:tcPr>
-          <w:p>
-            <w:pPr>
-              <w:jc w:val="center"/>
-            </w:pPr>
-            <w:r/>
-            <w:r>
-              <w:t>1 → 2</w:t>
-            </w:r>
-          </w:p>
-        </w:tc>
-        <w:tc>
-          <w:tcPr>
-            <w:tcW w:type="dxa" w:w="1234"/>
-          </w:tcPr>
-          <w:p>
-            <w:pPr>
-              <w:jc w:val="center"/>
-            </w:pPr>
-            <w:r/>
-            <w:r>
-              <w:t>x₁</w:t>
-            </w:r>
-          </w:p>
-        </w:tc>
-        <w:tc>
-          <w:tcPr>
-            <w:tcW w:type="dxa" w:w="1234"/>
-          </w:tcPr>
-          <w:p>
-            <w:pPr>
-              <w:jc w:val="center"/>
-            </w:pPr>
-            <w:r/>
-            <w:r>
-              <w:t>−1.5M − 2</w:t>
-            </w:r>
-          </w:p>
-        </w:tc>
-        <w:tc>
-          <w:tcPr>
-            <w:tcW w:type="dxa" w:w="1234"/>
-          </w:tcPr>
-          <w:p>
-            <w:pPr>
-              <w:jc w:val="center"/>
-            </w:pPr>
-            <w:r/>
-            <w:r>
-              <w:t>3/(3/2) = 2</w:t>
-            </w:r>
-          </w:p>
-        </w:tc>
-        <w:tc>
-          <w:tcPr>
-            <w:tcW w:type="dxa" w:w="1234"/>
-          </w:tcPr>
-          <w:p>
-            <w:pPr>
-              <w:jc w:val="center"/>
-            </w:pPr>
-            <w:r/>
-            <w:r>
-              <w:t>a₂</w:t>
-            </w:r>
-          </w:p>
-        </w:tc>
-        <w:tc>
-          <w:tcPr>
-            <w:tcW w:type="dxa" w:w="1234"/>
-          </w:tcPr>
-          <w:p>
-            <w:pPr>
-              <w:jc w:val="center"/>
-            </w:pPr>
-            <w:r/>
-            <w:r>
-              <w:t>(2, 2)</w:t>
-            </w:r>
-          </w:p>
-        </w:tc>
-        <w:tc>
-          <w:tcPr>
-            <w:tcW w:type="dxa" w:w="1234"/>
-          </w:tcPr>
-          <w:p>
-            <w:pPr>
-              <w:jc w:val="center"/>
-            </w:pPr>
-            <w:r/>
-            <w:r>
-              <w:t>6</w:t>
+            <w:tcW w:type="dxa" w:w="785"/>
+          </w:tcPr>
+          <w:p>
+            <w:pPr>
+              <w:jc w:val="center"/>
+            </w:pPr>
+            <w:r/>
+            <w:r>
+              <w:t>z₂</w:t>
+            </w:r>
+          </w:p>
+        </w:tc>
+        <w:tc>
+          <w:tcPr>
+            <w:tcW w:type="dxa" w:w="785"/>
+          </w:tcPr>
+          <w:p>
+            <w:pPr>
+              <w:jc w:val="center"/>
+            </w:pPr>
+            <w:r/>
+            <w:r>
+              <w:t>4</w:t>
+            </w:r>
+          </w:p>
+        </w:tc>
+        <w:tc>
+          <w:tcPr>
+            <w:tcW w:type="dxa" w:w="785"/>
+          </w:tcPr>
+          <w:p>
+            <w:pPr>
+              <w:jc w:val="center"/>
+            </w:pPr>
+            <w:r/>
+            <w:r>
+              <w:t>1</w:t>
+            </w:r>
+          </w:p>
+        </w:tc>
+        <w:tc>
+          <w:tcPr>
+            <w:tcW w:type="dxa" w:w="785"/>
+          </w:tcPr>
+          <w:p>
+            <w:pPr>
+              <w:jc w:val="center"/>
+            </w:pPr>
+            <w:r/>
+            <w:r>
+              <w:t>1</w:t>
+            </w:r>
+          </w:p>
+        </w:tc>
+        <w:tc>
+          <w:tcPr>
+            <w:tcW w:type="dxa" w:w="785"/>
+          </w:tcPr>
+          <w:p>
+            <w:pPr>
+              <w:jc w:val="center"/>
+            </w:pPr>
+            <w:r/>
+            <w:r>
+              <w:t>0</w:t>
+            </w:r>
+          </w:p>
+        </w:tc>
+        <w:tc>
+          <w:tcPr>
+            <w:tcW w:type="dxa" w:w="785"/>
+          </w:tcPr>
+          <w:p>
+            <w:pPr>
+              <w:jc w:val="center"/>
+            </w:pPr>
+            <w:r/>
+            <w:r>
+              <w:t>−1</w:t>
+            </w:r>
+          </w:p>
+        </w:tc>
+        <w:tc>
+          <w:tcPr>
+            <w:tcW w:type="dxa" w:w="785"/>
+          </w:tcPr>
+          <w:p>
+            <w:pPr>
+              <w:jc w:val="center"/>
+            </w:pPr>
+            <w:r/>
+            <w:r>
+              <w:t>0</w:t>
+            </w:r>
+          </w:p>
+        </w:tc>
+        <w:tc>
+          <w:tcPr>
+            <w:tcW w:type="dxa" w:w="785"/>
+          </w:tcPr>
+          <w:p>
+            <w:pPr>
+              <w:jc w:val="center"/>
+            </w:pPr>
+            <w:r/>
+            <w:r>
+              <w:t>0</w:t>
+            </w:r>
+          </w:p>
+        </w:tc>
+        <w:tc>
+          <w:tcPr>
+            <w:tcW w:type="dxa" w:w="785"/>
+          </w:tcPr>
+          <w:p>
+            <w:pPr>
+              <w:jc w:val="center"/>
+            </w:pPr>
+            <w:r/>
+            <w:r>
+              <w:t>0</w:t>
+            </w:r>
+          </w:p>
+        </w:tc>
+        <w:tc>
+          <w:tcPr>
+            <w:tcW w:type="dxa" w:w="785"/>
+          </w:tcPr>
+          <w:p>
+            <w:pPr>
+              <w:jc w:val="center"/>
+            </w:pPr>
+            <w:r/>
+            <w:r>
+              <w:t>1</w:t>
+            </w:r>
+          </w:p>
+        </w:tc>
+        <w:tc>
+          <w:tcPr>
+            <w:tcW w:type="dxa" w:w="785"/>
+          </w:tcPr>
+          <w:p>
+            <w:pPr>
+              <w:jc w:val="center"/>
+            </w:pPr>
+            <w:r/>
+            <w:r>
+              <w:t>4/1 = 4</w:t>
             </w:r>
           </w:p>
         </w:tc>
@@ -1209,99 +1435,155 @@
       <w:tr>
         <w:tc>
           <w:tcPr>
-            <w:tcW w:type="dxa" w:w="1234"/>
-          </w:tcPr>
-          <w:p>
-            <w:pPr>
-              <w:jc w:val="center"/>
-            </w:pPr>
-            <w:r/>
-            <w:r>
-              <w:t>2 → 3</w:t>
-            </w:r>
-          </w:p>
-        </w:tc>
-        <w:tc>
-          <w:tcPr>
-            <w:tcW w:type="dxa" w:w="1234"/>
-          </w:tcPr>
-          <w:p>
-            <w:pPr>
-              <w:jc w:val="center"/>
-            </w:pPr>
-            <w:r/>
-            <w:r>
-              <w:t>s₂</w:t>
-            </w:r>
-          </w:p>
-        </w:tc>
-        <w:tc>
-          <w:tcPr>
-            <w:tcW w:type="dxa" w:w="1234"/>
-          </w:tcPr>
-          <w:p>
-            <w:pPr>
-              <w:jc w:val="center"/>
-            </w:pPr>
-            <w:r/>
-            <w:r>
-              <w:t>−4/3</w:t>
-            </w:r>
-          </w:p>
-        </w:tc>
-        <w:tc>
-          <w:tcPr>
-            <w:tcW w:type="dxa" w:w="1234"/>
-          </w:tcPr>
-          <w:p>
-            <w:pPr>
-              <w:jc w:val="center"/>
-            </w:pPr>
-            <w:r/>
-            <w:r>
-              <w:t>2/(1/3) = 6</w:t>
-            </w:r>
-          </w:p>
-        </w:tc>
-        <w:tc>
-          <w:tcPr>
-            <w:tcW w:type="dxa" w:w="1234"/>
-          </w:tcPr>
-          <w:p>
-            <w:pPr>
-              <w:jc w:val="center"/>
-            </w:pPr>
-            <w:r/>
-            <w:r>
-              <w:t>s₃</w:t>
-            </w:r>
-          </w:p>
-        </w:tc>
-        <w:tc>
-          <w:tcPr>
-            <w:tcW w:type="dxa" w:w="1234"/>
-          </w:tcPr>
-          <w:p>
-            <w:pPr>
-              <w:jc w:val="center"/>
-            </w:pPr>
-            <w:r/>
-            <w:r>
-              <w:t>(6, 4)</w:t>
-            </w:r>
-          </w:p>
-        </w:tc>
-        <w:tc>
-          <w:tcPr>
-            <w:tcW w:type="dxa" w:w="1234"/>
-          </w:tcPr>
-          <w:p>
-            <w:pPr>
-              <w:jc w:val="center"/>
-            </w:pPr>
-            <w:r/>
-            <w:r>
-              <w:t>14</w:t>
+            <w:tcW w:type="dxa" w:w="785"/>
+          </w:tcPr>
+          <w:p>
+            <w:pPr>
+              <w:jc w:val="center"/>
+            </w:pPr>
+            <w:r/>
+            <w:r>
+              <w:t>w₁</w:t>
+            </w:r>
+          </w:p>
+        </w:tc>
+        <w:tc>
+          <w:tcPr>
+            <w:tcW w:type="dxa" w:w="785"/>
+          </w:tcPr>
+          <w:p>
+            <w:pPr>
+              <w:jc w:val="center"/>
+            </w:pPr>
+            <w:r/>
+            <w:r>
+              <w:t>2</w:t>
+            </w:r>
+          </w:p>
+        </w:tc>
+        <w:tc>
+          <w:tcPr>
+            <w:tcW w:type="dxa" w:w="785"/>
+          </w:tcPr>
+          <w:p>
+            <w:pPr>
+              <w:jc w:val="center"/>
+            </w:pPr>
+            <w:r/>
+            <w:r>
+              <w:t>1</w:t>
+            </w:r>
+          </w:p>
+        </w:tc>
+        <w:tc>
+          <w:tcPr>
+            <w:tcW w:type="dxa" w:w="785"/>
+          </w:tcPr>
+          <w:p>
+            <w:pPr>
+              <w:jc w:val="center"/>
+            </w:pPr>
+            <w:r/>
+            <w:r>
+              <w:t>−1</w:t>
+            </w:r>
+          </w:p>
+        </w:tc>
+        <w:tc>
+          <w:tcPr>
+            <w:tcW w:type="dxa" w:w="785"/>
+          </w:tcPr>
+          <w:p>
+            <w:pPr>
+              <w:jc w:val="center"/>
+            </w:pPr>
+            <w:r/>
+            <w:r>
+              <w:t>0</w:t>
+            </w:r>
+          </w:p>
+        </w:tc>
+        <w:tc>
+          <w:tcPr>
+            <w:tcW w:type="dxa" w:w="785"/>
+          </w:tcPr>
+          <w:p>
+            <w:pPr>
+              <w:jc w:val="center"/>
+            </w:pPr>
+            <w:r/>
+            <w:r>
+              <w:t>0</w:t>
+            </w:r>
+          </w:p>
+        </w:tc>
+        <w:tc>
+          <w:tcPr>
+            <w:tcW w:type="dxa" w:w="785"/>
+          </w:tcPr>
+          <w:p>
+            <w:pPr>
+              <w:jc w:val="center"/>
+            </w:pPr>
+            <w:r/>
+            <w:r>
+              <w:t>1</w:t>
+            </w:r>
+          </w:p>
+        </w:tc>
+        <w:tc>
+          <w:tcPr>
+            <w:tcW w:type="dxa" w:w="785"/>
+          </w:tcPr>
+          <w:p>
+            <w:pPr>
+              <w:jc w:val="center"/>
+            </w:pPr>
+            <w:r/>
+            <w:r>
+              <w:t>0</w:t>
+            </w:r>
+          </w:p>
+        </w:tc>
+        <w:tc>
+          <w:tcPr>
+            <w:tcW w:type="dxa" w:w="785"/>
+          </w:tcPr>
+          <w:p>
+            <w:pPr>
+              <w:jc w:val="center"/>
+            </w:pPr>
+            <w:r/>
+            <w:r>
+              <w:t>0</w:t>
+            </w:r>
+          </w:p>
+        </w:tc>
+        <w:tc>
+          <w:tcPr>
+            <w:tcW w:type="dxa" w:w="785"/>
+          </w:tcPr>
+          <w:p>
+            <w:pPr>
+              <w:jc w:val="center"/>
+            </w:pPr>
+            <w:r/>
+            <w:r>
+              <w:t>0</w:t>
+            </w:r>
+          </w:p>
+        </w:tc>
+        <w:tc>
+          <w:tcPr>
+            <w:tcW w:type="dxa" w:w="785"/>
+          </w:tcPr>
+          <w:p>
+            <w:pPr>
+              <w:jc w:val="center"/>
+            </w:pPr>
+            <w:r/>
+            <w:r>
+              <w:t>—</w:t>
             </w:r>
           </w:p>
         </w:tc>
@@ -1309,100 +1591,313 @@
       <w:tr>
         <w:tc>
           <w:tcPr>
-            <w:tcW w:type="dxa" w:w="1234"/>
-          </w:tcPr>
-          <w:p>
-            <w:pPr>
-              <w:jc w:val="center"/>
-            </w:pPr>
-            <w:r/>
-            <w:r>
-              <w:t>3 → 4</w:t>
-            </w:r>
-          </w:p>
-        </w:tc>
-        <w:tc>
-          <w:tcPr>
-            <w:tcW w:type="dxa" w:w="1234"/>
-          </w:tcPr>
-          <w:p>
-            <w:pPr>
-              <w:jc w:val="center"/>
-            </w:pPr>
-            <w:r/>
-            <w:r>
-              <w:t>s₁</w:t>
-            </w:r>
-          </w:p>
-        </w:tc>
-        <w:tc>
-          <w:tcPr>
-            <w:tcW w:type="dxa" w:w="1234"/>
-          </w:tcPr>
-          <w:p>
-            <w:pPr>
-              <w:jc w:val="center"/>
-            </w:pPr>
-            <w:r/>
-            <w:r>
-              <w:t>−3</w:t>
-            </w:r>
-          </w:p>
-        </w:tc>
-        <w:tc>
-          <w:tcPr>
-            <w:tcW w:type="dxa" w:w="1234"/>
-          </w:tcPr>
-          <w:p>
-            <w:pPr>
-              <w:jc w:val="center"/>
-            </w:pPr>
-            <w:r/>
-            <w:r>
-              <w:t>2/1 = 2</w:t>
-            </w:r>
-          </w:p>
-        </w:tc>
-        <w:tc>
-          <w:tcPr>
-            <w:tcW w:type="dxa" w:w="1234"/>
-          </w:tcPr>
-          <w:p>
-            <w:pPr>
-              <w:jc w:val="center"/>
-            </w:pPr>
-            <w:r/>
-            <w:r>
-              <w:t>s₄</w:t>
-            </w:r>
-          </w:p>
-        </w:tc>
-        <w:tc>
-          <w:tcPr>
-            <w:tcW w:type="dxa" w:w="1234"/>
-          </w:tcPr>
-          <w:p>
-            <w:pPr>
-              <w:jc w:val="center"/>
-            </w:pPr>
-            <w:r/>
-            <w:r>
-              <w:t>(8, 6)</w:t>
-            </w:r>
-          </w:p>
-        </w:tc>
-        <w:tc>
-          <w:tcPr>
-            <w:tcW w:type="dxa" w:w="1234"/>
-          </w:tcPr>
-          <w:p>
-            <w:pPr>
-              <w:jc w:val="center"/>
-            </w:pPr>
-            <w:r/>
-            <w:r>
-              <w:t>20</w:t>
-            </w:r>
+            <w:tcW w:type="dxa" w:w="785"/>
+          </w:tcPr>
+          <w:p>
+            <w:pPr>
+              <w:jc w:val="center"/>
+            </w:pPr>
+            <w:r/>
+            <w:r>
+              <w:t>w₂</w:t>
+            </w:r>
+          </w:p>
+        </w:tc>
+        <w:tc>
+          <w:tcPr>
+            <w:tcW w:type="dxa" w:w="785"/>
+          </w:tcPr>
+          <w:p>
+            <w:pPr>
+              <w:jc w:val="center"/>
+            </w:pPr>
+            <w:r/>
+            <w:r>
+              <w:t>6</w:t>
+            </w:r>
+          </w:p>
+        </w:tc>
+        <w:tc>
+          <w:tcPr>
+            <w:tcW w:type="dxa" w:w="785"/>
+          </w:tcPr>
+          <w:p>
+            <w:pPr>
+              <w:jc w:val="center"/>
+            </w:pPr>
+            <w:r/>
+            <w:r>
+              <w:t>0</w:t>
+            </w:r>
+          </w:p>
+        </w:tc>
+        <w:tc>
+          <w:tcPr>
+            <w:tcW w:type="dxa" w:w="785"/>
+          </w:tcPr>
+          <w:p>
+            <w:pPr>
+              <w:jc w:val="center"/>
+            </w:pPr>
+            <w:r/>
+            <w:r>
+              <w:t>1</w:t>
+            </w:r>
+          </w:p>
+        </w:tc>
+        <w:tc>
+          <w:tcPr>
+            <w:tcW w:type="dxa" w:w="785"/>
+          </w:tcPr>
+          <w:p>
+            <w:pPr>
+              <w:jc w:val="center"/>
+            </w:pPr>
+            <w:r/>
+            <w:r>
+              <w:t>0</w:t>
+            </w:r>
+          </w:p>
+        </w:tc>
+        <w:tc>
+          <w:tcPr>
+            <w:tcW w:type="dxa" w:w="785"/>
+          </w:tcPr>
+          <w:p>
+            <w:pPr>
+              <w:jc w:val="center"/>
+            </w:pPr>
+            <w:r/>
+            <w:r>
+              <w:t>0</w:t>
+            </w:r>
+          </w:p>
+        </w:tc>
+        <w:tc>
+          <w:tcPr>
+            <w:tcW w:type="dxa" w:w="785"/>
+          </w:tcPr>
+          <w:p>
+            <w:pPr>
+              <w:jc w:val="center"/>
+            </w:pPr>
+            <w:r/>
+            <w:r>
+              <w:t>0</w:t>
+            </w:r>
+          </w:p>
+        </w:tc>
+        <w:tc>
+          <w:tcPr>
+            <w:tcW w:type="dxa" w:w="785"/>
+          </w:tcPr>
+          <w:p>
+            <w:pPr>
+              <w:jc w:val="center"/>
+            </w:pPr>
+            <w:r/>
+            <w:r>
+              <w:t>1</w:t>
+            </w:r>
+          </w:p>
+        </w:tc>
+        <w:tc>
+          <w:tcPr>
+            <w:tcW w:type="dxa" w:w="785"/>
+          </w:tcPr>
+          <w:p>
+            <w:pPr>
+              <w:jc w:val="center"/>
+            </w:pPr>
+            <w:r/>
+            <w:r>
+              <w:t>0</w:t>
+            </w:r>
+          </w:p>
+        </w:tc>
+        <w:tc>
+          <w:tcPr>
+            <w:tcW w:type="dxa" w:w="785"/>
+          </w:tcPr>
+          <w:p>
+            <w:pPr>
+              <w:jc w:val="center"/>
+            </w:pPr>
+            <w:r/>
+            <w:r>
+              <w:t>0</w:t>
+            </w:r>
+          </w:p>
+        </w:tc>
+        <w:tc>
+          <w:tcPr>
+            <w:tcW w:type="dxa" w:w="785"/>
+          </w:tcPr>
+          <w:p>
+            <w:pPr>
+              <w:jc w:val="center"/>
+            </w:pPr>
+            <w:r/>
+            <w:r>
+              <w:t>6/1 = 6</w:t>
+            </w:r>
+          </w:p>
+        </w:tc>
+      </w:tr>
+      <w:tr>
+        <w:tc>
+          <w:tcPr>
+            <w:tcW w:type="dxa" w:w="785"/>
+          </w:tcPr>
+          <w:p>
+            <w:pPr>
+              <w:jc w:val="center"/>
+            </w:pPr>
+            <w:r/>
+            <w:r>
+              <w:t>F</w:t>
+            </w:r>
+          </w:p>
+        </w:tc>
+        <w:tc>
+          <w:tcPr>
+            <w:tcW w:type="dxa" w:w="785"/>
+          </w:tcPr>
+          <w:p>
+            <w:pPr>
+              <w:jc w:val="center"/>
+            </w:pPr>
+            <w:r/>
+            <w:r>
+              <w:t>6</w:t>
+            </w:r>
+          </w:p>
+        </w:tc>
+        <w:tc>
+          <w:tcPr>
+            <w:tcW w:type="dxa" w:w="785"/>
+          </w:tcPr>
+          <w:p>
+            <w:pPr>
+              <w:jc w:val="center"/>
+            </w:pPr>
+            <w:r/>
+            <w:r>
+              <w:t>0</w:t>
+            </w:r>
+          </w:p>
+        </w:tc>
+        <w:tc>
+          <w:tcPr>
+            <w:tcW w:type="dxa" w:w="785"/>
+          </w:tcPr>
+          <w:p>
+            <w:pPr>
+              <w:jc w:val="center"/>
+            </w:pPr>
+            <w:r/>
+            <w:r>
+              <w:rPr>
+                <w:b/>
+              </w:rPr>
+              <w:t>3</w:t>
+            </w:r>
+          </w:p>
+        </w:tc>
+        <w:tc>
+          <w:tcPr>
+            <w:tcW w:type="dxa" w:w="785"/>
+          </w:tcPr>
+          <w:p>
+            <w:pPr>
+              <w:jc w:val="center"/>
+            </w:pPr>
+            <w:r/>
+            <w:r>
+              <w:t>−1</w:t>
+            </w:r>
+          </w:p>
+        </w:tc>
+        <w:tc>
+          <w:tcPr>
+            <w:tcW w:type="dxa" w:w="785"/>
+          </w:tcPr>
+          <w:p>
+            <w:pPr>
+              <w:jc w:val="center"/>
+            </w:pPr>
+            <w:r/>
+            <w:r>
+              <w:t>−1</w:t>
+            </w:r>
+          </w:p>
+        </w:tc>
+        <w:tc>
+          <w:tcPr>
+            <w:tcW w:type="dxa" w:w="785"/>
+          </w:tcPr>
+          <w:p>
+            <w:pPr>
+              <w:jc w:val="center"/>
+            </w:pPr>
+            <w:r/>
+            <w:r>
+              <w:t>0</w:t>
+            </w:r>
+          </w:p>
+        </w:tc>
+        <w:tc>
+          <w:tcPr>
+            <w:tcW w:type="dxa" w:w="785"/>
+          </w:tcPr>
+          <w:p>
+            <w:pPr>
+              <w:jc w:val="center"/>
+            </w:pPr>
+            <w:r/>
+            <w:r>
+              <w:t>0</w:t>
+            </w:r>
+          </w:p>
+        </w:tc>
+        <w:tc>
+          <w:tcPr>
+            <w:tcW w:type="dxa" w:w="785"/>
+          </w:tcPr>
+          <w:p>
+            <w:pPr>
+              <w:jc w:val="center"/>
+            </w:pPr>
+            <w:r/>
+            <w:r>
+              <w:t>0</w:t>
+            </w:r>
+          </w:p>
+        </w:tc>
+        <w:tc>
+          <w:tcPr>
+            <w:tcW w:type="dxa" w:w="785"/>
+          </w:tcPr>
+          <w:p>
+            <w:pPr>
+              <w:jc w:val="center"/>
+            </w:pPr>
+            <w:r/>
+            <w:r>
+              <w:t>0</w:t>
+            </w:r>
+          </w:p>
+        </w:tc>
+        <w:tc>
+          <w:tcPr>
+            <w:tcW w:type="dxa" w:w="785"/>
+          </w:tcPr>
+          <w:p>
+            <w:pPr>
+              <w:jc w:val="center"/>
+            </w:pPr>
+            <w:r/>
+            <w:r/>
           </w:p>
         </w:tc>
       </w:tr>
@@ -1414,7 +1909,17 @@
           <w:i w:val="0"/>
           <w:sz w:val="24"/>
         </w:rPr>
-        <w:t>После итерации 1 искусственные переменные выведены из базиса — получена допустимая точка (2, 2).</w:t>
+        <w:t>Вводим x₂ (Δ = 3), min θ = 1 → выводим z₁. Разрешающий элемент = 2.</w:t>
+      </w:r>
+    </w:p>
+    <w:p>
+      <w:r>
+        <w:rPr>
+          <w:b w:val="0"/>
+          <w:i w:val="0"/>
+          <w:sz w:val="24"/>
+        </w:rPr>
+        <w:t>Пересчёт: x₂ = z₁/2;  z₂ = z₂ − 1·x₂;  w₁ = w₁ + 1·x₂;  w₂ = w₂ − 1·x₂.</w:t>
       </w:r>
     </w:p>
     <w:p>
@@ -1424,7 +1929,1035 @@
           <w:i w:val="0"/>
           <w:sz w:val="24"/>
         </w:rPr>
-        <w:t>Итоговая (оптимальная) таблица — базис {x₁, x₂, s₂, s₁}:</w:t>
+        <w:t>Таблица 2.  Б₁ = {x₂, z₂, w₁, w₂}</w:t>
+      </w:r>
+    </w:p>
+    <w:tbl>
+      <w:tblPr>
+        <w:tblStyle w:val="TableGrid"/>
+        <w:tblW w:type="auto" w:w="0"/>
+        <w:jc w:val="center"/>
+        <w:tblLook w:firstColumn="1" w:firstRow="1" w:lastColumn="0" w:lastRow="0" w:noHBand="0" w:noVBand="1" w:val="04A0"/>
+      </w:tblPr>
+      <w:tblGrid>
+        <w:gridCol w:w="785"/>
+        <w:gridCol w:w="785"/>
+        <w:gridCol w:w="785"/>
+        <w:gridCol w:w="785"/>
+        <w:gridCol w:w="785"/>
+        <w:gridCol w:w="785"/>
+        <w:gridCol w:w="785"/>
+        <w:gridCol w:w="785"/>
+        <w:gridCol w:w="785"/>
+        <w:gridCol w:w="785"/>
+        <w:gridCol w:w="785"/>
+      </w:tblGrid>
+      <w:tr>
+        <w:tc>
+          <w:tcPr>
+            <w:tcW w:type="dxa" w:w="785"/>
+            <w:shd w:val="clear" w:color="auto" w:fill="D9E2F3"/>
+          </w:tcPr>
+          <w:p>
+            <w:pPr>
+              <w:jc w:val="center"/>
+            </w:pPr>
+            <w:r/>
+            <w:r>
+              <w:rPr>
+                <w:b/>
+              </w:rPr>
+              <w:t>Базис</w:t>
+            </w:r>
+          </w:p>
+        </w:tc>
+        <w:tc>
+          <w:tcPr>
+            <w:tcW w:type="dxa" w:w="785"/>
+            <w:shd w:val="clear" w:color="auto" w:fill="D9E2F3"/>
+          </w:tcPr>
+          <w:p>
+            <w:pPr>
+              <w:jc w:val="center"/>
+            </w:pPr>
+            <w:r/>
+            <w:r>
+              <w:rPr>
+                <w:b/>
+              </w:rPr>
+              <w:t>Св.чл.</w:t>
+            </w:r>
+          </w:p>
+        </w:tc>
+        <w:tc>
+          <w:tcPr>
+            <w:tcW w:type="dxa" w:w="785"/>
+            <w:shd w:val="clear" w:color="auto" w:fill="D9E2F3"/>
+          </w:tcPr>
+          <w:p>
+            <w:pPr>
+              <w:jc w:val="center"/>
+            </w:pPr>
+            <w:r/>
+            <w:r>
+              <w:rPr>
+                <w:b/>
+              </w:rPr>
+              <w:t>x₁</w:t>
+            </w:r>
+          </w:p>
+        </w:tc>
+        <w:tc>
+          <w:tcPr>
+            <w:tcW w:type="dxa" w:w="785"/>
+            <w:shd w:val="clear" w:color="auto" w:fill="D9E2F3"/>
+          </w:tcPr>
+          <w:p>
+            <w:pPr>
+              <w:jc w:val="center"/>
+            </w:pPr>
+            <w:r/>
+            <w:r>
+              <w:rPr>
+                <w:b/>
+              </w:rPr>
+              <w:t>x₂</w:t>
+            </w:r>
+          </w:p>
+        </w:tc>
+        <w:tc>
+          <w:tcPr>
+            <w:tcW w:type="dxa" w:w="785"/>
+            <w:shd w:val="clear" w:color="auto" w:fill="D9E2F3"/>
+          </w:tcPr>
+          <w:p>
+            <w:pPr>
+              <w:jc w:val="center"/>
+            </w:pPr>
+            <w:r/>
+            <w:r>
+              <w:rPr>
+                <w:b/>
+              </w:rPr>
+              <w:t>v₁</w:t>
+            </w:r>
+          </w:p>
+        </w:tc>
+        <w:tc>
+          <w:tcPr>
+            <w:tcW w:type="dxa" w:w="785"/>
+            <w:shd w:val="clear" w:color="auto" w:fill="D9E2F3"/>
+          </w:tcPr>
+          <w:p>
+            <w:pPr>
+              <w:jc w:val="center"/>
+            </w:pPr>
+            <w:r/>
+            <w:r>
+              <w:rPr>
+                <w:b/>
+              </w:rPr>
+              <w:t>v₂</w:t>
+            </w:r>
+          </w:p>
+        </w:tc>
+        <w:tc>
+          <w:tcPr>
+            <w:tcW w:type="dxa" w:w="785"/>
+            <w:shd w:val="clear" w:color="auto" w:fill="D9E2F3"/>
+          </w:tcPr>
+          <w:p>
+            <w:pPr>
+              <w:jc w:val="center"/>
+            </w:pPr>
+            <w:r/>
+            <w:r>
+              <w:rPr>
+                <w:b/>
+              </w:rPr>
+              <w:t>w₁</w:t>
+            </w:r>
+          </w:p>
+        </w:tc>
+        <w:tc>
+          <w:tcPr>
+            <w:tcW w:type="dxa" w:w="785"/>
+            <w:shd w:val="clear" w:color="auto" w:fill="D9E2F3"/>
+          </w:tcPr>
+          <w:p>
+            <w:pPr>
+              <w:jc w:val="center"/>
+            </w:pPr>
+            <w:r/>
+            <w:r>
+              <w:rPr>
+                <w:b/>
+              </w:rPr>
+              <w:t>w₂</w:t>
+            </w:r>
+          </w:p>
+        </w:tc>
+        <w:tc>
+          <w:tcPr>
+            <w:tcW w:type="dxa" w:w="785"/>
+            <w:shd w:val="clear" w:color="auto" w:fill="D9E2F3"/>
+          </w:tcPr>
+          <w:p>
+            <w:pPr>
+              <w:jc w:val="center"/>
+            </w:pPr>
+            <w:r/>
+            <w:r>
+              <w:rPr>
+                <w:b/>
+              </w:rPr>
+              <w:t>z₁</w:t>
+            </w:r>
+          </w:p>
+        </w:tc>
+        <w:tc>
+          <w:tcPr>
+            <w:tcW w:type="dxa" w:w="785"/>
+            <w:shd w:val="clear" w:color="auto" w:fill="D9E2F3"/>
+          </w:tcPr>
+          <w:p>
+            <w:pPr>
+              <w:jc w:val="center"/>
+            </w:pPr>
+            <w:r/>
+            <w:r>
+              <w:rPr>
+                <w:b/>
+              </w:rPr>
+              <w:t>z₂</w:t>
+            </w:r>
+          </w:p>
+        </w:tc>
+        <w:tc>
+          <w:tcPr>
+            <w:tcW w:type="dxa" w:w="785"/>
+            <w:shd w:val="clear" w:color="auto" w:fill="D9E2F3"/>
+          </w:tcPr>
+          <w:p>
+            <w:pPr>
+              <w:jc w:val="center"/>
+            </w:pPr>
+            <w:r/>
+            <w:r>
+              <w:rPr>
+                <w:b/>
+              </w:rPr>
+              <w:t>θ</w:t>
+            </w:r>
+          </w:p>
+        </w:tc>
+      </w:tr>
+      <w:tr>
+        <w:tc>
+          <w:tcPr>
+            <w:tcW w:type="dxa" w:w="785"/>
+          </w:tcPr>
+          <w:p>
+            <w:pPr>
+              <w:jc w:val="center"/>
+            </w:pPr>
+            <w:r/>
+            <w:r>
+              <w:t>x₂</w:t>
+            </w:r>
+          </w:p>
+        </w:tc>
+        <w:tc>
+          <w:tcPr>
+            <w:tcW w:type="dxa" w:w="785"/>
+          </w:tcPr>
+          <w:p>
+            <w:pPr>
+              <w:jc w:val="center"/>
+            </w:pPr>
+            <w:r/>
+            <w:r>
+              <w:t>1</w:t>
+            </w:r>
+          </w:p>
+        </w:tc>
+        <w:tc>
+          <w:tcPr>
+            <w:tcW w:type="dxa" w:w="785"/>
+          </w:tcPr>
+          <w:p>
+            <w:pPr>
+              <w:jc w:val="center"/>
+            </w:pPr>
+            <w:r/>
+            <w:r>
+              <w:t>−1/2</w:t>
+            </w:r>
+          </w:p>
+        </w:tc>
+        <w:tc>
+          <w:tcPr>
+            <w:tcW w:type="dxa" w:w="785"/>
+          </w:tcPr>
+          <w:p>
+            <w:pPr>
+              <w:jc w:val="center"/>
+            </w:pPr>
+            <w:r/>
+            <w:r>
+              <w:t>1</w:t>
+            </w:r>
+          </w:p>
+        </w:tc>
+        <w:tc>
+          <w:tcPr>
+            <w:tcW w:type="dxa" w:w="785"/>
+          </w:tcPr>
+          <w:p>
+            <w:pPr>
+              <w:jc w:val="center"/>
+            </w:pPr>
+            <w:r/>
+            <w:r>
+              <w:t>−1/2</w:t>
+            </w:r>
+          </w:p>
+        </w:tc>
+        <w:tc>
+          <w:tcPr>
+            <w:tcW w:type="dxa" w:w="785"/>
+          </w:tcPr>
+          <w:p>
+            <w:pPr>
+              <w:jc w:val="center"/>
+            </w:pPr>
+            <w:r/>
+            <w:r>
+              <w:t>0</w:t>
+            </w:r>
+          </w:p>
+        </w:tc>
+        <w:tc>
+          <w:tcPr>
+            <w:tcW w:type="dxa" w:w="785"/>
+          </w:tcPr>
+          <w:p>
+            <w:pPr>
+              <w:jc w:val="center"/>
+            </w:pPr>
+            <w:r/>
+            <w:r>
+              <w:t>0</w:t>
+            </w:r>
+          </w:p>
+        </w:tc>
+        <w:tc>
+          <w:tcPr>
+            <w:tcW w:type="dxa" w:w="785"/>
+          </w:tcPr>
+          <w:p>
+            <w:pPr>
+              <w:jc w:val="center"/>
+            </w:pPr>
+            <w:r/>
+            <w:r>
+              <w:t>0</w:t>
+            </w:r>
+          </w:p>
+        </w:tc>
+        <w:tc>
+          <w:tcPr>
+            <w:tcW w:type="dxa" w:w="785"/>
+          </w:tcPr>
+          <w:p>
+            <w:pPr>
+              <w:jc w:val="center"/>
+            </w:pPr>
+            <w:r/>
+            <w:r>
+              <w:t>1/2</w:t>
+            </w:r>
+          </w:p>
+        </w:tc>
+        <w:tc>
+          <w:tcPr>
+            <w:tcW w:type="dxa" w:w="785"/>
+          </w:tcPr>
+          <w:p>
+            <w:pPr>
+              <w:jc w:val="center"/>
+            </w:pPr>
+            <w:r/>
+            <w:r>
+              <w:t>0</w:t>
+            </w:r>
+          </w:p>
+        </w:tc>
+        <w:tc>
+          <w:tcPr>
+            <w:tcW w:type="dxa" w:w="785"/>
+          </w:tcPr>
+          <w:p>
+            <w:pPr>
+              <w:jc w:val="center"/>
+            </w:pPr>
+            <w:r/>
+            <w:r>
+              <w:t>—</w:t>
+            </w:r>
+          </w:p>
+        </w:tc>
+      </w:tr>
+      <w:tr>
+        <w:tc>
+          <w:tcPr>
+            <w:tcW w:type="dxa" w:w="785"/>
+          </w:tcPr>
+          <w:p>
+            <w:pPr>
+              <w:jc w:val="center"/>
+            </w:pPr>
+            <w:r/>
+            <w:r>
+              <w:t>z₂</w:t>
+            </w:r>
+          </w:p>
+        </w:tc>
+        <w:tc>
+          <w:tcPr>
+            <w:tcW w:type="dxa" w:w="785"/>
+          </w:tcPr>
+          <w:p>
+            <w:pPr>
+              <w:jc w:val="center"/>
+            </w:pPr>
+            <w:r/>
+            <w:r>
+              <w:t>3</w:t>
+            </w:r>
+          </w:p>
+        </w:tc>
+        <w:tc>
+          <w:tcPr>
+            <w:tcW w:type="dxa" w:w="785"/>
+          </w:tcPr>
+          <w:p>
+            <w:pPr>
+              <w:jc w:val="center"/>
+            </w:pPr>
+            <w:r/>
+            <w:r>
+              <w:rPr>
+                <w:b/>
+              </w:rPr>
+              <w:t>3/2</w:t>
+            </w:r>
+          </w:p>
+        </w:tc>
+        <w:tc>
+          <w:tcPr>
+            <w:tcW w:type="dxa" w:w="785"/>
+          </w:tcPr>
+          <w:p>
+            <w:pPr>
+              <w:jc w:val="center"/>
+            </w:pPr>
+            <w:r/>
+            <w:r>
+              <w:t>0</w:t>
+            </w:r>
+          </w:p>
+        </w:tc>
+        <w:tc>
+          <w:tcPr>
+            <w:tcW w:type="dxa" w:w="785"/>
+          </w:tcPr>
+          <w:p>
+            <w:pPr>
+              <w:jc w:val="center"/>
+            </w:pPr>
+            <w:r/>
+            <w:r>
+              <w:t>1/2</w:t>
+            </w:r>
+          </w:p>
+        </w:tc>
+        <w:tc>
+          <w:tcPr>
+            <w:tcW w:type="dxa" w:w="785"/>
+          </w:tcPr>
+          <w:p>
+            <w:pPr>
+              <w:jc w:val="center"/>
+            </w:pPr>
+            <w:r/>
+            <w:r>
+              <w:t>−1</w:t>
+            </w:r>
+          </w:p>
+        </w:tc>
+        <w:tc>
+          <w:tcPr>
+            <w:tcW w:type="dxa" w:w="785"/>
+          </w:tcPr>
+          <w:p>
+            <w:pPr>
+              <w:jc w:val="center"/>
+            </w:pPr>
+            <w:r/>
+            <w:r>
+              <w:t>0</w:t>
+            </w:r>
+          </w:p>
+        </w:tc>
+        <w:tc>
+          <w:tcPr>
+            <w:tcW w:type="dxa" w:w="785"/>
+          </w:tcPr>
+          <w:p>
+            <w:pPr>
+              <w:jc w:val="center"/>
+            </w:pPr>
+            <w:r/>
+            <w:r>
+              <w:t>0</w:t>
+            </w:r>
+          </w:p>
+        </w:tc>
+        <w:tc>
+          <w:tcPr>
+            <w:tcW w:type="dxa" w:w="785"/>
+          </w:tcPr>
+          <w:p>
+            <w:pPr>
+              <w:jc w:val="center"/>
+            </w:pPr>
+            <w:r/>
+            <w:r>
+              <w:t>−1/2</w:t>
+            </w:r>
+          </w:p>
+        </w:tc>
+        <w:tc>
+          <w:tcPr>
+            <w:tcW w:type="dxa" w:w="785"/>
+          </w:tcPr>
+          <w:p>
+            <w:pPr>
+              <w:jc w:val="center"/>
+            </w:pPr>
+            <w:r/>
+            <w:r>
+              <w:t>1</w:t>
+            </w:r>
+          </w:p>
+        </w:tc>
+        <w:tc>
+          <w:tcPr>
+            <w:tcW w:type="dxa" w:w="785"/>
+          </w:tcPr>
+          <w:p>
+            <w:pPr>
+              <w:jc w:val="center"/>
+            </w:pPr>
+            <w:r/>
+            <w:r>
+              <w:rPr>
+                <w:b/>
+              </w:rPr>
+              <w:t>3/(3/2) = 2</w:t>
+            </w:r>
+          </w:p>
+        </w:tc>
+      </w:tr>
+      <w:tr>
+        <w:tc>
+          <w:tcPr>
+            <w:tcW w:type="dxa" w:w="785"/>
+          </w:tcPr>
+          <w:p>
+            <w:pPr>
+              <w:jc w:val="center"/>
+            </w:pPr>
+            <w:r/>
+            <w:r>
+              <w:t>w₁</w:t>
+            </w:r>
+          </w:p>
+        </w:tc>
+        <w:tc>
+          <w:tcPr>
+            <w:tcW w:type="dxa" w:w="785"/>
+          </w:tcPr>
+          <w:p>
+            <w:pPr>
+              <w:jc w:val="center"/>
+            </w:pPr>
+            <w:r/>
+            <w:r>
+              <w:t>3</w:t>
+            </w:r>
+          </w:p>
+        </w:tc>
+        <w:tc>
+          <w:tcPr>
+            <w:tcW w:type="dxa" w:w="785"/>
+          </w:tcPr>
+          <w:p>
+            <w:pPr>
+              <w:jc w:val="center"/>
+            </w:pPr>
+            <w:r/>
+            <w:r>
+              <w:t>1/2</w:t>
+            </w:r>
+          </w:p>
+        </w:tc>
+        <w:tc>
+          <w:tcPr>
+            <w:tcW w:type="dxa" w:w="785"/>
+          </w:tcPr>
+          <w:p>
+            <w:pPr>
+              <w:jc w:val="center"/>
+            </w:pPr>
+            <w:r/>
+            <w:r>
+              <w:t>0</w:t>
+            </w:r>
+          </w:p>
+        </w:tc>
+        <w:tc>
+          <w:tcPr>
+            <w:tcW w:type="dxa" w:w="785"/>
+          </w:tcPr>
+          <w:p>
+            <w:pPr>
+              <w:jc w:val="center"/>
+            </w:pPr>
+            <w:r/>
+            <w:r>
+              <w:t>−1/2</w:t>
+            </w:r>
+          </w:p>
+        </w:tc>
+        <w:tc>
+          <w:tcPr>
+            <w:tcW w:type="dxa" w:w="785"/>
+          </w:tcPr>
+          <w:p>
+            <w:pPr>
+              <w:jc w:val="center"/>
+            </w:pPr>
+            <w:r/>
+            <w:r>
+              <w:t>0</w:t>
+            </w:r>
+          </w:p>
+        </w:tc>
+        <w:tc>
+          <w:tcPr>
+            <w:tcW w:type="dxa" w:w="785"/>
+          </w:tcPr>
+          <w:p>
+            <w:pPr>
+              <w:jc w:val="center"/>
+            </w:pPr>
+            <w:r/>
+            <w:r>
+              <w:t>1</w:t>
+            </w:r>
+          </w:p>
+        </w:tc>
+        <w:tc>
+          <w:tcPr>
+            <w:tcW w:type="dxa" w:w="785"/>
+          </w:tcPr>
+          <w:p>
+            <w:pPr>
+              <w:jc w:val="center"/>
+            </w:pPr>
+            <w:r/>
+            <w:r>
+              <w:t>0</w:t>
+            </w:r>
+          </w:p>
+        </w:tc>
+        <w:tc>
+          <w:tcPr>
+            <w:tcW w:type="dxa" w:w="785"/>
+          </w:tcPr>
+          <w:p>
+            <w:pPr>
+              <w:jc w:val="center"/>
+            </w:pPr>
+            <w:r/>
+            <w:r>
+              <w:t>1/2</w:t>
+            </w:r>
+          </w:p>
+        </w:tc>
+        <w:tc>
+          <w:tcPr>
+            <w:tcW w:type="dxa" w:w="785"/>
+          </w:tcPr>
+          <w:p>
+            <w:pPr>
+              <w:jc w:val="center"/>
+            </w:pPr>
+            <w:r/>
+            <w:r>
+              <w:t>0</w:t>
+            </w:r>
+          </w:p>
+        </w:tc>
+        <w:tc>
+          <w:tcPr>
+            <w:tcW w:type="dxa" w:w="785"/>
+          </w:tcPr>
+          <w:p>
+            <w:pPr>
+              <w:jc w:val="center"/>
+            </w:pPr>
+            <w:r/>
+            <w:r>
+              <w:t>6</w:t>
+            </w:r>
+          </w:p>
+        </w:tc>
+      </w:tr>
+      <w:tr>
+        <w:tc>
+          <w:tcPr>
+            <w:tcW w:type="dxa" w:w="785"/>
+          </w:tcPr>
+          <w:p>
+            <w:pPr>
+              <w:jc w:val="center"/>
+            </w:pPr>
+            <w:r/>
+            <w:r>
+              <w:t>w₂</w:t>
+            </w:r>
+          </w:p>
+        </w:tc>
+        <w:tc>
+          <w:tcPr>
+            <w:tcW w:type="dxa" w:w="785"/>
+          </w:tcPr>
+          <w:p>
+            <w:pPr>
+              <w:jc w:val="center"/>
+            </w:pPr>
+            <w:r/>
+            <w:r>
+              <w:t>5</w:t>
+            </w:r>
+          </w:p>
+        </w:tc>
+        <w:tc>
+          <w:tcPr>
+            <w:tcW w:type="dxa" w:w="785"/>
+          </w:tcPr>
+          <w:p>
+            <w:pPr>
+              <w:jc w:val="center"/>
+            </w:pPr>
+            <w:r/>
+            <w:r>
+              <w:t>1/2</w:t>
+            </w:r>
+          </w:p>
+        </w:tc>
+        <w:tc>
+          <w:tcPr>
+            <w:tcW w:type="dxa" w:w="785"/>
+          </w:tcPr>
+          <w:p>
+            <w:pPr>
+              <w:jc w:val="center"/>
+            </w:pPr>
+            <w:r/>
+            <w:r>
+              <w:t>0</w:t>
+            </w:r>
+          </w:p>
+        </w:tc>
+        <w:tc>
+          <w:tcPr>
+            <w:tcW w:type="dxa" w:w="785"/>
+          </w:tcPr>
+          <w:p>
+            <w:pPr>
+              <w:jc w:val="center"/>
+            </w:pPr>
+            <w:r/>
+            <w:r>
+              <w:t>1/2</w:t>
+            </w:r>
+          </w:p>
+        </w:tc>
+        <w:tc>
+          <w:tcPr>
+            <w:tcW w:type="dxa" w:w="785"/>
+          </w:tcPr>
+          <w:p>
+            <w:pPr>
+              <w:jc w:val="center"/>
+            </w:pPr>
+            <w:r/>
+            <w:r>
+              <w:t>0</w:t>
+            </w:r>
+          </w:p>
+        </w:tc>
+        <w:tc>
+          <w:tcPr>
+            <w:tcW w:type="dxa" w:w="785"/>
+          </w:tcPr>
+          <w:p>
+            <w:pPr>
+              <w:jc w:val="center"/>
+            </w:pPr>
+            <w:r/>
+            <w:r>
+              <w:t>0</w:t>
+            </w:r>
+          </w:p>
+        </w:tc>
+        <w:tc>
+          <w:tcPr>
+            <w:tcW w:type="dxa" w:w="785"/>
+          </w:tcPr>
+          <w:p>
+            <w:pPr>
+              <w:jc w:val="center"/>
+            </w:pPr>
+            <w:r/>
+            <w:r>
+              <w:t>1</w:t>
+            </w:r>
+          </w:p>
+        </w:tc>
+        <w:tc>
+          <w:tcPr>
+            <w:tcW w:type="dxa" w:w="785"/>
+          </w:tcPr>
+          <w:p>
+            <w:pPr>
+              <w:jc w:val="center"/>
+            </w:pPr>
+            <w:r/>
+            <w:r>
+              <w:t>−1/2</w:t>
+            </w:r>
+          </w:p>
+        </w:tc>
+        <w:tc>
+          <w:tcPr>
+            <w:tcW w:type="dxa" w:w="785"/>
+          </w:tcPr>
+          <w:p>
+            <w:pPr>
+              <w:jc w:val="center"/>
+            </w:pPr>
+            <w:r/>
+            <w:r>
+              <w:t>0</w:t>
+            </w:r>
+          </w:p>
+        </w:tc>
+        <w:tc>
+          <w:tcPr>
+            <w:tcW w:type="dxa" w:w="785"/>
+          </w:tcPr>
+          <w:p>
+            <w:pPr>
+              <w:jc w:val="center"/>
+            </w:pPr>
+            <w:r/>
+            <w:r>
+              <w:t>10</w:t>
+            </w:r>
+          </w:p>
+        </w:tc>
+      </w:tr>
+      <w:tr>
+        <w:tc>
+          <w:tcPr>
+            <w:tcW w:type="dxa" w:w="785"/>
+          </w:tcPr>
+          <w:p>
+            <w:pPr>
+              <w:jc w:val="center"/>
+            </w:pPr>
+            <w:r/>
+            <w:r>
+              <w:t>F</w:t>
+            </w:r>
+          </w:p>
+        </w:tc>
+        <w:tc>
+          <w:tcPr>
+            <w:tcW w:type="dxa" w:w="785"/>
+          </w:tcPr>
+          <w:p>
+            <w:pPr>
+              <w:jc w:val="center"/>
+            </w:pPr>
+            <w:r/>
+            <w:r>
+              <w:t>3</w:t>
+            </w:r>
+          </w:p>
+        </w:tc>
+        <w:tc>
+          <w:tcPr>
+            <w:tcW w:type="dxa" w:w="785"/>
+          </w:tcPr>
+          <w:p>
+            <w:pPr>
+              <w:jc w:val="center"/>
+            </w:pPr>
+            <w:r/>
+            <w:r>
+              <w:rPr>
+                <w:b/>
+              </w:rPr>
+              <w:t>3/2</w:t>
+            </w:r>
+          </w:p>
+        </w:tc>
+        <w:tc>
+          <w:tcPr>
+            <w:tcW w:type="dxa" w:w="785"/>
+          </w:tcPr>
+          <w:p>
+            <w:pPr>
+              <w:jc w:val="center"/>
+            </w:pPr>
+            <w:r/>
+            <w:r>
+              <w:t>0</w:t>
+            </w:r>
+          </w:p>
+        </w:tc>
+        <w:tc>
+          <w:tcPr>
+            <w:tcW w:type="dxa" w:w="785"/>
+          </w:tcPr>
+          <w:p>
+            <w:pPr>
+              <w:jc w:val="center"/>
+            </w:pPr>
+            <w:r/>
+            <w:r>
+              <w:t>1/2</w:t>
+            </w:r>
+          </w:p>
+        </w:tc>
+        <w:tc>
+          <w:tcPr>
+            <w:tcW w:type="dxa" w:w="785"/>
+          </w:tcPr>
+          <w:p>
+            <w:pPr>
+              <w:jc w:val="center"/>
+            </w:pPr>
+            <w:r/>
+            <w:r>
+              <w:t>−1</w:t>
+            </w:r>
+          </w:p>
+        </w:tc>
+        <w:tc>
+          <w:tcPr>
+            <w:tcW w:type="dxa" w:w="785"/>
+          </w:tcPr>
+          <w:p>
+            <w:pPr>
+              <w:jc w:val="center"/>
+            </w:pPr>
+            <w:r/>
+            <w:r>
+              <w:t>0</w:t>
+            </w:r>
+          </w:p>
+        </w:tc>
+        <w:tc>
+          <w:tcPr>
+            <w:tcW w:type="dxa" w:w="785"/>
+          </w:tcPr>
+          <w:p>
+            <w:pPr>
+              <w:jc w:val="center"/>
+            </w:pPr>
+            <w:r/>
+            <w:r>
+              <w:t>0</w:t>
+            </w:r>
+          </w:p>
+        </w:tc>
+        <w:tc>
+          <w:tcPr>
+            <w:tcW w:type="dxa" w:w="785"/>
+          </w:tcPr>
+          <w:p>
+            <w:pPr>
+              <w:jc w:val="center"/>
+            </w:pPr>
+            <w:r/>
+            <w:r>
+              <w:t>−3/2</w:t>
+            </w:r>
+          </w:p>
+        </w:tc>
+        <w:tc>
+          <w:tcPr>
+            <w:tcW w:type="dxa" w:w="785"/>
+          </w:tcPr>
+          <w:p>
+            <w:pPr>
+              <w:jc w:val="center"/>
+            </w:pPr>
+            <w:r/>
+            <w:r>
+              <w:t>0</w:t>
+            </w:r>
+          </w:p>
+        </w:tc>
+        <w:tc>
+          <w:tcPr>
+            <w:tcW w:type="dxa" w:w="785"/>
+          </w:tcPr>
+          <w:p>
+            <w:pPr>
+              <w:jc w:val="center"/>
+            </w:pPr>
+            <w:r/>
+            <w:r/>
+          </w:p>
+        </w:tc>
+      </w:tr>
+    </w:tbl>
+    <w:p>
+      <w:r>
+        <w:rPr>
+          <w:b w:val="0"/>
+          <w:i w:val="0"/>
+          <w:sz w:val="24"/>
+        </w:rPr>
+        <w:t>Вводим x₁ (Δ = 3/2), min θ = 2 → выводим z₂. Разрешающий элемент = 3/2.</w:t>
+      </w:r>
+    </w:p>
+    <w:p>
+      <w:r>
+        <w:rPr>
+          <w:b/>
+          <w:i w:val="0"/>
+          <w:sz w:val="24"/>
+        </w:rPr>
+        <w:t>Таблица 3.  Б₂ = {x₂, x₁, w₁, w₂}  (столбцы z₁, z₂ далее не нужны)</w:t>
       </w:r>
     </w:p>
     <w:tbl>
@@ -1531,7 +3064,7 @@
               <w:rPr>
                 <w:b/>
               </w:rPr>
-              <w:t>s₁</w:t>
+              <w:t>v₁</w:t>
             </w:r>
           </w:p>
         </w:tc>
@@ -1549,7 +3082,7 @@
               <w:rPr>
                 <w:b/>
               </w:rPr>
-              <w:t>s₂</w:t>
+              <w:t>v₂</w:t>
             </w:r>
           </w:p>
         </w:tc>
@@ -1567,7 +3100,7 @@
               <w:rPr>
                 <w:b/>
               </w:rPr>
-              <w:t>s₃</w:t>
+              <w:t>w₁</w:t>
             </w:r>
           </w:p>
         </w:tc>
@@ -1585,7 +3118,7 @@
               <w:rPr>
                 <w:b/>
               </w:rPr>
-              <w:t>s₄</w:t>
+              <w:t>w₂</w:t>
             </w:r>
           </w:p>
         </w:tc>
@@ -1601,7 +3134,7 @@
             </w:pPr>
             <w:r/>
             <w:r>
-              <w:t>x₁</w:t>
+              <w:t>x₂</w:t>
             </w:r>
           </w:p>
         </w:tc>
@@ -1615,7 +3148,7 @@
             </w:pPr>
             <w:r/>
             <w:r>
-              <w:t>8</w:t>
+              <w:t>2</w:t>
             </w:r>
           </w:p>
         </w:tc>
@@ -1629,6 +3162,20 @@
             </w:pPr>
             <w:r/>
             <w:r>
+              <w:t>0</w:t>
+            </w:r>
+          </w:p>
+        </w:tc>
+        <w:tc>
+          <w:tcPr>
+            <w:tcW w:type="dxa" w:w="1080"/>
+          </w:tcPr>
+          <w:p>
+            <w:pPr>
+              <w:jc w:val="center"/>
+            </w:pPr>
+            <w:r/>
+            <w:r>
               <w:t>1</w:t>
             </w:r>
           </w:p>
@@ -1643,6 +3190,34 @@
             </w:pPr>
             <w:r/>
             <w:r>
+              <w:t>−1/3</w:t>
+            </w:r>
+          </w:p>
+        </w:tc>
+        <w:tc>
+          <w:tcPr>
+            <w:tcW w:type="dxa" w:w="1080"/>
+          </w:tcPr>
+          <w:p>
+            <w:pPr>
+              <w:jc w:val="center"/>
+            </w:pPr>
+            <w:r/>
+            <w:r>
+              <w:t>−1/3</w:t>
+            </w:r>
+          </w:p>
+        </w:tc>
+        <w:tc>
+          <w:tcPr>
+            <w:tcW w:type="dxa" w:w="1080"/>
+          </w:tcPr>
+          <w:p>
+            <w:pPr>
+              <w:jc w:val="center"/>
+            </w:pPr>
+            <w:r/>
+            <w:r>
               <w:t>0</w:t>
             </w:r>
           </w:p>
@@ -1658,48 +3233,6 @@
             <w:r/>
             <w:r>
               <w:t>0</w:t>
-            </w:r>
-          </w:p>
-        </w:tc>
-        <w:tc>
-          <w:tcPr>
-            <w:tcW w:type="dxa" w:w="1080"/>
-          </w:tcPr>
-          <w:p>
-            <w:pPr>
-              <w:jc w:val="center"/>
-            </w:pPr>
-            <w:r/>
-            <w:r>
-              <w:t>0</w:t>
-            </w:r>
-          </w:p>
-        </w:tc>
-        <w:tc>
-          <w:tcPr>
-            <w:tcW w:type="dxa" w:w="1080"/>
-          </w:tcPr>
-          <w:p>
-            <w:pPr>
-              <w:jc w:val="center"/>
-            </w:pPr>
-            <w:r/>
-            <w:r>
-              <w:t>1</w:t>
-            </w:r>
-          </w:p>
-        </w:tc>
-        <w:tc>
-          <w:tcPr>
-            <w:tcW w:type="dxa" w:w="1080"/>
-          </w:tcPr>
-          <w:p>
-            <w:pPr>
-              <w:jc w:val="center"/>
-            </w:pPr>
-            <w:r/>
-            <w:r>
-              <w:t>1</w:t>
             </w:r>
           </w:p>
         </w:tc>
@@ -1715,7 +3248,7 @@
             </w:pPr>
             <w:r/>
             <w:r>
-              <w:t>x₂</w:t>
+              <w:t>x₁</w:t>
             </w:r>
           </w:p>
         </w:tc>
@@ -1729,7 +3262,7 @@
             </w:pPr>
             <w:r/>
             <w:r>
-              <w:t>6</w:t>
+              <w:t>2</w:t>
             </w:r>
           </w:p>
         </w:tc>
@@ -1743,6 +3276,20 @@
             </w:pPr>
             <w:r/>
             <w:r>
+              <w:t>1</w:t>
+            </w:r>
+          </w:p>
+        </w:tc>
+        <w:tc>
+          <w:tcPr>
+            <w:tcW w:type="dxa" w:w="1080"/>
+          </w:tcPr>
+          <w:p>
+            <w:pPr>
+              <w:jc w:val="center"/>
+            </w:pPr>
+            <w:r/>
+            <w:r>
               <w:t>0</w:t>
             </w:r>
           </w:p>
@@ -1757,7 +3304,7 @@
             </w:pPr>
             <w:r/>
             <w:r>
-              <w:t>1</w:t>
+              <w:t>1/3</w:t>
             </w:r>
           </w:p>
         </w:tc>
@@ -1771,6 +3318,20 @@
             </w:pPr>
             <w:r/>
             <w:r>
+              <w:t>−2/3</w:t>
+            </w:r>
+          </w:p>
+        </w:tc>
+        <w:tc>
+          <w:tcPr>
+            <w:tcW w:type="dxa" w:w="1080"/>
+          </w:tcPr>
+          <w:p>
+            <w:pPr>
+              <w:jc w:val="center"/>
+            </w:pPr>
+            <w:r/>
+            <w:r>
               <w:t>0</w:t>
             </w:r>
           </w:p>
@@ -1786,34 +3347,6 @@
             <w:r/>
             <w:r>
               <w:t>0</w:t>
-            </w:r>
-          </w:p>
-        </w:tc>
-        <w:tc>
-          <w:tcPr>
-            <w:tcW w:type="dxa" w:w="1080"/>
-          </w:tcPr>
-          <w:p>
-            <w:pPr>
-              <w:jc w:val="center"/>
-            </w:pPr>
-            <w:r/>
-            <w:r>
-              <w:t>0</w:t>
-            </w:r>
-          </w:p>
-        </w:tc>
-        <w:tc>
-          <w:tcPr>
-            <w:tcW w:type="dxa" w:w="1080"/>
-          </w:tcPr>
-          <w:p>
-            <w:pPr>
-              <w:jc w:val="center"/>
-            </w:pPr>
-            <w:r/>
-            <w:r>
-              <w:t>1</w:t>
             </w:r>
           </w:p>
         </w:tc>
@@ -1829,7 +3362,7 @@
             </w:pPr>
             <w:r/>
             <w:r>
-              <w:t>s₂</w:t>
+              <w:t>w₁</w:t>
             </w:r>
           </w:p>
         </w:tc>
@@ -1843,7 +3376,7 @@
             </w:pPr>
             <w:r/>
             <w:r>
-              <w:t>10</w:t>
+              <w:t>2</w:t>
             </w:r>
           </w:p>
         </w:tc>
@@ -1885,49 +3418,49 @@
             </w:pPr>
             <w:r/>
             <w:r>
+              <w:t>−2/3</w:t>
+            </w:r>
+          </w:p>
+        </w:tc>
+        <w:tc>
+          <w:tcPr>
+            <w:tcW w:type="dxa" w:w="1080"/>
+          </w:tcPr>
+          <w:p>
+            <w:pPr>
+              <w:jc w:val="center"/>
+            </w:pPr>
+            <w:r/>
+            <w:r>
+              <w:t>1/3</w:t>
+            </w:r>
+          </w:p>
+        </w:tc>
+        <w:tc>
+          <w:tcPr>
+            <w:tcW w:type="dxa" w:w="1080"/>
+          </w:tcPr>
+          <w:p>
+            <w:pPr>
+              <w:jc w:val="center"/>
+            </w:pPr>
+            <w:r/>
+            <w:r>
+              <w:t>1</w:t>
+            </w:r>
+          </w:p>
+        </w:tc>
+        <w:tc>
+          <w:tcPr>
+            <w:tcW w:type="dxa" w:w="1080"/>
+          </w:tcPr>
+          <w:p>
+            <w:pPr>
+              <w:jc w:val="center"/>
+            </w:pPr>
+            <w:r/>
+            <w:r>
               <w:t>0</w:t>
-            </w:r>
-          </w:p>
-        </w:tc>
-        <w:tc>
-          <w:tcPr>
-            <w:tcW w:type="dxa" w:w="1080"/>
-          </w:tcPr>
-          <w:p>
-            <w:pPr>
-              <w:jc w:val="center"/>
-            </w:pPr>
-            <w:r/>
-            <w:r>
-              <w:t>1</w:t>
-            </w:r>
-          </w:p>
-        </w:tc>
-        <w:tc>
-          <w:tcPr>
-            <w:tcW w:type="dxa" w:w="1080"/>
-          </w:tcPr>
-          <w:p>
-            <w:pPr>
-              <w:jc w:val="center"/>
-            </w:pPr>
-            <w:r/>
-            <w:r>
-              <w:t>1</w:t>
-            </w:r>
-          </w:p>
-        </w:tc>
-        <w:tc>
-          <w:tcPr>
-            <w:tcW w:type="dxa" w:w="1080"/>
-          </w:tcPr>
-          <w:p>
-            <w:pPr>
-              <w:jc w:val="center"/>
-            </w:pPr>
-            <w:r/>
-            <w:r>
-              <w:t>2</w:t>
             </w:r>
           </w:p>
         </w:tc>
@@ -1943,7 +3476,7 @@
             </w:pPr>
             <w:r/>
             <w:r>
-              <w:t>s₁</w:t>
+              <w:t>w₂</w:t>
             </w:r>
           </w:p>
         </w:tc>
@@ -1957,7 +3490,7 @@
             </w:pPr>
             <w:r/>
             <w:r>
-              <w:t>2</w:t>
+              <w:t>4</w:t>
             </w:r>
           </w:p>
         </w:tc>
@@ -1999,7 +3532,7 @@
             </w:pPr>
             <w:r/>
             <w:r>
-              <w:t>1</w:t>
+              <w:t>1/3</w:t>
             </w:r>
           </w:p>
         </w:tc>
@@ -2013,21 +3546,21 @@
             </w:pPr>
             <w:r/>
             <w:r>
+              <w:t>1/3</w:t>
+            </w:r>
+          </w:p>
+        </w:tc>
+        <w:tc>
+          <w:tcPr>
+            <w:tcW w:type="dxa" w:w="1080"/>
+          </w:tcPr>
+          <w:p>
+            <w:pPr>
+              <w:jc w:val="center"/>
+            </w:pPr>
+            <w:r/>
+            <w:r>
               <w:t>0</w:t>
-            </w:r>
-          </w:p>
-        </w:tc>
-        <w:tc>
-          <w:tcPr>
-            <w:tcW w:type="dxa" w:w="1080"/>
-          </w:tcPr>
-          <w:p>
-            <w:pPr>
-              <w:jc w:val="center"/>
-            </w:pPr>
-            <w:r/>
-            <w:r>
-              <w:t>−1</w:t>
             </w:r>
           </w:p>
         </w:tc>
@@ -2057,7 +3590,2481 @@
             </w:pPr>
             <w:r/>
             <w:r>
-              <w:t>Δ</w:t>
+              <w:t>F</w:t>
+            </w:r>
+          </w:p>
+        </w:tc>
+        <w:tc>
+          <w:tcPr>
+            <w:tcW w:type="dxa" w:w="1080"/>
+          </w:tcPr>
+          <w:p>
+            <w:pPr>
+              <w:jc w:val="center"/>
+            </w:pPr>
+            <w:r/>
+            <w:r>
+              <w:t>0</w:t>
+            </w:r>
+          </w:p>
+        </w:tc>
+        <w:tc>
+          <w:tcPr>
+            <w:tcW w:type="dxa" w:w="1080"/>
+          </w:tcPr>
+          <w:p>
+            <w:pPr>
+              <w:jc w:val="center"/>
+            </w:pPr>
+            <w:r/>
+            <w:r>
+              <w:t>0</w:t>
+            </w:r>
+          </w:p>
+        </w:tc>
+        <w:tc>
+          <w:tcPr>
+            <w:tcW w:type="dxa" w:w="1080"/>
+          </w:tcPr>
+          <w:p>
+            <w:pPr>
+              <w:jc w:val="center"/>
+            </w:pPr>
+            <w:r/>
+            <w:r>
+              <w:t>0</w:t>
+            </w:r>
+          </w:p>
+        </w:tc>
+        <w:tc>
+          <w:tcPr>
+            <w:tcW w:type="dxa" w:w="1080"/>
+          </w:tcPr>
+          <w:p>
+            <w:pPr>
+              <w:jc w:val="center"/>
+            </w:pPr>
+            <w:r/>
+            <w:r>
+              <w:t>≤0</w:t>
+            </w:r>
+          </w:p>
+        </w:tc>
+        <w:tc>
+          <w:tcPr>
+            <w:tcW w:type="dxa" w:w="1080"/>
+          </w:tcPr>
+          <w:p>
+            <w:pPr>
+              <w:jc w:val="center"/>
+            </w:pPr>
+            <w:r/>
+            <w:r>
+              <w:t>≤0</w:t>
+            </w:r>
+          </w:p>
+        </w:tc>
+        <w:tc>
+          <w:tcPr>
+            <w:tcW w:type="dxa" w:w="1080"/>
+          </w:tcPr>
+          <w:p>
+            <w:pPr>
+              <w:jc w:val="center"/>
+            </w:pPr>
+            <w:r/>
+            <w:r>
+              <w:t>0</w:t>
+            </w:r>
+          </w:p>
+        </w:tc>
+        <w:tc>
+          <w:tcPr>
+            <w:tcW w:type="dxa" w:w="1080"/>
+          </w:tcPr>
+          <w:p>
+            <w:pPr>
+              <w:jc w:val="center"/>
+            </w:pPr>
+            <w:r/>
+            <w:r>
+              <w:t>0</w:t>
+            </w:r>
+          </w:p>
+        </w:tc>
+      </w:tr>
+    </w:tbl>
+    <w:p>
+      <w:r>
+        <w:rPr>
+          <w:b w:val="0"/>
+          <w:i w:val="0"/>
+          <w:sz w:val="24"/>
+        </w:rPr>
+        <w:t>F = 0 — искусственные переменные выведены, получено допустимое решение (x₁, x₂) = (2, 2). Фаза 1 завершена.</w:t>
+      </w:r>
+    </w:p>
+    <w:p>
+      <w:r>
+        <w:rPr>
+          <w:b/>
+          <w:i w:val="0"/>
+          <w:sz w:val="24"/>
+        </w:rPr>
+        <w:t>ФАЗА 2 — оптимизируем f = x₁ + 2x₂ → max.</w:t>
+      </w:r>
+    </w:p>
+    <w:p>
+      <w:r>
+        <w:rPr>
+          <w:b w:val="0"/>
+          <w:i w:val="0"/>
+          <w:sz w:val="24"/>
+        </w:rPr>
+        <w:t>Строка f: Δⱼ = zⱼ − cⱼ, c = (x₁:1, x₂:2). Оптимум при всех Δⱼ ≥ 0; вводим столбец с наибольшей по модулю отрицательной Δ.</w:t>
+      </w:r>
+    </w:p>
+    <w:p>
+      <w:r>
+        <w:rPr>
+          <w:b/>
+          <w:i w:val="0"/>
+          <w:sz w:val="24"/>
+        </w:rPr>
+        <w:t>Таблица 3′.  Б₂ = {x₂, x₁, w₁, w₂},  f = 6,  точка (2, 2)</w:t>
+      </w:r>
+    </w:p>
+    <w:tbl>
+      <w:tblPr>
+        <w:tblStyle w:val="TableGrid"/>
+        <w:tblW w:type="auto" w:w="0"/>
+        <w:jc w:val="center"/>
+        <w:tblLook w:firstColumn="1" w:firstRow="1" w:lastColumn="0" w:lastRow="0" w:noHBand="0" w:noVBand="1" w:val="04A0"/>
+      </w:tblPr>
+      <w:tblGrid>
+        <w:gridCol w:w="960"/>
+        <w:gridCol w:w="960"/>
+        <w:gridCol w:w="960"/>
+        <w:gridCol w:w="960"/>
+        <w:gridCol w:w="960"/>
+        <w:gridCol w:w="960"/>
+        <w:gridCol w:w="960"/>
+        <w:gridCol w:w="960"/>
+        <w:gridCol w:w="960"/>
+      </w:tblGrid>
+      <w:tr>
+        <w:tc>
+          <w:tcPr>
+            <w:tcW w:type="dxa" w:w="960"/>
+            <w:shd w:val="clear" w:color="auto" w:fill="D9E2F3"/>
+          </w:tcPr>
+          <w:p>
+            <w:pPr>
+              <w:jc w:val="center"/>
+            </w:pPr>
+            <w:r/>
+            <w:r>
+              <w:rPr>
+                <w:b/>
+              </w:rPr>
+              <w:t>Базис</w:t>
+            </w:r>
+          </w:p>
+        </w:tc>
+        <w:tc>
+          <w:tcPr>
+            <w:tcW w:type="dxa" w:w="960"/>
+            <w:shd w:val="clear" w:color="auto" w:fill="D9E2F3"/>
+          </w:tcPr>
+          <w:p>
+            <w:pPr>
+              <w:jc w:val="center"/>
+            </w:pPr>
+            <w:r/>
+            <w:r>
+              <w:rPr>
+                <w:b/>
+              </w:rPr>
+              <w:t>Св.чл.</w:t>
+            </w:r>
+          </w:p>
+        </w:tc>
+        <w:tc>
+          <w:tcPr>
+            <w:tcW w:type="dxa" w:w="960"/>
+            <w:shd w:val="clear" w:color="auto" w:fill="D9E2F3"/>
+          </w:tcPr>
+          <w:p>
+            <w:pPr>
+              <w:jc w:val="center"/>
+            </w:pPr>
+            <w:r/>
+            <w:r>
+              <w:rPr>
+                <w:b/>
+              </w:rPr>
+              <w:t>x₁</w:t>
+            </w:r>
+          </w:p>
+        </w:tc>
+        <w:tc>
+          <w:tcPr>
+            <w:tcW w:type="dxa" w:w="960"/>
+            <w:shd w:val="clear" w:color="auto" w:fill="D9E2F3"/>
+          </w:tcPr>
+          <w:p>
+            <w:pPr>
+              <w:jc w:val="center"/>
+            </w:pPr>
+            <w:r/>
+            <w:r>
+              <w:rPr>
+                <w:b/>
+              </w:rPr>
+              <w:t>x₂</w:t>
+            </w:r>
+          </w:p>
+        </w:tc>
+        <w:tc>
+          <w:tcPr>
+            <w:tcW w:type="dxa" w:w="960"/>
+            <w:shd w:val="clear" w:color="auto" w:fill="D9E2F3"/>
+          </w:tcPr>
+          <w:p>
+            <w:pPr>
+              <w:jc w:val="center"/>
+            </w:pPr>
+            <w:r/>
+            <w:r>
+              <w:rPr>
+                <w:b/>
+              </w:rPr>
+              <w:t>v₁</w:t>
+            </w:r>
+          </w:p>
+        </w:tc>
+        <w:tc>
+          <w:tcPr>
+            <w:tcW w:type="dxa" w:w="960"/>
+            <w:shd w:val="clear" w:color="auto" w:fill="D9E2F3"/>
+          </w:tcPr>
+          <w:p>
+            <w:pPr>
+              <w:jc w:val="center"/>
+            </w:pPr>
+            <w:r/>
+            <w:r>
+              <w:rPr>
+                <w:b/>
+              </w:rPr>
+              <w:t>v₂</w:t>
+            </w:r>
+          </w:p>
+        </w:tc>
+        <w:tc>
+          <w:tcPr>
+            <w:tcW w:type="dxa" w:w="960"/>
+            <w:shd w:val="clear" w:color="auto" w:fill="D9E2F3"/>
+          </w:tcPr>
+          <w:p>
+            <w:pPr>
+              <w:jc w:val="center"/>
+            </w:pPr>
+            <w:r/>
+            <w:r>
+              <w:rPr>
+                <w:b/>
+              </w:rPr>
+              <w:t>w₁</w:t>
+            </w:r>
+          </w:p>
+        </w:tc>
+        <w:tc>
+          <w:tcPr>
+            <w:tcW w:type="dxa" w:w="960"/>
+            <w:shd w:val="clear" w:color="auto" w:fill="D9E2F3"/>
+          </w:tcPr>
+          <w:p>
+            <w:pPr>
+              <w:jc w:val="center"/>
+            </w:pPr>
+            <w:r/>
+            <w:r>
+              <w:rPr>
+                <w:b/>
+              </w:rPr>
+              <w:t>w₂</w:t>
+            </w:r>
+          </w:p>
+        </w:tc>
+        <w:tc>
+          <w:tcPr>
+            <w:tcW w:type="dxa" w:w="960"/>
+            <w:shd w:val="clear" w:color="auto" w:fill="D9E2F3"/>
+          </w:tcPr>
+          <w:p>
+            <w:pPr>
+              <w:jc w:val="center"/>
+            </w:pPr>
+            <w:r/>
+            <w:r>
+              <w:rPr>
+                <w:b/>
+              </w:rPr>
+              <w:t>θ</w:t>
+            </w:r>
+          </w:p>
+        </w:tc>
+      </w:tr>
+      <w:tr>
+        <w:tc>
+          <w:tcPr>
+            <w:tcW w:type="dxa" w:w="960"/>
+          </w:tcPr>
+          <w:p>
+            <w:pPr>
+              <w:jc w:val="center"/>
+            </w:pPr>
+            <w:r/>
+            <w:r>
+              <w:t>x₂</w:t>
+            </w:r>
+          </w:p>
+        </w:tc>
+        <w:tc>
+          <w:tcPr>
+            <w:tcW w:type="dxa" w:w="960"/>
+          </w:tcPr>
+          <w:p>
+            <w:pPr>
+              <w:jc w:val="center"/>
+            </w:pPr>
+            <w:r/>
+            <w:r>
+              <w:t>2</w:t>
+            </w:r>
+          </w:p>
+        </w:tc>
+        <w:tc>
+          <w:tcPr>
+            <w:tcW w:type="dxa" w:w="960"/>
+          </w:tcPr>
+          <w:p>
+            <w:pPr>
+              <w:jc w:val="center"/>
+            </w:pPr>
+            <w:r/>
+            <w:r>
+              <w:t>0</w:t>
+            </w:r>
+          </w:p>
+        </w:tc>
+        <w:tc>
+          <w:tcPr>
+            <w:tcW w:type="dxa" w:w="960"/>
+          </w:tcPr>
+          <w:p>
+            <w:pPr>
+              <w:jc w:val="center"/>
+            </w:pPr>
+            <w:r/>
+            <w:r>
+              <w:t>1</w:t>
+            </w:r>
+          </w:p>
+        </w:tc>
+        <w:tc>
+          <w:tcPr>
+            <w:tcW w:type="dxa" w:w="960"/>
+          </w:tcPr>
+          <w:p>
+            <w:pPr>
+              <w:jc w:val="center"/>
+            </w:pPr>
+            <w:r/>
+            <w:r>
+              <w:t>−1/3</w:t>
+            </w:r>
+          </w:p>
+        </w:tc>
+        <w:tc>
+          <w:tcPr>
+            <w:tcW w:type="dxa" w:w="960"/>
+          </w:tcPr>
+          <w:p>
+            <w:pPr>
+              <w:jc w:val="center"/>
+            </w:pPr>
+            <w:r/>
+            <w:r>
+              <w:t>−1/3</w:t>
+            </w:r>
+          </w:p>
+        </w:tc>
+        <w:tc>
+          <w:tcPr>
+            <w:tcW w:type="dxa" w:w="960"/>
+          </w:tcPr>
+          <w:p>
+            <w:pPr>
+              <w:jc w:val="center"/>
+            </w:pPr>
+            <w:r/>
+            <w:r>
+              <w:t>0</w:t>
+            </w:r>
+          </w:p>
+        </w:tc>
+        <w:tc>
+          <w:tcPr>
+            <w:tcW w:type="dxa" w:w="960"/>
+          </w:tcPr>
+          <w:p>
+            <w:pPr>
+              <w:jc w:val="center"/>
+            </w:pPr>
+            <w:r/>
+            <w:r>
+              <w:t>0</w:t>
+            </w:r>
+          </w:p>
+        </w:tc>
+        <w:tc>
+          <w:tcPr>
+            <w:tcW w:type="dxa" w:w="960"/>
+          </w:tcPr>
+          <w:p>
+            <w:pPr>
+              <w:jc w:val="center"/>
+            </w:pPr>
+            <w:r/>
+            <w:r>
+              <w:t>—</w:t>
+            </w:r>
+          </w:p>
+        </w:tc>
+      </w:tr>
+      <w:tr>
+        <w:tc>
+          <w:tcPr>
+            <w:tcW w:type="dxa" w:w="960"/>
+          </w:tcPr>
+          <w:p>
+            <w:pPr>
+              <w:jc w:val="center"/>
+            </w:pPr>
+            <w:r/>
+            <w:r>
+              <w:t>x₁</w:t>
+            </w:r>
+          </w:p>
+        </w:tc>
+        <w:tc>
+          <w:tcPr>
+            <w:tcW w:type="dxa" w:w="960"/>
+          </w:tcPr>
+          <w:p>
+            <w:pPr>
+              <w:jc w:val="center"/>
+            </w:pPr>
+            <w:r/>
+            <w:r>
+              <w:t>2</w:t>
+            </w:r>
+          </w:p>
+        </w:tc>
+        <w:tc>
+          <w:tcPr>
+            <w:tcW w:type="dxa" w:w="960"/>
+          </w:tcPr>
+          <w:p>
+            <w:pPr>
+              <w:jc w:val="center"/>
+            </w:pPr>
+            <w:r/>
+            <w:r>
+              <w:t>1</w:t>
+            </w:r>
+          </w:p>
+        </w:tc>
+        <w:tc>
+          <w:tcPr>
+            <w:tcW w:type="dxa" w:w="960"/>
+          </w:tcPr>
+          <w:p>
+            <w:pPr>
+              <w:jc w:val="center"/>
+            </w:pPr>
+            <w:r/>
+            <w:r>
+              <w:t>0</w:t>
+            </w:r>
+          </w:p>
+        </w:tc>
+        <w:tc>
+          <w:tcPr>
+            <w:tcW w:type="dxa" w:w="960"/>
+          </w:tcPr>
+          <w:p>
+            <w:pPr>
+              <w:jc w:val="center"/>
+            </w:pPr>
+            <w:r/>
+            <w:r>
+              <w:t>1/3</w:t>
+            </w:r>
+          </w:p>
+        </w:tc>
+        <w:tc>
+          <w:tcPr>
+            <w:tcW w:type="dxa" w:w="960"/>
+          </w:tcPr>
+          <w:p>
+            <w:pPr>
+              <w:jc w:val="center"/>
+            </w:pPr>
+            <w:r/>
+            <w:r>
+              <w:t>−2/3</w:t>
+            </w:r>
+          </w:p>
+        </w:tc>
+        <w:tc>
+          <w:tcPr>
+            <w:tcW w:type="dxa" w:w="960"/>
+          </w:tcPr>
+          <w:p>
+            <w:pPr>
+              <w:jc w:val="center"/>
+            </w:pPr>
+            <w:r/>
+            <w:r>
+              <w:t>0</w:t>
+            </w:r>
+          </w:p>
+        </w:tc>
+        <w:tc>
+          <w:tcPr>
+            <w:tcW w:type="dxa" w:w="960"/>
+          </w:tcPr>
+          <w:p>
+            <w:pPr>
+              <w:jc w:val="center"/>
+            </w:pPr>
+            <w:r/>
+            <w:r>
+              <w:t>0</w:t>
+            </w:r>
+          </w:p>
+        </w:tc>
+        <w:tc>
+          <w:tcPr>
+            <w:tcW w:type="dxa" w:w="960"/>
+          </w:tcPr>
+          <w:p>
+            <w:pPr>
+              <w:jc w:val="center"/>
+            </w:pPr>
+            <w:r/>
+            <w:r>
+              <w:t>—</w:t>
+            </w:r>
+          </w:p>
+        </w:tc>
+      </w:tr>
+      <w:tr>
+        <w:tc>
+          <w:tcPr>
+            <w:tcW w:type="dxa" w:w="960"/>
+          </w:tcPr>
+          <w:p>
+            <w:pPr>
+              <w:jc w:val="center"/>
+            </w:pPr>
+            <w:r/>
+            <w:r>
+              <w:t>w₁</w:t>
+            </w:r>
+          </w:p>
+        </w:tc>
+        <w:tc>
+          <w:tcPr>
+            <w:tcW w:type="dxa" w:w="960"/>
+          </w:tcPr>
+          <w:p>
+            <w:pPr>
+              <w:jc w:val="center"/>
+            </w:pPr>
+            <w:r/>
+            <w:r>
+              <w:t>2</w:t>
+            </w:r>
+          </w:p>
+        </w:tc>
+        <w:tc>
+          <w:tcPr>
+            <w:tcW w:type="dxa" w:w="960"/>
+          </w:tcPr>
+          <w:p>
+            <w:pPr>
+              <w:jc w:val="center"/>
+            </w:pPr>
+            <w:r/>
+            <w:r>
+              <w:t>0</w:t>
+            </w:r>
+          </w:p>
+        </w:tc>
+        <w:tc>
+          <w:tcPr>
+            <w:tcW w:type="dxa" w:w="960"/>
+          </w:tcPr>
+          <w:p>
+            <w:pPr>
+              <w:jc w:val="center"/>
+            </w:pPr>
+            <w:r/>
+            <w:r>
+              <w:t>0</w:t>
+            </w:r>
+          </w:p>
+        </w:tc>
+        <w:tc>
+          <w:tcPr>
+            <w:tcW w:type="dxa" w:w="960"/>
+          </w:tcPr>
+          <w:p>
+            <w:pPr>
+              <w:jc w:val="center"/>
+            </w:pPr>
+            <w:r/>
+            <w:r>
+              <w:t>−2/3</w:t>
+            </w:r>
+          </w:p>
+        </w:tc>
+        <w:tc>
+          <w:tcPr>
+            <w:tcW w:type="dxa" w:w="960"/>
+          </w:tcPr>
+          <w:p>
+            <w:pPr>
+              <w:jc w:val="center"/>
+            </w:pPr>
+            <w:r/>
+            <w:r>
+              <w:rPr>
+                <w:b/>
+              </w:rPr>
+              <w:t>1/3</w:t>
+            </w:r>
+          </w:p>
+        </w:tc>
+        <w:tc>
+          <w:tcPr>
+            <w:tcW w:type="dxa" w:w="960"/>
+          </w:tcPr>
+          <w:p>
+            <w:pPr>
+              <w:jc w:val="center"/>
+            </w:pPr>
+            <w:r/>
+            <w:r>
+              <w:t>1</w:t>
+            </w:r>
+          </w:p>
+        </w:tc>
+        <w:tc>
+          <w:tcPr>
+            <w:tcW w:type="dxa" w:w="960"/>
+          </w:tcPr>
+          <w:p>
+            <w:pPr>
+              <w:jc w:val="center"/>
+            </w:pPr>
+            <w:r/>
+            <w:r>
+              <w:t>0</w:t>
+            </w:r>
+          </w:p>
+        </w:tc>
+        <w:tc>
+          <w:tcPr>
+            <w:tcW w:type="dxa" w:w="960"/>
+          </w:tcPr>
+          <w:p>
+            <w:pPr>
+              <w:jc w:val="center"/>
+            </w:pPr>
+            <w:r/>
+            <w:r>
+              <w:rPr>
+                <w:b/>
+              </w:rPr>
+              <w:t>2/(1/3) = 6</w:t>
+            </w:r>
+          </w:p>
+        </w:tc>
+      </w:tr>
+      <w:tr>
+        <w:tc>
+          <w:tcPr>
+            <w:tcW w:type="dxa" w:w="960"/>
+          </w:tcPr>
+          <w:p>
+            <w:pPr>
+              <w:jc w:val="center"/>
+            </w:pPr>
+            <w:r/>
+            <w:r>
+              <w:t>w₂</w:t>
+            </w:r>
+          </w:p>
+        </w:tc>
+        <w:tc>
+          <w:tcPr>
+            <w:tcW w:type="dxa" w:w="960"/>
+          </w:tcPr>
+          <w:p>
+            <w:pPr>
+              <w:jc w:val="center"/>
+            </w:pPr>
+            <w:r/>
+            <w:r>
+              <w:t>4</w:t>
+            </w:r>
+          </w:p>
+        </w:tc>
+        <w:tc>
+          <w:tcPr>
+            <w:tcW w:type="dxa" w:w="960"/>
+          </w:tcPr>
+          <w:p>
+            <w:pPr>
+              <w:jc w:val="center"/>
+            </w:pPr>
+            <w:r/>
+            <w:r>
+              <w:t>0</w:t>
+            </w:r>
+          </w:p>
+        </w:tc>
+        <w:tc>
+          <w:tcPr>
+            <w:tcW w:type="dxa" w:w="960"/>
+          </w:tcPr>
+          <w:p>
+            <w:pPr>
+              <w:jc w:val="center"/>
+            </w:pPr>
+            <w:r/>
+            <w:r>
+              <w:t>0</w:t>
+            </w:r>
+          </w:p>
+        </w:tc>
+        <w:tc>
+          <w:tcPr>
+            <w:tcW w:type="dxa" w:w="960"/>
+          </w:tcPr>
+          <w:p>
+            <w:pPr>
+              <w:jc w:val="center"/>
+            </w:pPr>
+            <w:r/>
+            <w:r>
+              <w:t>1/3</w:t>
+            </w:r>
+          </w:p>
+        </w:tc>
+        <w:tc>
+          <w:tcPr>
+            <w:tcW w:type="dxa" w:w="960"/>
+          </w:tcPr>
+          <w:p>
+            <w:pPr>
+              <w:jc w:val="center"/>
+            </w:pPr>
+            <w:r/>
+            <w:r>
+              <w:t>1/3</w:t>
+            </w:r>
+          </w:p>
+        </w:tc>
+        <w:tc>
+          <w:tcPr>
+            <w:tcW w:type="dxa" w:w="960"/>
+          </w:tcPr>
+          <w:p>
+            <w:pPr>
+              <w:jc w:val="center"/>
+            </w:pPr>
+            <w:r/>
+            <w:r>
+              <w:t>0</w:t>
+            </w:r>
+          </w:p>
+        </w:tc>
+        <w:tc>
+          <w:tcPr>
+            <w:tcW w:type="dxa" w:w="960"/>
+          </w:tcPr>
+          <w:p>
+            <w:pPr>
+              <w:jc w:val="center"/>
+            </w:pPr>
+            <w:r/>
+            <w:r>
+              <w:t>1</w:t>
+            </w:r>
+          </w:p>
+        </w:tc>
+        <w:tc>
+          <w:tcPr>
+            <w:tcW w:type="dxa" w:w="960"/>
+          </w:tcPr>
+          <w:p>
+            <w:pPr>
+              <w:jc w:val="center"/>
+            </w:pPr>
+            <w:r/>
+            <w:r>
+              <w:t>12</w:t>
+            </w:r>
+          </w:p>
+        </w:tc>
+      </w:tr>
+      <w:tr>
+        <w:tc>
+          <w:tcPr>
+            <w:tcW w:type="dxa" w:w="960"/>
+          </w:tcPr>
+          <w:p>
+            <w:pPr>
+              <w:jc w:val="center"/>
+            </w:pPr>
+            <w:r/>
+            <w:r>
+              <w:t>f</w:t>
+            </w:r>
+          </w:p>
+        </w:tc>
+        <w:tc>
+          <w:tcPr>
+            <w:tcW w:type="dxa" w:w="960"/>
+          </w:tcPr>
+          <w:p>
+            <w:pPr>
+              <w:jc w:val="center"/>
+            </w:pPr>
+            <w:r/>
+            <w:r>
+              <w:t>6</w:t>
+            </w:r>
+          </w:p>
+        </w:tc>
+        <w:tc>
+          <w:tcPr>
+            <w:tcW w:type="dxa" w:w="960"/>
+          </w:tcPr>
+          <w:p>
+            <w:pPr>
+              <w:jc w:val="center"/>
+            </w:pPr>
+            <w:r/>
+            <w:r>
+              <w:t>0</w:t>
+            </w:r>
+          </w:p>
+        </w:tc>
+        <w:tc>
+          <w:tcPr>
+            <w:tcW w:type="dxa" w:w="960"/>
+          </w:tcPr>
+          <w:p>
+            <w:pPr>
+              <w:jc w:val="center"/>
+            </w:pPr>
+            <w:r/>
+            <w:r>
+              <w:t>0</w:t>
+            </w:r>
+          </w:p>
+        </w:tc>
+        <w:tc>
+          <w:tcPr>
+            <w:tcW w:type="dxa" w:w="960"/>
+          </w:tcPr>
+          <w:p>
+            <w:pPr>
+              <w:jc w:val="center"/>
+            </w:pPr>
+            <w:r/>
+            <w:r>
+              <w:t>−1/3</w:t>
+            </w:r>
+          </w:p>
+        </w:tc>
+        <w:tc>
+          <w:tcPr>
+            <w:tcW w:type="dxa" w:w="960"/>
+          </w:tcPr>
+          <w:p>
+            <w:pPr>
+              <w:jc w:val="center"/>
+            </w:pPr>
+            <w:r/>
+            <w:r>
+              <w:rPr>
+                <w:b/>
+              </w:rPr>
+              <w:t>−4/3</w:t>
+            </w:r>
+          </w:p>
+        </w:tc>
+        <w:tc>
+          <w:tcPr>
+            <w:tcW w:type="dxa" w:w="960"/>
+          </w:tcPr>
+          <w:p>
+            <w:pPr>
+              <w:jc w:val="center"/>
+            </w:pPr>
+            <w:r/>
+            <w:r>
+              <w:t>0</w:t>
+            </w:r>
+          </w:p>
+        </w:tc>
+        <w:tc>
+          <w:tcPr>
+            <w:tcW w:type="dxa" w:w="960"/>
+          </w:tcPr>
+          <w:p>
+            <w:pPr>
+              <w:jc w:val="center"/>
+            </w:pPr>
+            <w:r/>
+            <w:r>
+              <w:t>0</w:t>
+            </w:r>
+          </w:p>
+        </w:tc>
+        <w:tc>
+          <w:tcPr>
+            <w:tcW w:type="dxa" w:w="960"/>
+          </w:tcPr>
+          <w:p>
+            <w:pPr>
+              <w:jc w:val="center"/>
+            </w:pPr>
+            <w:r/>
+            <w:r/>
+          </w:p>
+        </w:tc>
+      </w:tr>
+    </w:tbl>
+    <w:p>
+      <w:r>
+        <w:rPr>
+          <w:b w:val="0"/>
+          <w:i w:val="0"/>
+          <w:sz w:val="24"/>
+        </w:rPr>
+        <w:t>Вводим v₂ (Δ = −4/3), выводим w₁.</w:t>
+      </w:r>
+    </w:p>
+    <w:p>
+      <w:r>
+        <w:rPr>
+          <w:b/>
+          <w:i w:val="0"/>
+          <w:sz w:val="24"/>
+        </w:rPr>
+        <w:t>Таблица 4.  Б₃ = {x₂, x₁, v₂, w₂},  f = 14,  точка (6, 4)</w:t>
+      </w:r>
+    </w:p>
+    <w:tbl>
+      <w:tblPr>
+        <w:tblStyle w:val="TableGrid"/>
+        <w:tblW w:type="auto" w:w="0"/>
+        <w:jc w:val="center"/>
+        <w:tblLook w:firstColumn="1" w:firstRow="1" w:lastColumn="0" w:lastRow="0" w:noHBand="0" w:noVBand="1" w:val="04A0"/>
+      </w:tblPr>
+      <w:tblGrid>
+        <w:gridCol w:w="960"/>
+        <w:gridCol w:w="960"/>
+        <w:gridCol w:w="960"/>
+        <w:gridCol w:w="960"/>
+        <w:gridCol w:w="960"/>
+        <w:gridCol w:w="960"/>
+        <w:gridCol w:w="960"/>
+        <w:gridCol w:w="960"/>
+        <w:gridCol w:w="960"/>
+      </w:tblGrid>
+      <w:tr>
+        <w:tc>
+          <w:tcPr>
+            <w:tcW w:type="dxa" w:w="960"/>
+            <w:shd w:val="clear" w:color="auto" w:fill="D9E2F3"/>
+          </w:tcPr>
+          <w:p>
+            <w:pPr>
+              <w:jc w:val="center"/>
+            </w:pPr>
+            <w:r/>
+            <w:r>
+              <w:rPr>
+                <w:b/>
+              </w:rPr>
+              <w:t>Базис</w:t>
+            </w:r>
+          </w:p>
+        </w:tc>
+        <w:tc>
+          <w:tcPr>
+            <w:tcW w:type="dxa" w:w="960"/>
+            <w:shd w:val="clear" w:color="auto" w:fill="D9E2F3"/>
+          </w:tcPr>
+          <w:p>
+            <w:pPr>
+              <w:jc w:val="center"/>
+            </w:pPr>
+            <w:r/>
+            <w:r>
+              <w:rPr>
+                <w:b/>
+              </w:rPr>
+              <w:t>Св.чл.</w:t>
+            </w:r>
+          </w:p>
+        </w:tc>
+        <w:tc>
+          <w:tcPr>
+            <w:tcW w:type="dxa" w:w="960"/>
+            <w:shd w:val="clear" w:color="auto" w:fill="D9E2F3"/>
+          </w:tcPr>
+          <w:p>
+            <w:pPr>
+              <w:jc w:val="center"/>
+            </w:pPr>
+            <w:r/>
+            <w:r>
+              <w:rPr>
+                <w:b/>
+              </w:rPr>
+              <w:t>x₁</w:t>
+            </w:r>
+          </w:p>
+        </w:tc>
+        <w:tc>
+          <w:tcPr>
+            <w:tcW w:type="dxa" w:w="960"/>
+            <w:shd w:val="clear" w:color="auto" w:fill="D9E2F3"/>
+          </w:tcPr>
+          <w:p>
+            <w:pPr>
+              <w:jc w:val="center"/>
+            </w:pPr>
+            <w:r/>
+            <w:r>
+              <w:rPr>
+                <w:b/>
+              </w:rPr>
+              <w:t>x₂</w:t>
+            </w:r>
+          </w:p>
+        </w:tc>
+        <w:tc>
+          <w:tcPr>
+            <w:tcW w:type="dxa" w:w="960"/>
+            <w:shd w:val="clear" w:color="auto" w:fill="D9E2F3"/>
+          </w:tcPr>
+          <w:p>
+            <w:pPr>
+              <w:jc w:val="center"/>
+            </w:pPr>
+            <w:r/>
+            <w:r>
+              <w:rPr>
+                <w:b/>
+              </w:rPr>
+              <w:t>v₁</w:t>
+            </w:r>
+          </w:p>
+        </w:tc>
+        <w:tc>
+          <w:tcPr>
+            <w:tcW w:type="dxa" w:w="960"/>
+            <w:shd w:val="clear" w:color="auto" w:fill="D9E2F3"/>
+          </w:tcPr>
+          <w:p>
+            <w:pPr>
+              <w:jc w:val="center"/>
+            </w:pPr>
+            <w:r/>
+            <w:r>
+              <w:rPr>
+                <w:b/>
+              </w:rPr>
+              <w:t>v₂</w:t>
+            </w:r>
+          </w:p>
+        </w:tc>
+        <w:tc>
+          <w:tcPr>
+            <w:tcW w:type="dxa" w:w="960"/>
+            <w:shd w:val="clear" w:color="auto" w:fill="D9E2F3"/>
+          </w:tcPr>
+          <w:p>
+            <w:pPr>
+              <w:jc w:val="center"/>
+            </w:pPr>
+            <w:r/>
+            <w:r>
+              <w:rPr>
+                <w:b/>
+              </w:rPr>
+              <w:t>w₁</w:t>
+            </w:r>
+          </w:p>
+        </w:tc>
+        <w:tc>
+          <w:tcPr>
+            <w:tcW w:type="dxa" w:w="960"/>
+            <w:shd w:val="clear" w:color="auto" w:fill="D9E2F3"/>
+          </w:tcPr>
+          <w:p>
+            <w:pPr>
+              <w:jc w:val="center"/>
+            </w:pPr>
+            <w:r/>
+            <w:r>
+              <w:rPr>
+                <w:b/>
+              </w:rPr>
+              <w:t>w₂</w:t>
+            </w:r>
+          </w:p>
+        </w:tc>
+        <w:tc>
+          <w:tcPr>
+            <w:tcW w:type="dxa" w:w="960"/>
+            <w:shd w:val="clear" w:color="auto" w:fill="D9E2F3"/>
+          </w:tcPr>
+          <w:p>
+            <w:pPr>
+              <w:jc w:val="center"/>
+            </w:pPr>
+            <w:r/>
+            <w:r>
+              <w:rPr>
+                <w:b/>
+              </w:rPr>
+              <w:t>θ</w:t>
+            </w:r>
+          </w:p>
+        </w:tc>
+      </w:tr>
+      <w:tr>
+        <w:tc>
+          <w:tcPr>
+            <w:tcW w:type="dxa" w:w="960"/>
+          </w:tcPr>
+          <w:p>
+            <w:pPr>
+              <w:jc w:val="center"/>
+            </w:pPr>
+            <w:r/>
+            <w:r>
+              <w:t>x₂</w:t>
+            </w:r>
+          </w:p>
+        </w:tc>
+        <w:tc>
+          <w:tcPr>
+            <w:tcW w:type="dxa" w:w="960"/>
+          </w:tcPr>
+          <w:p>
+            <w:pPr>
+              <w:jc w:val="center"/>
+            </w:pPr>
+            <w:r/>
+            <w:r>
+              <w:t>4</w:t>
+            </w:r>
+          </w:p>
+        </w:tc>
+        <w:tc>
+          <w:tcPr>
+            <w:tcW w:type="dxa" w:w="960"/>
+          </w:tcPr>
+          <w:p>
+            <w:pPr>
+              <w:jc w:val="center"/>
+            </w:pPr>
+            <w:r/>
+            <w:r>
+              <w:t>0</w:t>
+            </w:r>
+          </w:p>
+        </w:tc>
+        <w:tc>
+          <w:tcPr>
+            <w:tcW w:type="dxa" w:w="960"/>
+          </w:tcPr>
+          <w:p>
+            <w:pPr>
+              <w:jc w:val="center"/>
+            </w:pPr>
+            <w:r/>
+            <w:r>
+              <w:t>1</w:t>
+            </w:r>
+          </w:p>
+        </w:tc>
+        <w:tc>
+          <w:tcPr>
+            <w:tcW w:type="dxa" w:w="960"/>
+          </w:tcPr>
+          <w:p>
+            <w:pPr>
+              <w:jc w:val="center"/>
+            </w:pPr>
+            <w:r/>
+            <w:r>
+              <w:t>−1</w:t>
+            </w:r>
+          </w:p>
+        </w:tc>
+        <w:tc>
+          <w:tcPr>
+            <w:tcW w:type="dxa" w:w="960"/>
+          </w:tcPr>
+          <w:p>
+            <w:pPr>
+              <w:jc w:val="center"/>
+            </w:pPr>
+            <w:r/>
+            <w:r>
+              <w:t>0</w:t>
+            </w:r>
+          </w:p>
+        </w:tc>
+        <w:tc>
+          <w:tcPr>
+            <w:tcW w:type="dxa" w:w="960"/>
+          </w:tcPr>
+          <w:p>
+            <w:pPr>
+              <w:jc w:val="center"/>
+            </w:pPr>
+            <w:r/>
+            <w:r>
+              <w:t>1</w:t>
+            </w:r>
+          </w:p>
+        </w:tc>
+        <w:tc>
+          <w:tcPr>
+            <w:tcW w:type="dxa" w:w="960"/>
+          </w:tcPr>
+          <w:p>
+            <w:pPr>
+              <w:jc w:val="center"/>
+            </w:pPr>
+            <w:r/>
+            <w:r>
+              <w:t>0</w:t>
+            </w:r>
+          </w:p>
+        </w:tc>
+        <w:tc>
+          <w:tcPr>
+            <w:tcW w:type="dxa" w:w="960"/>
+          </w:tcPr>
+          <w:p>
+            <w:pPr>
+              <w:jc w:val="center"/>
+            </w:pPr>
+            <w:r/>
+            <w:r>
+              <w:t>—</w:t>
+            </w:r>
+          </w:p>
+        </w:tc>
+      </w:tr>
+      <w:tr>
+        <w:tc>
+          <w:tcPr>
+            <w:tcW w:type="dxa" w:w="960"/>
+          </w:tcPr>
+          <w:p>
+            <w:pPr>
+              <w:jc w:val="center"/>
+            </w:pPr>
+            <w:r/>
+            <w:r>
+              <w:t>x₁</w:t>
+            </w:r>
+          </w:p>
+        </w:tc>
+        <w:tc>
+          <w:tcPr>
+            <w:tcW w:type="dxa" w:w="960"/>
+          </w:tcPr>
+          <w:p>
+            <w:pPr>
+              <w:jc w:val="center"/>
+            </w:pPr>
+            <w:r/>
+            <w:r>
+              <w:t>6</w:t>
+            </w:r>
+          </w:p>
+        </w:tc>
+        <w:tc>
+          <w:tcPr>
+            <w:tcW w:type="dxa" w:w="960"/>
+          </w:tcPr>
+          <w:p>
+            <w:pPr>
+              <w:jc w:val="center"/>
+            </w:pPr>
+            <w:r/>
+            <w:r>
+              <w:t>1</w:t>
+            </w:r>
+          </w:p>
+        </w:tc>
+        <w:tc>
+          <w:tcPr>
+            <w:tcW w:type="dxa" w:w="960"/>
+          </w:tcPr>
+          <w:p>
+            <w:pPr>
+              <w:jc w:val="center"/>
+            </w:pPr>
+            <w:r/>
+            <w:r>
+              <w:t>0</w:t>
+            </w:r>
+          </w:p>
+        </w:tc>
+        <w:tc>
+          <w:tcPr>
+            <w:tcW w:type="dxa" w:w="960"/>
+          </w:tcPr>
+          <w:p>
+            <w:pPr>
+              <w:jc w:val="center"/>
+            </w:pPr>
+            <w:r/>
+            <w:r>
+              <w:t>−1</w:t>
+            </w:r>
+          </w:p>
+        </w:tc>
+        <w:tc>
+          <w:tcPr>
+            <w:tcW w:type="dxa" w:w="960"/>
+          </w:tcPr>
+          <w:p>
+            <w:pPr>
+              <w:jc w:val="center"/>
+            </w:pPr>
+            <w:r/>
+            <w:r>
+              <w:t>0</w:t>
+            </w:r>
+          </w:p>
+        </w:tc>
+        <w:tc>
+          <w:tcPr>
+            <w:tcW w:type="dxa" w:w="960"/>
+          </w:tcPr>
+          <w:p>
+            <w:pPr>
+              <w:jc w:val="center"/>
+            </w:pPr>
+            <w:r/>
+            <w:r>
+              <w:t>2</w:t>
+            </w:r>
+          </w:p>
+        </w:tc>
+        <w:tc>
+          <w:tcPr>
+            <w:tcW w:type="dxa" w:w="960"/>
+          </w:tcPr>
+          <w:p>
+            <w:pPr>
+              <w:jc w:val="center"/>
+            </w:pPr>
+            <w:r/>
+            <w:r>
+              <w:t>0</w:t>
+            </w:r>
+          </w:p>
+        </w:tc>
+        <w:tc>
+          <w:tcPr>
+            <w:tcW w:type="dxa" w:w="960"/>
+          </w:tcPr>
+          <w:p>
+            <w:pPr>
+              <w:jc w:val="center"/>
+            </w:pPr>
+            <w:r/>
+            <w:r>
+              <w:t>—</w:t>
+            </w:r>
+          </w:p>
+        </w:tc>
+      </w:tr>
+      <w:tr>
+        <w:tc>
+          <w:tcPr>
+            <w:tcW w:type="dxa" w:w="960"/>
+          </w:tcPr>
+          <w:p>
+            <w:pPr>
+              <w:jc w:val="center"/>
+            </w:pPr>
+            <w:r/>
+            <w:r>
+              <w:t>v₂</w:t>
+            </w:r>
+          </w:p>
+        </w:tc>
+        <w:tc>
+          <w:tcPr>
+            <w:tcW w:type="dxa" w:w="960"/>
+          </w:tcPr>
+          <w:p>
+            <w:pPr>
+              <w:jc w:val="center"/>
+            </w:pPr>
+            <w:r/>
+            <w:r>
+              <w:t>6</w:t>
+            </w:r>
+          </w:p>
+        </w:tc>
+        <w:tc>
+          <w:tcPr>
+            <w:tcW w:type="dxa" w:w="960"/>
+          </w:tcPr>
+          <w:p>
+            <w:pPr>
+              <w:jc w:val="center"/>
+            </w:pPr>
+            <w:r/>
+            <w:r>
+              <w:t>0</w:t>
+            </w:r>
+          </w:p>
+        </w:tc>
+        <w:tc>
+          <w:tcPr>
+            <w:tcW w:type="dxa" w:w="960"/>
+          </w:tcPr>
+          <w:p>
+            <w:pPr>
+              <w:jc w:val="center"/>
+            </w:pPr>
+            <w:r/>
+            <w:r>
+              <w:t>0</w:t>
+            </w:r>
+          </w:p>
+        </w:tc>
+        <w:tc>
+          <w:tcPr>
+            <w:tcW w:type="dxa" w:w="960"/>
+          </w:tcPr>
+          <w:p>
+            <w:pPr>
+              <w:jc w:val="center"/>
+            </w:pPr>
+            <w:r/>
+            <w:r>
+              <w:t>−2</w:t>
+            </w:r>
+          </w:p>
+        </w:tc>
+        <w:tc>
+          <w:tcPr>
+            <w:tcW w:type="dxa" w:w="960"/>
+          </w:tcPr>
+          <w:p>
+            <w:pPr>
+              <w:jc w:val="center"/>
+            </w:pPr>
+            <w:r/>
+            <w:r>
+              <w:t>1</w:t>
+            </w:r>
+          </w:p>
+        </w:tc>
+        <w:tc>
+          <w:tcPr>
+            <w:tcW w:type="dxa" w:w="960"/>
+          </w:tcPr>
+          <w:p>
+            <w:pPr>
+              <w:jc w:val="center"/>
+            </w:pPr>
+            <w:r/>
+            <w:r>
+              <w:t>3</w:t>
+            </w:r>
+          </w:p>
+        </w:tc>
+        <w:tc>
+          <w:tcPr>
+            <w:tcW w:type="dxa" w:w="960"/>
+          </w:tcPr>
+          <w:p>
+            <w:pPr>
+              <w:jc w:val="center"/>
+            </w:pPr>
+            <w:r/>
+            <w:r>
+              <w:t>0</w:t>
+            </w:r>
+          </w:p>
+        </w:tc>
+        <w:tc>
+          <w:tcPr>
+            <w:tcW w:type="dxa" w:w="960"/>
+          </w:tcPr>
+          <w:p>
+            <w:pPr>
+              <w:jc w:val="center"/>
+            </w:pPr>
+            <w:r/>
+            <w:r>
+              <w:t>—</w:t>
+            </w:r>
+          </w:p>
+        </w:tc>
+      </w:tr>
+      <w:tr>
+        <w:tc>
+          <w:tcPr>
+            <w:tcW w:type="dxa" w:w="960"/>
+          </w:tcPr>
+          <w:p>
+            <w:pPr>
+              <w:jc w:val="center"/>
+            </w:pPr>
+            <w:r/>
+            <w:r>
+              <w:t>w₂</w:t>
+            </w:r>
+          </w:p>
+        </w:tc>
+        <w:tc>
+          <w:tcPr>
+            <w:tcW w:type="dxa" w:w="960"/>
+          </w:tcPr>
+          <w:p>
+            <w:pPr>
+              <w:jc w:val="center"/>
+            </w:pPr>
+            <w:r/>
+            <w:r>
+              <w:t>2</w:t>
+            </w:r>
+          </w:p>
+        </w:tc>
+        <w:tc>
+          <w:tcPr>
+            <w:tcW w:type="dxa" w:w="960"/>
+          </w:tcPr>
+          <w:p>
+            <w:pPr>
+              <w:jc w:val="center"/>
+            </w:pPr>
+            <w:r/>
+            <w:r>
+              <w:t>0</w:t>
+            </w:r>
+          </w:p>
+        </w:tc>
+        <w:tc>
+          <w:tcPr>
+            <w:tcW w:type="dxa" w:w="960"/>
+          </w:tcPr>
+          <w:p>
+            <w:pPr>
+              <w:jc w:val="center"/>
+            </w:pPr>
+            <w:r/>
+            <w:r>
+              <w:t>0</w:t>
+            </w:r>
+          </w:p>
+        </w:tc>
+        <w:tc>
+          <w:tcPr>
+            <w:tcW w:type="dxa" w:w="960"/>
+          </w:tcPr>
+          <w:p>
+            <w:pPr>
+              <w:jc w:val="center"/>
+            </w:pPr>
+            <w:r/>
+            <w:r>
+              <w:rPr>
+                <w:b/>
+              </w:rPr>
+              <w:t>1</w:t>
+            </w:r>
+          </w:p>
+        </w:tc>
+        <w:tc>
+          <w:tcPr>
+            <w:tcW w:type="dxa" w:w="960"/>
+          </w:tcPr>
+          <w:p>
+            <w:pPr>
+              <w:jc w:val="center"/>
+            </w:pPr>
+            <w:r/>
+            <w:r>
+              <w:t>0</w:t>
+            </w:r>
+          </w:p>
+        </w:tc>
+        <w:tc>
+          <w:tcPr>
+            <w:tcW w:type="dxa" w:w="960"/>
+          </w:tcPr>
+          <w:p>
+            <w:pPr>
+              <w:jc w:val="center"/>
+            </w:pPr>
+            <w:r/>
+            <w:r>
+              <w:t>−1</w:t>
+            </w:r>
+          </w:p>
+        </w:tc>
+        <w:tc>
+          <w:tcPr>
+            <w:tcW w:type="dxa" w:w="960"/>
+          </w:tcPr>
+          <w:p>
+            <w:pPr>
+              <w:jc w:val="center"/>
+            </w:pPr>
+            <w:r/>
+            <w:r>
+              <w:t>1</w:t>
+            </w:r>
+          </w:p>
+        </w:tc>
+        <w:tc>
+          <w:tcPr>
+            <w:tcW w:type="dxa" w:w="960"/>
+          </w:tcPr>
+          <w:p>
+            <w:pPr>
+              <w:jc w:val="center"/>
+            </w:pPr>
+            <w:r/>
+            <w:r>
+              <w:rPr>
+                <w:b/>
+              </w:rPr>
+              <w:t>2/1 = 2</w:t>
+            </w:r>
+          </w:p>
+        </w:tc>
+      </w:tr>
+      <w:tr>
+        <w:tc>
+          <w:tcPr>
+            <w:tcW w:type="dxa" w:w="960"/>
+          </w:tcPr>
+          <w:p>
+            <w:pPr>
+              <w:jc w:val="center"/>
+            </w:pPr>
+            <w:r/>
+            <w:r>
+              <w:t>f</w:t>
+            </w:r>
+          </w:p>
+        </w:tc>
+        <w:tc>
+          <w:tcPr>
+            <w:tcW w:type="dxa" w:w="960"/>
+          </w:tcPr>
+          <w:p>
+            <w:pPr>
+              <w:jc w:val="center"/>
+            </w:pPr>
+            <w:r/>
+            <w:r>
+              <w:t>14</w:t>
+            </w:r>
+          </w:p>
+        </w:tc>
+        <w:tc>
+          <w:tcPr>
+            <w:tcW w:type="dxa" w:w="960"/>
+          </w:tcPr>
+          <w:p>
+            <w:pPr>
+              <w:jc w:val="center"/>
+            </w:pPr>
+            <w:r/>
+            <w:r>
+              <w:t>0</w:t>
+            </w:r>
+          </w:p>
+        </w:tc>
+        <w:tc>
+          <w:tcPr>
+            <w:tcW w:type="dxa" w:w="960"/>
+          </w:tcPr>
+          <w:p>
+            <w:pPr>
+              <w:jc w:val="center"/>
+            </w:pPr>
+            <w:r/>
+            <w:r>
+              <w:t>0</w:t>
+            </w:r>
+          </w:p>
+        </w:tc>
+        <w:tc>
+          <w:tcPr>
+            <w:tcW w:type="dxa" w:w="960"/>
+          </w:tcPr>
+          <w:p>
+            <w:pPr>
+              <w:jc w:val="center"/>
+            </w:pPr>
+            <w:r/>
+            <w:r>
+              <w:rPr>
+                <w:b/>
+              </w:rPr>
+              <w:t>−3</w:t>
+            </w:r>
+          </w:p>
+        </w:tc>
+        <w:tc>
+          <w:tcPr>
+            <w:tcW w:type="dxa" w:w="960"/>
+          </w:tcPr>
+          <w:p>
+            <w:pPr>
+              <w:jc w:val="center"/>
+            </w:pPr>
+            <w:r/>
+            <w:r>
+              <w:t>0</w:t>
+            </w:r>
+          </w:p>
+        </w:tc>
+        <w:tc>
+          <w:tcPr>
+            <w:tcW w:type="dxa" w:w="960"/>
+          </w:tcPr>
+          <w:p>
+            <w:pPr>
+              <w:jc w:val="center"/>
+            </w:pPr>
+            <w:r/>
+            <w:r>
+              <w:t>4</w:t>
+            </w:r>
+          </w:p>
+        </w:tc>
+        <w:tc>
+          <w:tcPr>
+            <w:tcW w:type="dxa" w:w="960"/>
+          </w:tcPr>
+          <w:p>
+            <w:pPr>
+              <w:jc w:val="center"/>
+            </w:pPr>
+            <w:r/>
+            <w:r>
+              <w:t>0</w:t>
+            </w:r>
+          </w:p>
+        </w:tc>
+        <w:tc>
+          <w:tcPr>
+            <w:tcW w:type="dxa" w:w="960"/>
+          </w:tcPr>
+          <w:p>
+            <w:pPr>
+              <w:jc w:val="center"/>
+            </w:pPr>
+            <w:r/>
+            <w:r/>
+          </w:p>
+        </w:tc>
+      </w:tr>
+    </w:tbl>
+    <w:p>
+      <w:r>
+        <w:rPr>
+          <w:b w:val="0"/>
+          <w:i w:val="0"/>
+          <w:sz w:val="24"/>
+        </w:rPr>
+        <w:t>Вводим v₁ (Δ = −3), выводим w₂.</w:t>
+      </w:r>
+    </w:p>
+    <w:p>
+      <w:r>
+        <w:rPr>
+          <w:b/>
+          <w:i w:val="0"/>
+          <w:sz w:val="24"/>
+        </w:rPr>
+        <w:t>Таблица 5.  Б₄ = {x₂, x₁, v₂, v₁},  f = 20,  точка (8, 6)</w:t>
+      </w:r>
+    </w:p>
+    <w:tbl>
+      <w:tblPr>
+        <w:tblStyle w:val="TableGrid"/>
+        <w:tblW w:type="auto" w:w="0"/>
+        <w:jc w:val="center"/>
+        <w:tblLook w:firstColumn="1" w:firstRow="1" w:lastColumn="0" w:lastRow="0" w:noHBand="0" w:noVBand="1" w:val="04A0"/>
+      </w:tblPr>
+      <w:tblGrid>
+        <w:gridCol w:w="1080"/>
+        <w:gridCol w:w="1080"/>
+        <w:gridCol w:w="1080"/>
+        <w:gridCol w:w="1080"/>
+        <w:gridCol w:w="1080"/>
+        <w:gridCol w:w="1080"/>
+        <w:gridCol w:w="1080"/>
+        <w:gridCol w:w="1080"/>
+      </w:tblGrid>
+      <w:tr>
+        <w:tc>
+          <w:tcPr>
+            <w:tcW w:type="dxa" w:w="1080"/>
+            <w:shd w:val="clear" w:color="auto" w:fill="D9E2F3"/>
+          </w:tcPr>
+          <w:p>
+            <w:pPr>
+              <w:jc w:val="center"/>
+            </w:pPr>
+            <w:r/>
+            <w:r>
+              <w:rPr>
+                <w:b/>
+              </w:rPr>
+              <w:t>Базис</w:t>
+            </w:r>
+          </w:p>
+        </w:tc>
+        <w:tc>
+          <w:tcPr>
+            <w:tcW w:type="dxa" w:w="1080"/>
+            <w:shd w:val="clear" w:color="auto" w:fill="D9E2F3"/>
+          </w:tcPr>
+          <w:p>
+            <w:pPr>
+              <w:jc w:val="center"/>
+            </w:pPr>
+            <w:r/>
+            <w:r>
+              <w:rPr>
+                <w:b/>
+              </w:rPr>
+              <w:t>Св.чл.</w:t>
+            </w:r>
+          </w:p>
+        </w:tc>
+        <w:tc>
+          <w:tcPr>
+            <w:tcW w:type="dxa" w:w="1080"/>
+            <w:shd w:val="clear" w:color="auto" w:fill="D9E2F3"/>
+          </w:tcPr>
+          <w:p>
+            <w:pPr>
+              <w:jc w:val="center"/>
+            </w:pPr>
+            <w:r/>
+            <w:r>
+              <w:rPr>
+                <w:b/>
+              </w:rPr>
+              <w:t>x₁</w:t>
+            </w:r>
+          </w:p>
+        </w:tc>
+        <w:tc>
+          <w:tcPr>
+            <w:tcW w:type="dxa" w:w="1080"/>
+            <w:shd w:val="clear" w:color="auto" w:fill="D9E2F3"/>
+          </w:tcPr>
+          <w:p>
+            <w:pPr>
+              <w:jc w:val="center"/>
+            </w:pPr>
+            <w:r/>
+            <w:r>
+              <w:rPr>
+                <w:b/>
+              </w:rPr>
+              <w:t>x₂</w:t>
+            </w:r>
+          </w:p>
+        </w:tc>
+        <w:tc>
+          <w:tcPr>
+            <w:tcW w:type="dxa" w:w="1080"/>
+            <w:shd w:val="clear" w:color="auto" w:fill="D9E2F3"/>
+          </w:tcPr>
+          <w:p>
+            <w:pPr>
+              <w:jc w:val="center"/>
+            </w:pPr>
+            <w:r/>
+            <w:r>
+              <w:rPr>
+                <w:b/>
+              </w:rPr>
+              <w:t>v₁</w:t>
+            </w:r>
+          </w:p>
+        </w:tc>
+        <w:tc>
+          <w:tcPr>
+            <w:tcW w:type="dxa" w:w="1080"/>
+            <w:shd w:val="clear" w:color="auto" w:fill="D9E2F3"/>
+          </w:tcPr>
+          <w:p>
+            <w:pPr>
+              <w:jc w:val="center"/>
+            </w:pPr>
+            <w:r/>
+            <w:r>
+              <w:rPr>
+                <w:b/>
+              </w:rPr>
+              <w:t>v₂</w:t>
+            </w:r>
+          </w:p>
+        </w:tc>
+        <w:tc>
+          <w:tcPr>
+            <w:tcW w:type="dxa" w:w="1080"/>
+            <w:shd w:val="clear" w:color="auto" w:fill="D9E2F3"/>
+          </w:tcPr>
+          <w:p>
+            <w:pPr>
+              <w:jc w:val="center"/>
+            </w:pPr>
+            <w:r/>
+            <w:r>
+              <w:rPr>
+                <w:b/>
+              </w:rPr>
+              <w:t>w₁</w:t>
+            </w:r>
+          </w:p>
+        </w:tc>
+        <w:tc>
+          <w:tcPr>
+            <w:tcW w:type="dxa" w:w="1080"/>
+            <w:shd w:val="clear" w:color="auto" w:fill="D9E2F3"/>
+          </w:tcPr>
+          <w:p>
+            <w:pPr>
+              <w:jc w:val="center"/>
+            </w:pPr>
+            <w:r/>
+            <w:r>
+              <w:rPr>
+                <w:b/>
+              </w:rPr>
+              <w:t>w₂</w:t>
+            </w:r>
+          </w:p>
+        </w:tc>
+      </w:tr>
+      <w:tr>
+        <w:tc>
+          <w:tcPr>
+            <w:tcW w:type="dxa" w:w="1080"/>
+          </w:tcPr>
+          <w:p>
+            <w:pPr>
+              <w:jc w:val="center"/>
+            </w:pPr>
+            <w:r/>
+            <w:r>
+              <w:t>x₂</w:t>
+            </w:r>
+          </w:p>
+        </w:tc>
+        <w:tc>
+          <w:tcPr>
+            <w:tcW w:type="dxa" w:w="1080"/>
+          </w:tcPr>
+          <w:p>
+            <w:pPr>
+              <w:jc w:val="center"/>
+            </w:pPr>
+            <w:r/>
+            <w:r>
+              <w:t>6</w:t>
+            </w:r>
+          </w:p>
+        </w:tc>
+        <w:tc>
+          <w:tcPr>
+            <w:tcW w:type="dxa" w:w="1080"/>
+          </w:tcPr>
+          <w:p>
+            <w:pPr>
+              <w:jc w:val="center"/>
+            </w:pPr>
+            <w:r/>
+            <w:r>
+              <w:t>0</w:t>
+            </w:r>
+          </w:p>
+        </w:tc>
+        <w:tc>
+          <w:tcPr>
+            <w:tcW w:type="dxa" w:w="1080"/>
+          </w:tcPr>
+          <w:p>
+            <w:pPr>
+              <w:jc w:val="center"/>
+            </w:pPr>
+            <w:r/>
+            <w:r>
+              <w:t>1</w:t>
+            </w:r>
+          </w:p>
+        </w:tc>
+        <w:tc>
+          <w:tcPr>
+            <w:tcW w:type="dxa" w:w="1080"/>
+          </w:tcPr>
+          <w:p>
+            <w:pPr>
+              <w:jc w:val="center"/>
+            </w:pPr>
+            <w:r/>
+            <w:r>
+              <w:t>0</w:t>
+            </w:r>
+          </w:p>
+        </w:tc>
+        <w:tc>
+          <w:tcPr>
+            <w:tcW w:type="dxa" w:w="1080"/>
+          </w:tcPr>
+          <w:p>
+            <w:pPr>
+              <w:jc w:val="center"/>
+            </w:pPr>
+            <w:r/>
+            <w:r>
+              <w:t>0</w:t>
+            </w:r>
+          </w:p>
+        </w:tc>
+        <w:tc>
+          <w:tcPr>
+            <w:tcW w:type="dxa" w:w="1080"/>
+          </w:tcPr>
+          <w:p>
+            <w:pPr>
+              <w:jc w:val="center"/>
+            </w:pPr>
+            <w:r/>
+            <w:r>
+              <w:t>0</w:t>
+            </w:r>
+          </w:p>
+        </w:tc>
+        <w:tc>
+          <w:tcPr>
+            <w:tcW w:type="dxa" w:w="1080"/>
+          </w:tcPr>
+          <w:p>
+            <w:pPr>
+              <w:jc w:val="center"/>
+            </w:pPr>
+            <w:r/>
+            <w:r>
+              <w:t>1</w:t>
+            </w:r>
+          </w:p>
+        </w:tc>
+      </w:tr>
+      <w:tr>
+        <w:tc>
+          <w:tcPr>
+            <w:tcW w:type="dxa" w:w="1080"/>
+          </w:tcPr>
+          <w:p>
+            <w:pPr>
+              <w:jc w:val="center"/>
+            </w:pPr>
+            <w:r/>
+            <w:r>
+              <w:t>x₁</w:t>
+            </w:r>
+          </w:p>
+        </w:tc>
+        <w:tc>
+          <w:tcPr>
+            <w:tcW w:type="dxa" w:w="1080"/>
+          </w:tcPr>
+          <w:p>
+            <w:pPr>
+              <w:jc w:val="center"/>
+            </w:pPr>
+            <w:r/>
+            <w:r>
+              <w:t>8</w:t>
+            </w:r>
+          </w:p>
+        </w:tc>
+        <w:tc>
+          <w:tcPr>
+            <w:tcW w:type="dxa" w:w="1080"/>
+          </w:tcPr>
+          <w:p>
+            <w:pPr>
+              <w:jc w:val="center"/>
+            </w:pPr>
+            <w:r/>
+            <w:r>
+              <w:t>1</w:t>
+            </w:r>
+          </w:p>
+        </w:tc>
+        <w:tc>
+          <w:tcPr>
+            <w:tcW w:type="dxa" w:w="1080"/>
+          </w:tcPr>
+          <w:p>
+            <w:pPr>
+              <w:jc w:val="center"/>
+            </w:pPr>
+            <w:r/>
+            <w:r>
+              <w:t>0</w:t>
+            </w:r>
+          </w:p>
+        </w:tc>
+        <w:tc>
+          <w:tcPr>
+            <w:tcW w:type="dxa" w:w="1080"/>
+          </w:tcPr>
+          <w:p>
+            <w:pPr>
+              <w:jc w:val="center"/>
+            </w:pPr>
+            <w:r/>
+            <w:r>
+              <w:t>0</w:t>
+            </w:r>
+          </w:p>
+        </w:tc>
+        <w:tc>
+          <w:tcPr>
+            <w:tcW w:type="dxa" w:w="1080"/>
+          </w:tcPr>
+          <w:p>
+            <w:pPr>
+              <w:jc w:val="center"/>
+            </w:pPr>
+            <w:r/>
+            <w:r>
+              <w:t>0</w:t>
+            </w:r>
+          </w:p>
+        </w:tc>
+        <w:tc>
+          <w:tcPr>
+            <w:tcW w:type="dxa" w:w="1080"/>
+          </w:tcPr>
+          <w:p>
+            <w:pPr>
+              <w:jc w:val="center"/>
+            </w:pPr>
+            <w:r/>
+            <w:r>
+              <w:t>1</w:t>
+            </w:r>
+          </w:p>
+        </w:tc>
+        <w:tc>
+          <w:tcPr>
+            <w:tcW w:type="dxa" w:w="1080"/>
+          </w:tcPr>
+          <w:p>
+            <w:pPr>
+              <w:jc w:val="center"/>
+            </w:pPr>
+            <w:r/>
+            <w:r>
+              <w:t>1</w:t>
+            </w:r>
+          </w:p>
+        </w:tc>
+      </w:tr>
+      <w:tr>
+        <w:tc>
+          <w:tcPr>
+            <w:tcW w:type="dxa" w:w="1080"/>
+          </w:tcPr>
+          <w:p>
+            <w:pPr>
+              <w:jc w:val="center"/>
+            </w:pPr>
+            <w:r/>
+            <w:r>
+              <w:t>v₂</w:t>
+            </w:r>
+          </w:p>
+        </w:tc>
+        <w:tc>
+          <w:tcPr>
+            <w:tcW w:type="dxa" w:w="1080"/>
+          </w:tcPr>
+          <w:p>
+            <w:pPr>
+              <w:jc w:val="center"/>
+            </w:pPr>
+            <w:r/>
+            <w:r>
+              <w:t>10</w:t>
+            </w:r>
+          </w:p>
+        </w:tc>
+        <w:tc>
+          <w:tcPr>
+            <w:tcW w:type="dxa" w:w="1080"/>
+          </w:tcPr>
+          <w:p>
+            <w:pPr>
+              <w:jc w:val="center"/>
+            </w:pPr>
+            <w:r/>
+            <w:r>
+              <w:t>0</w:t>
+            </w:r>
+          </w:p>
+        </w:tc>
+        <w:tc>
+          <w:tcPr>
+            <w:tcW w:type="dxa" w:w="1080"/>
+          </w:tcPr>
+          <w:p>
+            <w:pPr>
+              <w:jc w:val="center"/>
+            </w:pPr>
+            <w:r/>
+            <w:r>
+              <w:t>0</w:t>
+            </w:r>
+          </w:p>
+        </w:tc>
+        <w:tc>
+          <w:tcPr>
+            <w:tcW w:type="dxa" w:w="1080"/>
+          </w:tcPr>
+          <w:p>
+            <w:pPr>
+              <w:jc w:val="center"/>
+            </w:pPr>
+            <w:r/>
+            <w:r>
+              <w:t>0</w:t>
+            </w:r>
+          </w:p>
+        </w:tc>
+        <w:tc>
+          <w:tcPr>
+            <w:tcW w:type="dxa" w:w="1080"/>
+          </w:tcPr>
+          <w:p>
+            <w:pPr>
+              <w:jc w:val="center"/>
+            </w:pPr>
+            <w:r/>
+            <w:r>
+              <w:t>1</w:t>
+            </w:r>
+          </w:p>
+        </w:tc>
+        <w:tc>
+          <w:tcPr>
+            <w:tcW w:type="dxa" w:w="1080"/>
+          </w:tcPr>
+          <w:p>
+            <w:pPr>
+              <w:jc w:val="center"/>
+            </w:pPr>
+            <w:r/>
+            <w:r>
+              <w:t>1</w:t>
+            </w:r>
+          </w:p>
+        </w:tc>
+        <w:tc>
+          <w:tcPr>
+            <w:tcW w:type="dxa" w:w="1080"/>
+          </w:tcPr>
+          <w:p>
+            <w:pPr>
+              <w:jc w:val="center"/>
+            </w:pPr>
+            <w:r/>
+            <w:r>
+              <w:t>2</w:t>
+            </w:r>
+          </w:p>
+        </w:tc>
+      </w:tr>
+      <w:tr>
+        <w:tc>
+          <w:tcPr>
+            <w:tcW w:type="dxa" w:w="1080"/>
+          </w:tcPr>
+          <w:p>
+            <w:pPr>
+              <w:jc w:val="center"/>
+            </w:pPr>
+            <w:r/>
+            <w:r>
+              <w:t>v₁</w:t>
+            </w:r>
+          </w:p>
+        </w:tc>
+        <w:tc>
+          <w:tcPr>
+            <w:tcW w:type="dxa" w:w="1080"/>
+          </w:tcPr>
+          <w:p>
+            <w:pPr>
+              <w:jc w:val="center"/>
+            </w:pPr>
+            <w:r/>
+            <w:r>
+              <w:t>2</w:t>
+            </w:r>
+          </w:p>
+        </w:tc>
+        <w:tc>
+          <w:tcPr>
+            <w:tcW w:type="dxa" w:w="1080"/>
+          </w:tcPr>
+          <w:p>
+            <w:pPr>
+              <w:jc w:val="center"/>
+            </w:pPr>
+            <w:r/>
+            <w:r>
+              <w:t>0</w:t>
+            </w:r>
+          </w:p>
+        </w:tc>
+        <w:tc>
+          <w:tcPr>
+            <w:tcW w:type="dxa" w:w="1080"/>
+          </w:tcPr>
+          <w:p>
+            <w:pPr>
+              <w:jc w:val="center"/>
+            </w:pPr>
+            <w:r/>
+            <w:r>
+              <w:t>0</w:t>
+            </w:r>
+          </w:p>
+        </w:tc>
+        <w:tc>
+          <w:tcPr>
+            <w:tcW w:type="dxa" w:w="1080"/>
+          </w:tcPr>
+          <w:p>
+            <w:pPr>
+              <w:jc w:val="center"/>
+            </w:pPr>
+            <w:r/>
+            <w:r>
+              <w:t>1</w:t>
+            </w:r>
+          </w:p>
+        </w:tc>
+        <w:tc>
+          <w:tcPr>
+            <w:tcW w:type="dxa" w:w="1080"/>
+          </w:tcPr>
+          <w:p>
+            <w:pPr>
+              <w:jc w:val="center"/>
+            </w:pPr>
+            <w:r/>
+            <w:r>
+              <w:t>0</w:t>
+            </w:r>
+          </w:p>
+        </w:tc>
+        <w:tc>
+          <w:tcPr>
+            <w:tcW w:type="dxa" w:w="1080"/>
+          </w:tcPr>
+          <w:p>
+            <w:pPr>
+              <w:jc w:val="center"/>
+            </w:pPr>
+            <w:r/>
+            <w:r>
+              <w:t>−1</w:t>
+            </w:r>
+          </w:p>
+        </w:tc>
+        <w:tc>
+          <w:tcPr>
+            <w:tcW w:type="dxa" w:w="1080"/>
+          </w:tcPr>
+          <w:p>
+            <w:pPr>
+              <w:jc w:val="center"/>
+            </w:pPr>
+            <w:r/>
+            <w:r>
+              <w:t>1</w:t>
+            </w:r>
+          </w:p>
+        </w:tc>
+      </w:tr>
+      <w:tr>
+        <w:tc>
+          <w:tcPr>
+            <w:tcW w:type="dxa" w:w="1080"/>
+          </w:tcPr>
+          <w:p>
+            <w:pPr>
+              <w:jc w:val="center"/>
+            </w:pPr>
+            <w:r/>
+            <w:r>
+              <w:t>f</w:t>
             </w:r>
           </w:p>
         </w:tc>
@@ -2178,7 +6185,7 @@
           <w:i w:val="0"/>
           <w:sz w:val="24"/>
         </w:rPr>
-        <w:t>Проверка ограничений в точке (8, 6): −8+12 = 4 ≥ 2 ✓; 8+6 = 14 ≥ 4 ✓; 8−6 = 2 ≤ 2 ✓; 6 ≤ 6 ✓.</w:t>
+        <w:t>Проверка (8, 6): −8+12 = 4 ≥ 2 ✓; 8+6 = 14 ≥ 4 ✓; 8−6 = 2 ≤ 2 ✓; 6 ≤ 6 ✓.</w:t>
       </w:r>
     </w:p>
     <w:p>
